--- a/docs/需求分析规格说明书-完成版.docx
+++ b/docs/需求分析规格说明书-完成版.docx
@@ -2700,6 +2700,15 @@
       <w:bookmarkEnd w:id="3"/>
     </w:p>
     <w:p>
+      <w:r>
+        <w:rPr>
+          <w:rFonts w:ascii="Times New Roman" w:hAnsi="Times New Roman" w:eastAsia="宋体"/>
+          <w:sz w:val="24"/>
+        </w:rPr>
+        <w:t>本文档旨在明确商城系统的功能需求与非功能需求，界定系统的用户角色、用例及核心业务流程，为后续的系统设计、开发与测试提供依据，同时作为项目相关方沟通与评审的统一标准。</w:t>
+      </w:r>
+    </w:p>
+    <w:p>
       <w:pPr>
         <w:pStyle w:val="3"/>
         <w:keepNext/>
@@ -2731,6 +2740,15 @@
       </w:r>
       <w:bookmarkEnd w:id="4"/>
       <w:bookmarkEnd w:id="5"/>
+    </w:p>
+    <w:p>
+      <w:r>
+        <w:rPr>
+          <w:rFonts w:ascii="Times New Roman" w:hAnsi="Times New Roman" w:eastAsia="宋体"/>
+          <w:sz w:val="24"/>
+        </w:rPr>
+        <w:t>本文档描述了商城系统的需求，包括产品介绍、面向的用户群体、应遵循的标准与规范、功能性需求（四大业务流程、用例清单、用例图、用例描述）以及非功能性需求。本文档适用于商城系统的需求分析阶段，涵盖系统默认单一商户场景下的管理员、运营人员、买家三类角色，不涉及系统的具体实现技术与部署方案。</w:t>
+      </w:r>
     </w:p>
     <w:p>
       <w:pPr>
@@ -3010,12 +3028,15 @@
             <w:vAlign w:val="top"/>
           </w:tcPr>
           <w:p>
-            <w:pPr>
-              <w:rPr>
-                <w:rFonts w:hint="eastAsia"/>
-                <w:highlight w:val="yellow"/>
-              </w:rPr>
-            </w:pPr>
+            <w:r/>
+            <w:r>
+              <w:rPr>
+                <w:rFonts w:ascii="Times New Roman" w:hAnsi="Times New Roman" w:eastAsia="宋体"/>
+                <w:b w:val="0"/>
+                <w:sz w:val="21"/>
+              </w:rPr>
+              <w:t>SRS</w:t>
+            </w:r>
           </w:p>
         </w:tc>
         <w:tc>
@@ -3025,12 +3046,15 @@
             <w:vAlign w:val="top"/>
           </w:tcPr>
           <w:p>
-            <w:pPr>
-              <w:rPr>
-                <w:rFonts w:hint="eastAsia"/>
-                <w:highlight w:val="yellow"/>
-              </w:rPr>
-            </w:pPr>
+            <w:r/>
+            <w:r>
+              <w:rPr>
+                <w:rFonts w:ascii="Times New Roman" w:hAnsi="Times New Roman" w:eastAsia="宋体"/>
+                <w:b w:val="0"/>
+                <w:sz w:val="21"/>
+              </w:rPr>
+              <w:t>Software Requirements Specification，软件需求规格说明书，本文档即属于此类文档</w:t>
+            </w:r>
           </w:p>
         </w:tc>
       </w:tr>
@@ -3058,14 +3082,15 @@
             <w:vAlign w:val="top"/>
           </w:tcPr>
           <w:p>
-            <w:pPr>
-              <w:rPr>
-                <w:rFonts w:hint="default" w:eastAsia="宋体"/>
-                <w:i/>
-                <w:color w:val="0000FF"/>
-                <w:lang w:val="en-US" w:eastAsia="zh-CN"/>
-              </w:rPr>
-            </w:pPr>
+            <w:r/>
+            <w:r>
+              <w:rPr>
+                <w:rFonts w:ascii="Times New Roman" w:hAnsi="Times New Roman" w:eastAsia="宋体"/>
+                <w:b w:val="0"/>
+                <w:sz w:val="21"/>
+              </w:rPr>
+              <w:t>B/S</w:t>
+            </w:r>
           </w:p>
         </w:tc>
         <w:tc>
@@ -3075,13 +3100,15 @@
             <w:vAlign w:val="top"/>
           </w:tcPr>
           <w:p>
-            <w:pPr>
-              <w:rPr>
-                <w:rFonts w:hint="eastAsia"/>
-                <w:i/>
-                <w:color w:val="0000FF"/>
-              </w:rPr>
-            </w:pPr>
+            <w:r/>
+            <w:r>
+              <w:rPr>
+                <w:rFonts w:ascii="Times New Roman" w:hAnsi="Times New Roman" w:eastAsia="宋体"/>
+                <w:b w:val="0"/>
+                <w:sz w:val="21"/>
+              </w:rPr>
+              <w:t>Browser/Server，浏览器/服务器架构，用户通过浏览器访问并操作系统</w:t>
+            </w:r>
           </w:p>
         </w:tc>
       </w:tr>
@@ -3109,11 +3136,15 @@
             <w:vAlign w:val="top"/>
           </w:tcPr>
           <w:p>
-            <w:pPr>
-              <w:rPr>
-                <w:rFonts w:hint="eastAsia"/>
-              </w:rPr>
-            </w:pPr>
+            <w:r/>
+            <w:r>
+              <w:rPr>
+                <w:rFonts w:ascii="Times New Roman" w:hAnsi="Times New Roman" w:eastAsia="宋体"/>
+                <w:b w:val="0"/>
+                <w:sz w:val="21"/>
+              </w:rPr>
+              <w:t>用例（Use Case）</w:t>
+            </w:r>
           </w:p>
         </w:tc>
         <w:tc>
@@ -3123,11 +3154,15 @@
             <w:vAlign w:val="top"/>
           </w:tcPr>
           <w:p>
-            <w:pPr>
-              <w:rPr>
-                <w:rFonts w:hint="eastAsia"/>
-              </w:rPr>
-            </w:pPr>
+            <w:r/>
+            <w:r>
+              <w:rPr>
+                <w:rFonts w:ascii="Times New Roman" w:hAnsi="Times New Roman" w:eastAsia="宋体"/>
+                <w:b w:val="0"/>
+                <w:sz w:val="21"/>
+              </w:rPr>
+              <w:t>描述参与者与系统之间一次交互的功能单元</w:t>
+            </w:r>
           </w:p>
         </w:tc>
       </w:tr>
@@ -3155,11 +3190,15 @@
             <w:vAlign w:val="top"/>
           </w:tcPr>
           <w:p>
-            <w:pPr>
-              <w:rPr>
-                <w:rFonts w:hint="eastAsia"/>
-              </w:rPr>
-            </w:pPr>
+            <w:r/>
+            <w:r>
+              <w:rPr>
+                <w:rFonts w:ascii="Times New Roman" w:hAnsi="Times New Roman" w:eastAsia="宋体"/>
+                <w:b w:val="0"/>
+                <w:sz w:val="21"/>
+              </w:rPr>
+              <w:t>活动图（Activity Diagram）</w:t>
+            </w:r>
           </w:p>
         </w:tc>
         <w:tc>
@@ -3169,11 +3208,83 @@
             <w:vAlign w:val="top"/>
           </w:tcPr>
           <w:p>
-            <w:pPr>
-              <w:rPr>
-                <w:rFonts w:hint="eastAsia"/>
-              </w:rPr>
-            </w:pPr>
+            <w:r/>
+            <w:r>
+              <w:rPr>
+                <w:rFonts w:ascii="Times New Roman" w:hAnsi="Times New Roman" w:eastAsia="宋体"/>
+                <w:b w:val="0"/>
+                <w:sz w:val="21"/>
+              </w:rPr>
+              <w:t>描述业务流程中各项活动及其流转关系的图形化表示</w:t>
+            </w:r>
+          </w:p>
+        </w:tc>
+      </w:tr>
+      <w:tr>
+        <w:tc>
+          <w:tcPr>
+            <w:tcW w:type="dxa" w:w="2268"/>
+          </w:tcPr>
+          <w:p>
+            <w:r/>
+            <w:r>
+              <w:rPr>
+                <w:rFonts w:ascii="Times New Roman" w:hAnsi="Times New Roman" w:eastAsia="宋体"/>
+                <w:b w:val="0"/>
+                <w:sz w:val="21"/>
+              </w:rPr>
+              <w:t>参与者（Actor）</w:t>
+            </w:r>
+          </w:p>
+        </w:tc>
+        <w:tc>
+          <w:tcPr>
+            <w:tcW w:type="dxa" w:w="7586"/>
+          </w:tcPr>
+          <w:p>
+            <w:r/>
+            <w:r>
+              <w:rPr>
+                <w:rFonts w:ascii="Times New Roman" w:hAnsi="Times New Roman" w:eastAsia="宋体"/>
+                <w:b w:val="0"/>
+                <w:sz w:val="21"/>
+              </w:rPr>
+              <w:t>与系统发生交互的外部角色，本系统中指管理员、运营人员、买家</w:t>
+            </w:r>
+          </w:p>
+        </w:tc>
+      </w:tr>
+      <w:tr>
+        <w:tc>
+          <w:tcPr>
+            <w:tcW w:type="dxa" w:w="2268"/>
+          </w:tcPr>
+          <w:p>
+            <w:r/>
+            <w:r>
+              <w:rPr>
+                <w:rFonts w:ascii="Times New Roman" w:hAnsi="Times New Roman" w:eastAsia="宋体"/>
+                <w:b w:val="0"/>
+                <w:sz w:val="21"/>
+              </w:rPr>
+              <w:t>商城系统</w:t>
+            </w:r>
+          </w:p>
+        </w:tc>
+        <w:tc>
+          <w:tcPr>
+            <w:tcW w:type="dxa" w:w="7586"/>
+          </w:tcPr>
+          <w:p>
+            <w:r/>
+            <w:r>
+              <w:rPr>
+                <w:rFonts w:ascii="Times New Roman" w:hAnsi="Times New Roman" w:eastAsia="宋体"/>
+                <w:b w:val="0"/>
+                <w:sz w:val="21"/>
+              </w:rPr>
+              <w:t>本文档所描述的网上商品交易系统，默认仅存在一家商户</w:t>
+            </w:r>
           </w:p>
         </w:tc>
       </w:tr>
@@ -6956,11 +7067,15 @@
             <w:vAlign w:val="top"/>
           </w:tcPr>
           <w:p>
-            <w:pPr>
-              <w:rPr>
-                <w:rFonts w:hint="eastAsia"/>
-              </w:rPr>
-            </w:pPr>
+            <w:r/>
+            <w:r>
+              <w:rPr>
+                <w:rFonts w:ascii="Times New Roman" w:hAnsi="Times New Roman" w:eastAsia="宋体"/>
+                <w:b w:val="0"/>
+                <w:sz w:val="21"/>
+              </w:rPr>
+              <w:t>界面风格</w:t>
+            </w:r>
           </w:p>
         </w:tc>
         <w:tc>
@@ -6970,11 +7085,15 @@
             <w:vAlign w:val="top"/>
           </w:tcPr>
           <w:p>
-            <w:pPr>
-              <w:rPr>
-                <w:rFonts w:hint="eastAsia"/>
-              </w:rPr>
-            </w:pPr>
+            <w:r/>
+            <w:r>
+              <w:rPr>
+                <w:rFonts w:ascii="Times New Roman" w:hAnsi="Times New Roman" w:eastAsia="宋体"/>
+                <w:b w:val="0"/>
+                <w:sz w:val="21"/>
+              </w:rPr>
+              <w:t>整体界面简洁、美观，风格统一，符合主流电商网站的设计习惯</w:t>
+            </w:r>
           </w:p>
         </w:tc>
       </w:tr>
@@ -7002,11 +7121,15 @@
             <w:vAlign w:val="top"/>
           </w:tcPr>
           <w:p>
-            <w:pPr>
-              <w:rPr>
-                <w:rFonts w:hint="eastAsia"/>
-              </w:rPr>
-            </w:pPr>
+            <w:r/>
+            <w:r>
+              <w:rPr>
+                <w:rFonts w:ascii="Times New Roman" w:hAnsi="Times New Roman" w:eastAsia="宋体"/>
+                <w:b w:val="0"/>
+                <w:sz w:val="21"/>
+              </w:rPr>
+              <w:t>页面布局</w:t>
+            </w:r>
           </w:p>
         </w:tc>
         <w:tc>
@@ -7016,11 +7139,15 @@
             <w:vAlign w:val="top"/>
           </w:tcPr>
           <w:p>
-            <w:pPr>
-              <w:rPr>
-                <w:rFonts w:hint="eastAsia"/>
-              </w:rPr>
-            </w:pPr>
+            <w:r/>
+            <w:r>
+              <w:rPr>
+                <w:rFonts w:ascii="Times New Roman" w:hAnsi="Times New Roman" w:eastAsia="宋体"/>
+                <w:b w:val="0"/>
+                <w:sz w:val="21"/>
+              </w:rPr>
+              <w:t>前台采用商品展示、分类导航与搜索布局；后台管理采用左侧菜单与内容区布局</w:t>
+            </w:r>
           </w:p>
         </w:tc>
       </w:tr>
@@ -7048,11 +7175,15 @@
             <w:vAlign w:val="top"/>
           </w:tcPr>
           <w:p>
-            <w:pPr>
-              <w:rPr>
-                <w:rFonts w:hint="eastAsia"/>
-              </w:rPr>
-            </w:pPr>
+            <w:r/>
+            <w:r>
+              <w:rPr>
+                <w:rFonts w:ascii="Times New Roman" w:hAnsi="Times New Roman" w:eastAsia="宋体"/>
+                <w:b w:val="0"/>
+                <w:sz w:val="21"/>
+              </w:rPr>
+              <w:t>导航设计</w:t>
+            </w:r>
           </w:p>
         </w:tc>
         <w:tc>
@@ -7062,11 +7193,15 @@
             <w:vAlign w:val="top"/>
           </w:tcPr>
           <w:p>
-            <w:pPr>
-              <w:rPr>
-                <w:rFonts w:hint="eastAsia"/>
-              </w:rPr>
-            </w:pPr>
+            <w:r/>
+            <w:r>
+              <w:rPr>
+                <w:rFonts w:ascii="Times New Roman" w:hAnsi="Times New Roman" w:eastAsia="宋体"/>
+                <w:b w:val="0"/>
+                <w:sz w:val="21"/>
+              </w:rPr>
+              <w:t>导航层级清晰，用户可在三步内到达目标功能页面</w:t>
+            </w:r>
           </w:p>
         </w:tc>
       </w:tr>
@@ -7094,11 +7229,15 @@
             <w:vAlign w:val="top"/>
           </w:tcPr>
           <w:p>
-            <w:pPr>
-              <w:rPr>
-                <w:rFonts w:hint="eastAsia"/>
-              </w:rPr>
-            </w:pPr>
+            <w:r/>
+            <w:r>
+              <w:rPr>
+                <w:rFonts w:ascii="Times New Roman" w:hAnsi="Times New Roman" w:eastAsia="宋体"/>
+                <w:b w:val="0"/>
+                <w:sz w:val="21"/>
+              </w:rPr>
+              <w:t>操作提示</w:t>
+            </w:r>
           </w:p>
         </w:tc>
         <w:tc>
@@ -7108,11 +7247,15 @@
             <w:vAlign w:val="top"/>
           </w:tcPr>
           <w:p>
-            <w:pPr>
-              <w:rPr>
-                <w:rFonts w:hint="eastAsia"/>
-              </w:rPr>
-            </w:pPr>
+            <w:r/>
+            <w:r>
+              <w:rPr>
+                <w:rFonts w:ascii="Times New Roman" w:hAnsi="Times New Roman" w:eastAsia="宋体"/>
+                <w:b w:val="0"/>
+                <w:sz w:val="21"/>
+              </w:rPr>
+              <w:t>关键操作均有明确的结果提示，操作失败时给出具体原因</w:t>
+            </w:r>
           </w:p>
         </w:tc>
       </w:tr>
@@ -7140,11 +7283,15 @@
             <w:vAlign w:val="top"/>
           </w:tcPr>
           <w:p>
-            <w:pPr>
-              <w:rPr>
-                <w:rFonts w:hint="eastAsia"/>
-              </w:rPr>
-            </w:pPr>
+            <w:r/>
+            <w:r>
+              <w:rPr>
+                <w:rFonts w:ascii="Times New Roman" w:hAnsi="Times New Roman" w:eastAsia="宋体"/>
+                <w:b w:val="0"/>
+                <w:sz w:val="21"/>
+              </w:rPr>
+              <w:t>输入校验</w:t>
+            </w:r>
           </w:p>
         </w:tc>
         <w:tc>
@@ -7154,11 +7301,15 @@
             <w:vAlign w:val="top"/>
           </w:tcPr>
           <w:p>
-            <w:pPr>
-              <w:rPr>
-                <w:rFonts w:hint="eastAsia"/>
-              </w:rPr>
-            </w:pPr>
+            <w:r/>
+            <w:r>
+              <w:rPr>
+                <w:rFonts w:ascii="Times New Roman" w:hAnsi="Times New Roman" w:eastAsia="宋体"/>
+                <w:b w:val="0"/>
+                <w:sz w:val="21"/>
+              </w:rPr>
+              <w:t>所有输入项均有格式校验，必填项有醒目标识</w:t>
+            </w:r>
           </w:p>
         </w:tc>
       </w:tr>
@@ -7186,11 +7337,15 @@
             <w:vAlign w:val="top"/>
           </w:tcPr>
           <w:p>
-            <w:pPr>
-              <w:rPr>
-                <w:rFonts w:hint="eastAsia"/>
-              </w:rPr>
-            </w:pPr>
+            <w:r/>
+            <w:r>
+              <w:rPr>
+                <w:rFonts w:ascii="Times New Roman" w:hAnsi="Times New Roman" w:eastAsia="宋体"/>
+                <w:b w:val="0"/>
+                <w:sz w:val="21"/>
+              </w:rPr>
+              <w:t>列表分页</w:t>
+            </w:r>
           </w:p>
         </w:tc>
         <w:tc>
@@ -7200,11 +7355,15 @@
             <w:vAlign w:val="top"/>
           </w:tcPr>
           <w:p>
-            <w:pPr>
-              <w:rPr>
-                <w:rFonts w:hint="eastAsia"/>
-              </w:rPr>
-            </w:pPr>
+            <w:r/>
+            <w:r>
+              <w:rPr>
+                <w:rFonts w:ascii="Times New Roman" w:hAnsi="Times New Roman" w:eastAsia="宋体"/>
+                <w:b w:val="0"/>
+                <w:sz w:val="21"/>
+              </w:rPr>
+              <w:t>商品、订单等列表数据支持分页显示，每页显示数量合理</w:t>
+            </w:r>
           </w:p>
         </w:tc>
       </w:tr>

--- a/docs/需求分析规格说明书-完成版.docx
+++ b/docs/需求分析规格说明书-完成版.docx
@@ -1420,71 +1420,11 @@
     <w:p>
       <w:pPr>
         <w:pStyle w:val="9"/>
-        <w:tabs>
-          <w:tab w:val="right" w:leader="dot" w:pos="9628"/>
-        </w:tabs>
-        <w:rPr>
-          <w:rFonts w:ascii="等线" w:hAnsi="等线" w:eastAsia="等线"/>
-          <w:szCs w:val="22"/>
-        </w:rPr>
       </w:pPr>
       <w:r>
         <w:rPr>
-          <w:rFonts w:ascii="隶书" w:eastAsia="隶书"/>
-          <w:bCs/>
-          <w:sz w:val="52"/>
-          <w:szCs w:val="52"/>
-        </w:rPr>
-        <w:fldChar w:fldCharType="begin"/>
-      </w:r>
-      <w:r>
-        <w:rPr>
-          <w:rFonts w:ascii="隶书" w:eastAsia="隶书"/>
-          <w:bCs/>
-          <w:sz w:val="52"/>
-          <w:szCs w:val="52"/>
-        </w:rPr>
-        <w:instrText xml:space="preserve"> TOC \o "1-3" \h \z \u </w:instrText>
-      </w:r>
-      <w:r>
-        <w:rPr>
-          <w:rFonts w:ascii="隶书" w:eastAsia="隶书"/>
-          <w:bCs/>
-          <w:sz w:val="52"/>
-          <w:szCs w:val="52"/>
-        </w:rPr>
-        <w:fldChar w:fldCharType="separate"/>
-      </w:r>
-      <w:r>
-        <w:rPr>
-          <w:rStyle w:val="14"/>
-        </w:rPr>
-        <w:fldChar w:fldCharType="begin"/>
-      </w:r>
-      <w:r>
-        <w:rPr>
-          <w:rStyle w:val="14"/>
-        </w:rPr>
-        <w:instrText xml:space="preserve"> </w:instrText>
-      </w:r>
-      <w:r>
-        <w:instrText xml:space="preserve">HYPERLINK \l "_Toc99441705"</w:instrText>
-      </w:r>
-      <w:r>
-        <w:rPr>
-          <w:rStyle w:val="14"/>
-        </w:rPr>
-        <w:instrText xml:space="preserve"> </w:instrText>
-      </w:r>
-      <w:r>
-        <w:rPr>
-          <w:rStyle w:val="14"/>
-        </w:rPr>
-        <w:fldChar w:fldCharType="separate"/>
-      </w:r>
-      <w:r>
-        <w:rPr>
-          <w:rStyle w:val="14"/>
+          <w:rFonts w:ascii="Times New Roman" w:hAnsi="Times New Roman" w:eastAsia="宋体"/>
+          <w:sz w:val="21"/>
         </w:rPr>
         <w:t>0. 文档介绍</w:t>
       </w:r>
@@ -1492,68 +1432,21 @@
         <w:tab/>
       </w:r>
       <w:r>
-        <w:fldChar w:fldCharType="begin"/>
-      </w:r>
-      <w:r>
-        <w:instrText xml:space="preserve"> PAGEREF _Toc99441705 \h </w:instrText>
-      </w:r>
-      <w:r>
-        <w:fldChar w:fldCharType="separate"/>
-      </w:r>
-      <w:r>
+        <w:rPr>
+          <w:rFonts w:ascii="Times New Roman" w:hAnsi="Times New Roman" w:eastAsia="宋体"/>
+          <w:sz w:val="21"/>
+        </w:rPr>
         <w:t>4</w:t>
-      </w:r>
-      <w:r>
-        <w:fldChar w:fldCharType="end"/>
-      </w:r>
-      <w:r>
-        <w:rPr>
-          <w:rStyle w:val="14"/>
-        </w:rPr>
-        <w:fldChar w:fldCharType="end"/>
       </w:r>
     </w:p>
     <w:p>
       <w:pPr>
         <w:pStyle w:val="10"/>
-        <w:tabs>
-          <w:tab w:val="right" w:leader="dot" w:pos="9628"/>
-        </w:tabs>
-        <w:rPr>
-          <w:rFonts w:ascii="等线" w:hAnsi="等线" w:eastAsia="等线"/>
-          <w:szCs w:val="22"/>
-        </w:rPr>
       </w:pPr>
       <w:r>
         <w:rPr>
-          <w:rStyle w:val="14"/>
-        </w:rPr>
-        <w:fldChar w:fldCharType="begin"/>
-      </w:r>
-      <w:r>
-        <w:rPr>
-          <w:rStyle w:val="14"/>
-        </w:rPr>
-        <w:instrText xml:space="preserve"> </w:instrText>
-      </w:r>
-      <w:r>
-        <w:instrText xml:space="preserve">HYPERLINK \l "_Toc99441706"</w:instrText>
-      </w:r>
-      <w:r>
-        <w:rPr>
-          <w:rStyle w:val="14"/>
-        </w:rPr>
-        <w:instrText xml:space="preserve"> </w:instrText>
-      </w:r>
-      <w:r>
-        <w:rPr>
-          <w:rStyle w:val="14"/>
-        </w:rPr>
-        <w:fldChar w:fldCharType="separate"/>
-      </w:r>
-      <w:r>
-        <w:rPr>
-          <w:rStyle w:val="14"/>
+          <w:rFonts w:ascii="Times New Roman" w:hAnsi="Times New Roman" w:eastAsia="宋体"/>
+          <w:sz w:val="21"/>
         </w:rPr>
         <w:t>0.1 文档目的</w:t>
       </w:r>
@@ -1561,68 +1454,21 @@
         <w:tab/>
       </w:r>
       <w:r>
-        <w:fldChar w:fldCharType="begin"/>
-      </w:r>
-      <w:r>
-        <w:instrText xml:space="preserve"> PAGEREF _Toc99441706 \h </w:instrText>
-      </w:r>
-      <w:r>
-        <w:fldChar w:fldCharType="separate"/>
-      </w:r>
-      <w:r>
+        <w:rPr>
+          <w:rFonts w:ascii="Times New Roman" w:hAnsi="Times New Roman" w:eastAsia="宋体"/>
+          <w:sz w:val="21"/>
+        </w:rPr>
         <w:t>4</w:t>
-      </w:r>
-      <w:r>
-        <w:fldChar w:fldCharType="end"/>
-      </w:r>
-      <w:r>
-        <w:rPr>
-          <w:rStyle w:val="14"/>
-        </w:rPr>
-        <w:fldChar w:fldCharType="end"/>
       </w:r>
     </w:p>
     <w:p>
       <w:pPr>
         <w:pStyle w:val="10"/>
-        <w:tabs>
-          <w:tab w:val="right" w:leader="dot" w:pos="9628"/>
-        </w:tabs>
-        <w:rPr>
-          <w:rFonts w:ascii="等线" w:hAnsi="等线" w:eastAsia="等线"/>
-          <w:szCs w:val="22"/>
-        </w:rPr>
       </w:pPr>
       <w:r>
         <w:rPr>
-          <w:rStyle w:val="14"/>
-        </w:rPr>
-        <w:fldChar w:fldCharType="begin"/>
-      </w:r>
-      <w:r>
-        <w:rPr>
-          <w:rStyle w:val="14"/>
-        </w:rPr>
-        <w:instrText xml:space="preserve"> </w:instrText>
-      </w:r>
-      <w:r>
-        <w:instrText xml:space="preserve">HYPERLINK \l "_Toc99441707"</w:instrText>
-      </w:r>
-      <w:r>
-        <w:rPr>
-          <w:rStyle w:val="14"/>
-        </w:rPr>
-        <w:instrText xml:space="preserve"> </w:instrText>
-      </w:r>
-      <w:r>
-        <w:rPr>
-          <w:rStyle w:val="14"/>
-        </w:rPr>
-        <w:fldChar w:fldCharType="separate"/>
-      </w:r>
-      <w:r>
-        <w:rPr>
-          <w:rStyle w:val="14"/>
+          <w:rFonts w:ascii="Times New Roman" w:hAnsi="Times New Roman" w:eastAsia="宋体"/>
+          <w:sz w:val="21"/>
         </w:rPr>
         <w:t>0.2 文档范围</w:t>
       </w:r>
@@ -1630,68 +1476,21 @@
         <w:tab/>
       </w:r>
       <w:r>
-        <w:fldChar w:fldCharType="begin"/>
-      </w:r>
-      <w:r>
-        <w:instrText xml:space="preserve"> PAGEREF _Toc99441707 \h </w:instrText>
-      </w:r>
-      <w:r>
-        <w:fldChar w:fldCharType="separate"/>
-      </w:r>
-      <w:r>
+        <w:rPr>
+          <w:rFonts w:ascii="Times New Roman" w:hAnsi="Times New Roman" w:eastAsia="宋体"/>
+          <w:sz w:val="21"/>
+        </w:rPr>
         <w:t>4</w:t>
-      </w:r>
-      <w:r>
-        <w:fldChar w:fldCharType="end"/>
-      </w:r>
-      <w:r>
-        <w:rPr>
-          <w:rStyle w:val="14"/>
-        </w:rPr>
-        <w:fldChar w:fldCharType="end"/>
       </w:r>
     </w:p>
     <w:p>
       <w:pPr>
         <w:pStyle w:val="10"/>
-        <w:tabs>
-          <w:tab w:val="right" w:leader="dot" w:pos="9628"/>
-        </w:tabs>
-        <w:rPr>
-          <w:rFonts w:ascii="等线" w:hAnsi="等线" w:eastAsia="等线"/>
-          <w:szCs w:val="22"/>
-        </w:rPr>
       </w:pPr>
       <w:r>
         <w:rPr>
-          <w:rStyle w:val="14"/>
-        </w:rPr>
-        <w:fldChar w:fldCharType="begin"/>
-      </w:r>
-      <w:r>
-        <w:rPr>
-          <w:rStyle w:val="14"/>
-        </w:rPr>
-        <w:instrText xml:space="preserve"> </w:instrText>
-      </w:r>
-      <w:r>
-        <w:instrText xml:space="preserve">HYPERLINK \l "_Toc99441708"</w:instrText>
-      </w:r>
-      <w:r>
-        <w:rPr>
-          <w:rStyle w:val="14"/>
-        </w:rPr>
-        <w:instrText xml:space="preserve"> </w:instrText>
-      </w:r>
-      <w:r>
-        <w:rPr>
-          <w:rStyle w:val="14"/>
-        </w:rPr>
-        <w:fldChar w:fldCharType="separate"/>
-      </w:r>
-      <w:r>
-        <w:rPr>
-          <w:rStyle w:val="14"/>
+          <w:rFonts w:ascii="Times New Roman" w:hAnsi="Times New Roman" w:eastAsia="宋体"/>
+          <w:sz w:val="21"/>
         </w:rPr>
         <w:t>0.3 读者对象</w:t>
       </w:r>
@@ -1699,68 +1498,21 @@
         <w:tab/>
       </w:r>
       <w:r>
-        <w:fldChar w:fldCharType="begin"/>
-      </w:r>
-      <w:r>
-        <w:instrText xml:space="preserve"> PAGEREF _Toc99441708 \h </w:instrText>
-      </w:r>
-      <w:r>
-        <w:fldChar w:fldCharType="separate"/>
-      </w:r>
-      <w:r>
+        <w:rPr>
+          <w:rFonts w:ascii="Times New Roman" w:hAnsi="Times New Roman" w:eastAsia="宋体"/>
+          <w:sz w:val="21"/>
+        </w:rPr>
         <w:t>4</w:t>
-      </w:r>
-      <w:r>
-        <w:fldChar w:fldCharType="end"/>
-      </w:r>
-      <w:r>
-        <w:rPr>
-          <w:rStyle w:val="14"/>
-        </w:rPr>
-        <w:fldChar w:fldCharType="end"/>
       </w:r>
     </w:p>
     <w:p>
       <w:pPr>
         <w:pStyle w:val="10"/>
-        <w:tabs>
-          <w:tab w:val="right" w:leader="dot" w:pos="9628"/>
-        </w:tabs>
-        <w:rPr>
-          <w:rFonts w:ascii="等线" w:hAnsi="等线" w:eastAsia="等线"/>
-          <w:szCs w:val="22"/>
-        </w:rPr>
       </w:pPr>
       <w:r>
         <w:rPr>
-          <w:rStyle w:val="14"/>
-        </w:rPr>
-        <w:fldChar w:fldCharType="begin"/>
-      </w:r>
-      <w:r>
-        <w:rPr>
-          <w:rStyle w:val="14"/>
-        </w:rPr>
-        <w:instrText xml:space="preserve"> </w:instrText>
-      </w:r>
-      <w:r>
-        <w:instrText xml:space="preserve">HYPERLINK \l "_Toc99441709"</w:instrText>
-      </w:r>
-      <w:r>
-        <w:rPr>
-          <w:rStyle w:val="14"/>
-        </w:rPr>
-        <w:instrText xml:space="preserve"> </w:instrText>
-      </w:r>
-      <w:r>
-        <w:rPr>
-          <w:rStyle w:val="14"/>
-        </w:rPr>
-        <w:fldChar w:fldCharType="separate"/>
-      </w:r>
-      <w:r>
-        <w:rPr>
-          <w:rStyle w:val="14"/>
+          <w:rFonts w:ascii="Times New Roman" w:hAnsi="Times New Roman" w:eastAsia="宋体"/>
+          <w:sz w:val="21"/>
         </w:rPr>
         <w:t>0.4 参考文档</w:t>
       </w:r>
@@ -1768,68 +1520,21 @@
         <w:tab/>
       </w:r>
       <w:r>
-        <w:fldChar w:fldCharType="begin"/>
-      </w:r>
-      <w:r>
-        <w:instrText xml:space="preserve"> PAGEREF _Toc99441709 \h </w:instrText>
-      </w:r>
-      <w:r>
-        <w:fldChar w:fldCharType="separate"/>
-      </w:r>
-      <w:r>
-        <w:t>4</w:t>
-      </w:r>
-      <w:r>
-        <w:fldChar w:fldCharType="end"/>
-      </w:r>
-      <w:r>
-        <w:rPr>
-          <w:rStyle w:val="14"/>
-        </w:rPr>
-        <w:fldChar w:fldCharType="end"/>
+        <w:rPr>
+          <w:rFonts w:ascii="Times New Roman" w:hAnsi="Times New Roman" w:eastAsia="宋体"/>
+          <w:sz w:val="21"/>
+        </w:rPr>
+        <w:t>5</w:t>
       </w:r>
     </w:p>
     <w:p>
       <w:pPr>
         <w:pStyle w:val="10"/>
-        <w:tabs>
-          <w:tab w:val="right" w:leader="dot" w:pos="9628"/>
-        </w:tabs>
-        <w:rPr>
-          <w:rFonts w:ascii="等线" w:hAnsi="等线" w:eastAsia="等线"/>
-          <w:szCs w:val="22"/>
-        </w:rPr>
       </w:pPr>
       <w:r>
         <w:rPr>
-          <w:rStyle w:val="14"/>
-        </w:rPr>
-        <w:fldChar w:fldCharType="begin"/>
-      </w:r>
-      <w:r>
-        <w:rPr>
-          <w:rStyle w:val="14"/>
-        </w:rPr>
-        <w:instrText xml:space="preserve"> </w:instrText>
-      </w:r>
-      <w:r>
-        <w:instrText xml:space="preserve">HYPERLINK \l "_Toc99441710"</w:instrText>
-      </w:r>
-      <w:r>
-        <w:rPr>
-          <w:rStyle w:val="14"/>
-        </w:rPr>
-        <w:instrText xml:space="preserve"> </w:instrText>
-      </w:r>
-      <w:r>
-        <w:rPr>
-          <w:rStyle w:val="14"/>
-        </w:rPr>
-        <w:fldChar w:fldCharType="separate"/>
-      </w:r>
-      <w:r>
-        <w:rPr>
-          <w:rStyle w:val="14"/>
+          <w:rFonts w:ascii="Times New Roman" w:hAnsi="Times New Roman" w:eastAsia="宋体"/>
+          <w:sz w:val="21"/>
         </w:rPr>
         <w:t>0.5 术语与缩写解释</w:t>
       </w:r>
@@ -1837,68 +1542,21 @@
         <w:tab/>
       </w:r>
       <w:r>
-        <w:fldChar w:fldCharType="begin"/>
-      </w:r>
-      <w:r>
-        <w:instrText xml:space="preserve"> PAGEREF _Toc99441710 \h </w:instrText>
-      </w:r>
-      <w:r>
-        <w:fldChar w:fldCharType="separate"/>
-      </w:r>
-      <w:r>
+        <w:rPr>
+          <w:rFonts w:ascii="Times New Roman" w:hAnsi="Times New Roman" w:eastAsia="宋体"/>
+          <w:sz w:val="21"/>
+        </w:rPr>
         <w:t>5</w:t>
-      </w:r>
-      <w:r>
-        <w:fldChar w:fldCharType="end"/>
-      </w:r>
-      <w:r>
-        <w:rPr>
-          <w:rStyle w:val="14"/>
-        </w:rPr>
-        <w:fldChar w:fldCharType="end"/>
       </w:r>
     </w:p>
     <w:p>
       <w:pPr>
         <w:pStyle w:val="9"/>
-        <w:tabs>
-          <w:tab w:val="right" w:leader="dot" w:pos="9628"/>
-        </w:tabs>
-        <w:rPr>
-          <w:rFonts w:ascii="等线" w:hAnsi="等线" w:eastAsia="等线"/>
-          <w:szCs w:val="22"/>
-        </w:rPr>
       </w:pPr>
       <w:r>
         <w:rPr>
-          <w:rStyle w:val="14"/>
-        </w:rPr>
-        <w:fldChar w:fldCharType="begin"/>
-      </w:r>
-      <w:r>
-        <w:rPr>
-          <w:rStyle w:val="14"/>
-        </w:rPr>
-        <w:instrText xml:space="preserve"> </w:instrText>
-      </w:r>
-      <w:r>
-        <w:instrText xml:space="preserve">HYPERLINK \l "_Toc99441711"</w:instrText>
-      </w:r>
-      <w:r>
-        <w:rPr>
-          <w:rStyle w:val="14"/>
-        </w:rPr>
-        <w:instrText xml:space="preserve"> </w:instrText>
-      </w:r>
-      <w:r>
-        <w:rPr>
-          <w:rStyle w:val="14"/>
-        </w:rPr>
-        <w:fldChar w:fldCharType="separate"/>
-      </w:r>
-      <w:r>
-        <w:rPr>
-          <w:rStyle w:val="14"/>
+          <w:rFonts w:ascii="Times New Roman" w:hAnsi="Times New Roman" w:eastAsia="宋体"/>
+          <w:sz w:val="21"/>
         </w:rPr>
         <w:t>1. 产品介绍</w:t>
       </w:r>
@@ -1906,68 +1564,21 @@
         <w:tab/>
       </w:r>
       <w:r>
-        <w:fldChar w:fldCharType="begin"/>
-      </w:r>
-      <w:r>
-        <w:instrText xml:space="preserve"> PAGEREF _Toc99441711 \h </w:instrText>
-      </w:r>
-      <w:r>
-        <w:fldChar w:fldCharType="separate"/>
-      </w:r>
-      <w:r>
+        <w:rPr>
+          <w:rFonts w:ascii="Times New Roman" w:hAnsi="Times New Roman" w:eastAsia="宋体"/>
+          <w:sz w:val="21"/>
+        </w:rPr>
         <w:t>5</w:t>
-      </w:r>
-      <w:r>
-        <w:fldChar w:fldCharType="end"/>
-      </w:r>
-      <w:r>
-        <w:rPr>
-          <w:rStyle w:val="14"/>
-        </w:rPr>
-        <w:fldChar w:fldCharType="end"/>
       </w:r>
     </w:p>
     <w:p>
       <w:pPr>
         <w:pStyle w:val="9"/>
-        <w:tabs>
-          <w:tab w:val="right" w:leader="dot" w:pos="9628"/>
-        </w:tabs>
-        <w:rPr>
-          <w:rFonts w:ascii="等线" w:hAnsi="等线" w:eastAsia="等线"/>
-          <w:szCs w:val="22"/>
-        </w:rPr>
       </w:pPr>
       <w:r>
         <w:rPr>
-          <w:rStyle w:val="14"/>
-        </w:rPr>
-        <w:fldChar w:fldCharType="begin"/>
-      </w:r>
-      <w:r>
-        <w:rPr>
-          <w:rStyle w:val="14"/>
-        </w:rPr>
-        <w:instrText xml:space="preserve"> </w:instrText>
-      </w:r>
-      <w:r>
-        <w:instrText xml:space="preserve">HYPERLINK \l "_Toc99441712"</w:instrText>
-      </w:r>
-      <w:r>
-        <w:rPr>
-          <w:rStyle w:val="14"/>
-        </w:rPr>
-        <w:instrText xml:space="preserve"> </w:instrText>
-      </w:r>
-      <w:r>
-        <w:rPr>
-          <w:rStyle w:val="14"/>
-        </w:rPr>
-        <w:fldChar w:fldCharType="separate"/>
-      </w:r>
-      <w:r>
-        <w:rPr>
-          <w:rStyle w:val="14"/>
+          <w:rFonts w:ascii="Times New Roman" w:hAnsi="Times New Roman" w:eastAsia="宋体"/>
+          <w:sz w:val="21"/>
         </w:rPr>
         <w:t>2. 产品面向的用户群体</w:t>
       </w:r>
@@ -1975,68 +1586,21 @@
         <w:tab/>
       </w:r>
       <w:r>
-        <w:fldChar w:fldCharType="begin"/>
-      </w:r>
-      <w:r>
-        <w:instrText xml:space="preserve"> PAGEREF _Toc99441712 \h </w:instrText>
-      </w:r>
-      <w:r>
-        <w:fldChar w:fldCharType="separate"/>
-      </w:r>
-      <w:r>
-        <w:t>5</w:t>
-      </w:r>
-      <w:r>
-        <w:fldChar w:fldCharType="end"/>
-      </w:r>
-      <w:r>
-        <w:rPr>
-          <w:rStyle w:val="14"/>
-        </w:rPr>
-        <w:fldChar w:fldCharType="end"/>
+        <w:rPr>
+          <w:rFonts w:ascii="Times New Roman" w:hAnsi="Times New Roman" w:eastAsia="宋体"/>
+          <w:sz w:val="21"/>
+        </w:rPr>
+        <w:t>6</w:t>
       </w:r>
     </w:p>
     <w:p>
       <w:pPr>
         <w:pStyle w:val="9"/>
-        <w:tabs>
-          <w:tab w:val="right" w:leader="dot" w:pos="9628"/>
-        </w:tabs>
-        <w:rPr>
-          <w:rFonts w:ascii="等线" w:hAnsi="等线" w:eastAsia="等线"/>
-          <w:szCs w:val="22"/>
-        </w:rPr>
       </w:pPr>
       <w:r>
         <w:rPr>
-          <w:rStyle w:val="14"/>
-        </w:rPr>
-        <w:fldChar w:fldCharType="begin"/>
-      </w:r>
-      <w:r>
-        <w:rPr>
-          <w:rStyle w:val="14"/>
-        </w:rPr>
-        <w:instrText xml:space="preserve"> </w:instrText>
-      </w:r>
-      <w:r>
-        <w:instrText xml:space="preserve">HYPERLINK \l "_Toc99441713"</w:instrText>
-      </w:r>
-      <w:r>
-        <w:rPr>
-          <w:rStyle w:val="14"/>
-        </w:rPr>
-        <w:instrText xml:space="preserve"> </w:instrText>
-      </w:r>
-      <w:r>
-        <w:rPr>
-          <w:rStyle w:val="14"/>
-        </w:rPr>
-        <w:fldChar w:fldCharType="separate"/>
-      </w:r>
-      <w:r>
-        <w:rPr>
-          <w:rStyle w:val="14"/>
+          <w:rFonts w:ascii="Times New Roman" w:hAnsi="Times New Roman" w:eastAsia="宋体"/>
+          <w:sz w:val="21"/>
         </w:rPr>
         <w:t>3. 产品应当遵循的标准或规范</w:t>
       </w:r>
@@ -2044,293 +1608,109 @@
         <w:tab/>
       </w:r>
       <w:r>
-        <w:fldChar w:fldCharType="begin"/>
-      </w:r>
-      <w:r>
-        <w:instrText xml:space="preserve"> PAGEREF _Toc99441713 \h </w:instrText>
-      </w:r>
-      <w:r>
-        <w:fldChar w:fldCharType="separate"/>
-      </w:r>
-      <w:r>
+        <w:rPr>
+          <w:rFonts w:ascii="Times New Roman" w:hAnsi="Times New Roman" w:eastAsia="宋体"/>
+          <w:sz w:val="21"/>
+        </w:rPr>
         <w:t>6</w:t>
-      </w:r>
-      <w:r>
-        <w:fldChar w:fldCharType="end"/>
-      </w:r>
-      <w:r>
-        <w:rPr>
-          <w:rStyle w:val="14"/>
-        </w:rPr>
-        <w:fldChar w:fldCharType="end"/>
       </w:r>
     </w:p>
     <w:p>
       <w:pPr>
         <w:pStyle w:val="9"/>
-        <w:tabs>
-          <w:tab w:val="right" w:leader="dot" w:pos="9628"/>
-        </w:tabs>
-        <w:rPr>
-          <w:rFonts w:ascii="等线" w:hAnsi="等线" w:eastAsia="等线"/>
-          <w:szCs w:val="22"/>
-        </w:rPr>
       </w:pPr>
       <w:r>
         <w:rPr>
-          <w:rStyle w:val="14"/>
-        </w:rPr>
-        <w:fldChar w:fldCharType="begin"/>
-      </w:r>
-      <w:r>
-        <w:rPr>
-          <w:rStyle w:val="14"/>
-        </w:rPr>
-        <w:instrText xml:space="preserve"> </w:instrText>
-      </w:r>
-      <w:r>
-        <w:instrText xml:space="preserve">HYPERLINK \l "_Toc99441714"</w:instrText>
-      </w:r>
-      <w:r>
-        <w:rPr>
-          <w:rStyle w:val="14"/>
-        </w:rPr>
-        <w:instrText xml:space="preserve"> </w:instrText>
-      </w:r>
-      <w:r>
-        <w:rPr>
-          <w:rStyle w:val="14"/>
-        </w:rPr>
-        <w:fldChar w:fldCharType="separate"/>
-      </w:r>
-      <w:r>
-        <w:rPr>
-          <w:rStyle w:val="14"/>
+          <w:rFonts w:ascii="Times New Roman" w:hAnsi="Times New Roman" w:eastAsia="宋体"/>
+          <w:sz w:val="21"/>
         </w:rPr>
         <w:t>4. 产品的功能性需求</w:t>
       </w:r>
-      <w:bookmarkStart w:id="23" w:name="_GoBack"/>
-      <w:bookmarkEnd w:id="23"/>
       <w:r>
         <w:tab/>
       </w:r>
       <w:r>
-        <w:fldChar w:fldCharType="begin"/>
-      </w:r>
-      <w:r>
-        <w:instrText xml:space="preserve"> PAGEREF _Toc99441714 \h </w:instrText>
-      </w:r>
-      <w:r>
-        <w:fldChar w:fldCharType="separate"/>
-      </w:r>
-      <w:r>
-        <w:t>6</w:t>
-      </w:r>
-      <w:r>
-        <w:fldChar w:fldCharType="end"/>
-      </w:r>
-      <w:r>
-        <w:rPr>
-          <w:rStyle w:val="14"/>
-        </w:rPr>
-        <w:fldChar w:fldCharType="end"/>
+        <w:rPr>
+          <w:rFonts w:ascii="Times New Roman" w:hAnsi="Times New Roman" w:eastAsia="宋体"/>
+          <w:sz w:val="21"/>
+        </w:rPr>
+        <w:t>7</w:t>
       </w:r>
     </w:p>
     <w:p>
       <w:pPr>
         <w:pStyle w:val="10"/>
-        <w:tabs>
-          <w:tab w:val="right" w:leader="dot" w:pos="9628"/>
-        </w:tabs>
-        <w:rPr>
-          <w:rStyle w:val="14"/>
-        </w:rPr>
       </w:pPr>
       <w:r>
         <w:rPr>
-          <w:rStyle w:val="14"/>
-        </w:rPr>
-        <w:fldChar w:fldCharType="begin"/>
-      </w:r>
-      <w:r>
-        <w:rPr>
-          <w:rStyle w:val="14"/>
-        </w:rPr>
-        <w:instrText xml:space="preserve"> HYPERLINK \l "_Toc99441715" </w:instrText>
-      </w:r>
-      <w:r>
-        <w:rPr>
-          <w:rStyle w:val="14"/>
-        </w:rPr>
-        <w:fldChar w:fldCharType="separate"/>
-      </w:r>
-      <w:r>
-        <w:rPr>
-          <w:rStyle w:val="14"/>
+          <w:rFonts w:ascii="Times New Roman" w:hAnsi="Times New Roman" w:eastAsia="宋体"/>
+          <w:sz w:val="21"/>
         </w:rPr>
         <w:t>4.1 产品业务流程图</w:t>
       </w:r>
       <w:r>
-        <w:rPr>
-          <w:rStyle w:val="14"/>
-        </w:rPr>
         <w:tab/>
       </w:r>
       <w:r>
         <w:rPr>
-          <w:rStyle w:val="14"/>
-        </w:rPr>
-        <w:fldChar w:fldCharType="begin"/>
-      </w:r>
-      <w:r>
-        <w:rPr>
-          <w:rStyle w:val="14"/>
-        </w:rPr>
-        <w:instrText xml:space="preserve"> PAGEREF _Toc99441715 \h </w:instrText>
-      </w:r>
-      <w:r>
-        <w:rPr>
-          <w:rStyle w:val="14"/>
-        </w:rPr>
-        <w:fldChar w:fldCharType="separate"/>
-      </w:r>
-      <w:r>
-        <w:rPr>
-          <w:rStyle w:val="14"/>
+          <w:rFonts w:ascii="Times New Roman" w:hAnsi="Times New Roman" w:eastAsia="宋体"/>
+          <w:sz w:val="21"/>
         </w:rPr>
         <w:t>7</w:t>
-      </w:r>
-      <w:r>
-        <w:rPr>
-          <w:rStyle w:val="14"/>
-        </w:rPr>
-        <w:fldChar w:fldCharType="end"/>
-      </w:r>
-      <w:r>
-        <w:rPr>
-          <w:rStyle w:val="14"/>
-        </w:rPr>
-        <w:fldChar w:fldCharType="end"/>
       </w:r>
     </w:p>
     <w:p>
       <w:pPr>
         <w:pStyle w:val="10"/>
-        <w:tabs>
-          <w:tab w:val="right" w:leader="dot" w:pos="9628"/>
-        </w:tabs>
-        <w:rPr>
-          <w:rStyle w:val="14"/>
-        </w:rPr>
       </w:pPr>
       <w:r>
         <w:rPr>
-          <w:rStyle w:val="14"/>
-        </w:rPr>
-        <w:fldChar w:fldCharType="begin"/>
-      </w:r>
-      <w:r>
-        <w:rPr>
-          <w:rStyle w:val="14"/>
-        </w:rPr>
-        <w:instrText xml:space="preserve"> HYPERLINK \l "_Toc99441716" </w:instrText>
-      </w:r>
-      <w:r>
-        <w:rPr>
-          <w:rStyle w:val="14"/>
-        </w:rPr>
-        <w:fldChar w:fldCharType="separate"/>
-      </w:r>
-      <w:r>
-        <w:rPr>
-          <w:rStyle w:val="14"/>
+          <w:rFonts w:ascii="Times New Roman" w:hAnsi="Times New Roman" w:eastAsia="宋体"/>
+          <w:sz w:val="21"/>
         </w:rPr>
         <w:t>4.2 功能性需求分类</w:t>
       </w:r>
       <w:r>
-        <w:rPr>
-          <w:rStyle w:val="14"/>
-        </w:rPr>
         <w:tab/>
       </w:r>
       <w:r>
         <w:rPr>
-          <w:rStyle w:val="14"/>
-        </w:rPr>
-        <w:fldChar w:fldCharType="begin"/>
-      </w:r>
-      <w:r>
-        <w:rPr>
-          <w:rStyle w:val="14"/>
-        </w:rPr>
-        <w:instrText xml:space="preserve"> PAGEREF _Toc99441716 \h </w:instrText>
-      </w:r>
-      <w:r>
-        <w:rPr>
-          <w:rStyle w:val="14"/>
-        </w:rPr>
-        <w:fldChar w:fldCharType="separate"/>
-      </w:r>
-      <w:r>
-        <w:rPr>
-          <w:rStyle w:val="14"/>
-        </w:rPr>
-        <w:t>8</w:t>
-      </w:r>
-      <w:r>
-        <w:rPr>
-          <w:rStyle w:val="14"/>
-        </w:rPr>
-        <w:fldChar w:fldCharType="end"/>
-      </w:r>
-      <w:r>
-        <w:rPr>
-          <w:rStyle w:val="14"/>
-        </w:rPr>
-        <w:fldChar w:fldCharType="end"/>
+          <w:rFonts w:ascii="Times New Roman" w:hAnsi="Times New Roman" w:eastAsia="宋体"/>
+          <w:sz w:val="21"/>
+        </w:rPr>
+        <w:t>9</w:t>
+      </w:r>
+    </w:p>
+    <w:p>
+      <w:pPr>
+        <w:pStyle w:val="10"/>
+      </w:pPr>
+      <w:r>
+        <w:rPr>
+          <w:rFonts w:ascii="Times New Roman" w:hAnsi="Times New Roman" w:eastAsia="宋体"/>
+          <w:sz w:val="21"/>
+        </w:rPr>
+        <w:t>4.3 用例描述</w:t>
+      </w:r>
+      <w:r>
+        <w:tab/>
+      </w:r>
+      <w:r>
+        <w:rPr>
+          <w:rFonts w:ascii="Times New Roman" w:hAnsi="Times New Roman" w:eastAsia="宋体"/>
+          <w:sz w:val="21"/>
+        </w:rPr>
+        <w:t>11</w:t>
       </w:r>
     </w:p>
     <w:p>
       <w:pPr>
         <w:pStyle w:val="9"/>
-        <w:tabs>
-          <w:tab w:val="right" w:leader="dot" w:pos="9628"/>
-        </w:tabs>
-        <w:rPr>
-          <w:rFonts w:ascii="等线" w:hAnsi="等线" w:eastAsia="等线"/>
-          <w:szCs w:val="22"/>
-        </w:rPr>
       </w:pPr>
       <w:r>
         <w:rPr>
-          <w:rStyle w:val="14"/>
-        </w:rPr>
-        <w:fldChar w:fldCharType="begin"/>
-      </w:r>
-      <w:r>
-        <w:rPr>
-          <w:rStyle w:val="14"/>
-        </w:rPr>
-        <w:instrText xml:space="preserve"> </w:instrText>
-      </w:r>
-      <w:r>
-        <w:instrText xml:space="preserve">HYPERLINK \l "_Toc99441722"</w:instrText>
-      </w:r>
-      <w:r>
-        <w:rPr>
-          <w:rStyle w:val="14"/>
-        </w:rPr>
-        <w:instrText xml:space="preserve"> </w:instrText>
-      </w:r>
-      <w:r>
-        <w:rPr>
-          <w:rStyle w:val="14"/>
-        </w:rPr>
-        <w:fldChar w:fldCharType="separate"/>
-      </w:r>
-      <w:r>
-        <w:rPr>
-          <w:rStyle w:val="14"/>
+          <w:rFonts w:ascii="Times New Roman" w:hAnsi="Times New Roman" w:eastAsia="宋体"/>
+          <w:sz w:val="21"/>
         </w:rPr>
         <w:t>5. 产品的非功能性需求</w:t>
       </w:r>
@@ -2338,68 +1718,21 @@
         <w:tab/>
       </w:r>
       <w:r>
-        <w:fldChar w:fldCharType="begin"/>
-      </w:r>
-      <w:r>
-        <w:instrText xml:space="preserve"> PAGEREF _Toc99441722 \h </w:instrText>
-      </w:r>
-      <w:r>
-        <w:fldChar w:fldCharType="separate"/>
-      </w:r>
-      <w:r>
-        <w:t>10</w:t>
-      </w:r>
-      <w:r>
-        <w:fldChar w:fldCharType="end"/>
-      </w:r>
-      <w:r>
-        <w:rPr>
-          <w:rStyle w:val="14"/>
-        </w:rPr>
-        <w:fldChar w:fldCharType="end"/>
+        <w:rPr>
+          <w:rFonts w:ascii="Times New Roman" w:hAnsi="Times New Roman" w:eastAsia="宋体"/>
+          <w:sz w:val="21"/>
+        </w:rPr>
+        <w:t>14</w:t>
       </w:r>
     </w:p>
     <w:p>
       <w:pPr>
         <w:pStyle w:val="10"/>
-        <w:tabs>
-          <w:tab w:val="right" w:leader="dot" w:pos="9628"/>
-        </w:tabs>
-        <w:rPr>
-          <w:rFonts w:ascii="等线" w:hAnsi="等线" w:eastAsia="等线"/>
-          <w:szCs w:val="22"/>
-        </w:rPr>
       </w:pPr>
       <w:r>
         <w:rPr>
-          <w:rStyle w:val="14"/>
-        </w:rPr>
-        <w:fldChar w:fldCharType="begin"/>
-      </w:r>
-      <w:r>
-        <w:rPr>
-          <w:rStyle w:val="14"/>
-        </w:rPr>
-        <w:instrText xml:space="preserve"> </w:instrText>
-      </w:r>
-      <w:r>
-        <w:instrText xml:space="preserve">HYPERLINK \l "_Toc99441723"</w:instrText>
-      </w:r>
-      <w:r>
-        <w:rPr>
-          <w:rStyle w:val="14"/>
-        </w:rPr>
-        <w:instrText xml:space="preserve"> </w:instrText>
-      </w:r>
-      <w:r>
-        <w:rPr>
-          <w:rStyle w:val="14"/>
-        </w:rPr>
-        <w:fldChar w:fldCharType="separate"/>
-      </w:r>
-      <w:r>
-        <w:rPr>
-          <w:rStyle w:val="14"/>
+          <w:rFonts w:ascii="Times New Roman" w:hAnsi="Times New Roman" w:eastAsia="宋体"/>
+          <w:sz w:val="21"/>
         </w:rPr>
         <w:t>5.1 用户界面需求</w:t>
       </w:r>
@@ -2407,68 +1740,21 @@
         <w:tab/>
       </w:r>
       <w:r>
-        <w:fldChar w:fldCharType="begin"/>
-      </w:r>
-      <w:r>
-        <w:instrText xml:space="preserve"> PAGEREF _Toc99441723 \h </w:instrText>
-      </w:r>
-      <w:r>
-        <w:fldChar w:fldCharType="separate"/>
-      </w:r>
-      <w:r>
-        <w:t>10</w:t>
-      </w:r>
-      <w:r>
-        <w:fldChar w:fldCharType="end"/>
-      </w:r>
-      <w:r>
-        <w:rPr>
-          <w:rStyle w:val="14"/>
-        </w:rPr>
-        <w:fldChar w:fldCharType="end"/>
+        <w:rPr>
+          <w:rFonts w:ascii="Times New Roman" w:hAnsi="Times New Roman" w:eastAsia="宋体"/>
+          <w:sz w:val="21"/>
+        </w:rPr>
+        <w:t>14</w:t>
       </w:r>
     </w:p>
     <w:p>
       <w:pPr>
         <w:pStyle w:val="10"/>
-        <w:tabs>
-          <w:tab w:val="right" w:leader="dot" w:pos="9628"/>
-        </w:tabs>
-        <w:rPr>
-          <w:rFonts w:ascii="等线" w:hAnsi="等线" w:eastAsia="等线"/>
-          <w:szCs w:val="22"/>
-        </w:rPr>
       </w:pPr>
       <w:r>
         <w:rPr>
-          <w:rStyle w:val="14"/>
-        </w:rPr>
-        <w:fldChar w:fldCharType="begin"/>
-      </w:r>
-      <w:r>
-        <w:rPr>
-          <w:rStyle w:val="14"/>
-        </w:rPr>
-        <w:instrText xml:space="preserve"> </w:instrText>
-      </w:r>
-      <w:r>
-        <w:instrText xml:space="preserve">HYPERLINK \l "_Toc99441724"</w:instrText>
-      </w:r>
-      <w:r>
-        <w:rPr>
-          <w:rStyle w:val="14"/>
-        </w:rPr>
-        <w:instrText xml:space="preserve"> </w:instrText>
-      </w:r>
-      <w:r>
-        <w:rPr>
-          <w:rStyle w:val="14"/>
-        </w:rPr>
-        <w:fldChar w:fldCharType="separate"/>
-      </w:r>
-      <w:r>
-        <w:rPr>
-          <w:rStyle w:val="14"/>
+          <w:rFonts w:ascii="Times New Roman" w:hAnsi="Times New Roman" w:eastAsia="宋体"/>
+          <w:sz w:val="21"/>
         </w:rPr>
         <w:t>5.2 软硬件环境需求</w:t>
       </w:r>
@@ -2476,68 +1762,21 @@
         <w:tab/>
       </w:r>
       <w:r>
-        <w:fldChar w:fldCharType="begin"/>
-      </w:r>
-      <w:r>
-        <w:instrText xml:space="preserve"> PAGEREF _Toc99441724 \h </w:instrText>
-      </w:r>
-      <w:r>
-        <w:fldChar w:fldCharType="separate"/>
-      </w:r>
-      <w:r>
-        <w:t>10</w:t>
-      </w:r>
-      <w:r>
-        <w:fldChar w:fldCharType="end"/>
-      </w:r>
-      <w:r>
-        <w:rPr>
-          <w:rStyle w:val="14"/>
-        </w:rPr>
-        <w:fldChar w:fldCharType="end"/>
+        <w:rPr>
+          <w:rFonts w:ascii="Times New Roman" w:hAnsi="Times New Roman" w:eastAsia="宋体"/>
+          <w:sz w:val="21"/>
+        </w:rPr>
+        <w:t>15</w:t>
       </w:r>
     </w:p>
     <w:p>
       <w:pPr>
         <w:pStyle w:val="10"/>
-        <w:tabs>
-          <w:tab w:val="right" w:leader="dot" w:pos="9628"/>
-        </w:tabs>
-        <w:rPr>
-          <w:rFonts w:ascii="等线" w:hAnsi="等线" w:eastAsia="等线"/>
-          <w:szCs w:val="22"/>
-        </w:rPr>
       </w:pPr>
       <w:r>
         <w:rPr>
-          <w:rStyle w:val="14"/>
-        </w:rPr>
-        <w:fldChar w:fldCharType="begin"/>
-      </w:r>
-      <w:r>
-        <w:rPr>
-          <w:rStyle w:val="14"/>
-        </w:rPr>
-        <w:instrText xml:space="preserve"> </w:instrText>
-      </w:r>
-      <w:r>
-        <w:instrText xml:space="preserve">HYPERLINK \l "_Toc99441725"</w:instrText>
-      </w:r>
-      <w:r>
-        <w:rPr>
-          <w:rStyle w:val="14"/>
-        </w:rPr>
-        <w:instrText xml:space="preserve"> </w:instrText>
-      </w:r>
-      <w:r>
-        <w:rPr>
-          <w:rStyle w:val="14"/>
-        </w:rPr>
-        <w:fldChar w:fldCharType="separate"/>
-      </w:r>
-      <w:r>
-        <w:rPr>
-          <w:rStyle w:val="14"/>
+          <w:rFonts w:ascii="Times New Roman" w:hAnsi="Times New Roman" w:eastAsia="宋体"/>
+          <w:sz w:val="21"/>
         </w:rPr>
         <w:t>5.3 产品质量需求</w:t>
       </w:r>
@@ -2545,68 +1784,21 @@
         <w:tab/>
       </w:r>
       <w:r>
-        <w:fldChar w:fldCharType="begin"/>
-      </w:r>
-      <w:r>
-        <w:instrText xml:space="preserve"> PAGEREF _Toc99441725 \h </w:instrText>
-      </w:r>
-      <w:r>
-        <w:fldChar w:fldCharType="separate"/>
-      </w:r>
-      <w:r>
-        <w:t>10</w:t>
-      </w:r>
-      <w:r>
-        <w:fldChar w:fldCharType="end"/>
-      </w:r>
-      <w:r>
-        <w:rPr>
-          <w:rStyle w:val="14"/>
-        </w:rPr>
-        <w:fldChar w:fldCharType="end"/>
+        <w:rPr>
+          <w:rFonts w:ascii="Times New Roman" w:hAnsi="Times New Roman" w:eastAsia="宋体"/>
+          <w:sz w:val="21"/>
+        </w:rPr>
+        <w:t>15</w:t>
       </w:r>
     </w:p>
     <w:p>
       <w:pPr>
         <w:pStyle w:val="9"/>
-        <w:tabs>
-          <w:tab w:val="right" w:leader="dot" w:pos="9628"/>
-        </w:tabs>
-        <w:rPr>
-          <w:rFonts w:ascii="等线" w:hAnsi="等线" w:eastAsia="等线"/>
-          <w:szCs w:val="22"/>
-        </w:rPr>
       </w:pPr>
       <w:r>
         <w:rPr>
-          <w:rStyle w:val="14"/>
-        </w:rPr>
-        <w:fldChar w:fldCharType="begin"/>
-      </w:r>
-      <w:r>
-        <w:rPr>
-          <w:rStyle w:val="14"/>
-        </w:rPr>
-        <w:instrText xml:space="preserve"> </w:instrText>
-      </w:r>
-      <w:r>
-        <w:instrText xml:space="preserve">HYPERLINK \l "_Toc99441726"</w:instrText>
-      </w:r>
-      <w:r>
-        <w:rPr>
-          <w:rStyle w:val="14"/>
-        </w:rPr>
-        <w:instrText xml:space="preserve"> </w:instrText>
-      </w:r>
-      <w:r>
-        <w:rPr>
-          <w:rStyle w:val="14"/>
-        </w:rPr>
-        <w:fldChar w:fldCharType="separate"/>
-      </w:r>
-      <w:r>
-        <w:rPr>
-          <w:rStyle w:val="14"/>
+          <w:rFonts w:ascii="Times New Roman" w:hAnsi="Times New Roman" w:eastAsia="宋体"/>
+          <w:sz w:val="21"/>
         </w:rPr>
         <w:t>6. 其他需求</w:t>
       </w:r>
@@ -2614,25 +1806,11 @@
         <w:tab/>
       </w:r>
       <w:r>
-        <w:fldChar w:fldCharType="begin"/>
-      </w:r>
-      <w:r>
-        <w:instrText xml:space="preserve"> PAGEREF _Toc99441726 \h </w:instrText>
-      </w:r>
-      <w:r>
-        <w:fldChar w:fldCharType="separate"/>
-      </w:r>
-      <w:r>
-        <w:t>11</w:t>
-      </w:r>
-      <w:r>
-        <w:fldChar w:fldCharType="end"/>
-      </w:r>
-      <w:r>
-        <w:rPr>
-          <w:rStyle w:val="14"/>
-        </w:rPr>
-        <w:fldChar w:fldCharType="end"/>
+        <w:rPr>
+          <w:rFonts w:ascii="Times New Roman" w:hAnsi="Times New Roman" w:eastAsia="宋体"/>
+          <w:sz w:val="21"/>
+        </w:rPr>
+        <w:t>16</w:t>
       </w:r>
     </w:p>
     <w:p>

--- a/docs/需求分析规格说明书-完成版.docx
+++ b/docs/需求分析规格说明书-完成版.docx
@@ -1417,402 +1417,969 @@
         <w:t>目录</w:t>
       </w:r>
     </w:p>
-    <w:p>
-      <w:pPr>
-        <w:pStyle w:val="9"/>
-      </w:pPr>
-      <w:r>
-        <w:rPr>
-          <w:rFonts w:ascii="Times New Roman" w:hAnsi="Times New Roman" w:eastAsia="宋体"/>
+    <w:sdt>
+      <w:sdtPr>
+        <w:rPr>
+          <w:rFonts w:ascii="宋体" w:hAnsi="宋体" w:eastAsia="宋体" w:cs="Times New Roman"/>
+          <w:kern w:val="2"/>
           <w:sz w:val="21"/>
-        </w:rPr>
-        <w:t>0. 文档介绍</w:t>
-      </w:r>
-      <w:r>
-        <w:tab/>
-      </w:r>
-      <w:r>
-        <w:rPr>
-          <w:rFonts w:ascii="Times New Roman" w:hAnsi="Times New Roman" w:eastAsia="宋体"/>
-          <w:sz w:val="21"/>
-        </w:rPr>
-        <w:t>4</w:t>
-      </w:r>
-    </w:p>
-    <w:p>
-      <w:pPr>
-        <w:pStyle w:val="10"/>
-      </w:pPr>
-      <w:r>
-        <w:rPr>
-          <w:rFonts w:ascii="Times New Roman" w:hAnsi="Times New Roman" w:eastAsia="宋体"/>
-          <w:sz w:val="21"/>
-        </w:rPr>
-        <w:t>0.1 文档目的</w:t>
-      </w:r>
-      <w:r>
-        <w:tab/>
-      </w:r>
-      <w:r>
-        <w:rPr>
-          <w:rFonts w:ascii="Times New Roman" w:hAnsi="Times New Roman" w:eastAsia="宋体"/>
-          <w:sz w:val="21"/>
-        </w:rPr>
-        <w:t>4</w:t>
-      </w:r>
-    </w:p>
-    <w:p>
-      <w:pPr>
-        <w:pStyle w:val="10"/>
-      </w:pPr>
-      <w:r>
-        <w:rPr>
-          <w:rFonts w:ascii="Times New Roman" w:hAnsi="Times New Roman" w:eastAsia="宋体"/>
-          <w:sz w:val="21"/>
-        </w:rPr>
-        <w:t>0.2 文档范围</w:t>
-      </w:r>
-      <w:r>
-        <w:tab/>
-      </w:r>
-      <w:r>
-        <w:rPr>
-          <w:rFonts w:ascii="Times New Roman" w:hAnsi="Times New Roman" w:eastAsia="宋体"/>
-          <w:sz w:val="21"/>
-        </w:rPr>
-        <w:t>4</w:t>
-      </w:r>
-    </w:p>
-    <w:p>
-      <w:pPr>
-        <w:pStyle w:val="10"/>
-      </w:pPr>
-      <w:r>
-        <w:rPr>
-          <w:rFonts w:ascii="Times New Roman" w:hAnsi="Times New Roman" w:eastAsia="宋体"/>
-          <w:sz w:val="21"/>
-        </w:rPr>
-        <w:t>0.3 读者对象</w:t>
-      </w:r>
-      <w:r>
-        <w:tab/>
-      </w:r>
-      <w:r>
-        <w:rPr>
-          <w:rFonts w:ascii="Times New Roman" w:hAnsi="Times New Roman" w:eastAsia="宋体"/>
-          <w:sz w:val="21"/>
-        </w:rPr>
-        <w:t>4</w:t>
-      </w:r>
-    </w:p>
-    <w:p>
-      <w:pPr>
-        <w:pStyle w:val="10"/>
-      </w:pPr>
-      <w:r>
-        <w:rPr>
-          <w:rFonts w:ascii="Times New Roman" w:hAnsi="Times New Roman" w:eastAsia="宋体"/>
-          <w:sz w:val="21"/>
-        </w:rPr>
-        <w:t>0.4 参考文档</w:t>
-      </w:r>
-      <w:r>
-        <w:tab/>
-      </w:r>
-      <w:r>
-        <w:rPr>
-          <w:rFonts w:ascii="Times New Roman" w:hAnsi="Times New Roman" w:eastAsia="宋体"/>
-          <w:sz w:val="21"/>
-        </w:rPr>
-        <w:t>5</w:t>
-      </w:r>
-    </w:p>
-    <w:p>
-      <w:pPr>
-        <w:pStyle w:val="10"/>
-      </w:pPr>
-      <w:r>
-        <w:rPr>
-          <w:rFonts w:ascii="Times New Roman" w:hAnsi="Times New Roman" w:eastAsia="宋体"/>
-          <w:sz w:val="21"/>
-        </w:rPr>
-        <w:t>0.5 术语与缩写解释</w:t>
-      </w:r>
-      <w:r>
-        <w:tab/>
-      </w:r>
-      <w:r>
-        <w:rPr>
-          <w:rFonts w:ascii="Times New Roman" w:hAnsi="Times New Roman" w:eastAsia="宋体"/>
-          <w:sz w:val="21"/>
-        </w:rPr>
-        <w:t>5</w:t>
-      </w:r>
-    </w:p>
-    <w:p>
-      <w:pPr>
-        <w:pStyle w:val="9"/>
-      </w:pPr>
-      <w:r>
-        <w:rPr>
-          <w:rFonts w:ascii="Times New Roman" w:hAnsi="Times New Roman" w:eastAsia="宋体"/>
-          <w:sz w:val="21"/>
-        </w:rPr>
-        <w:t>1. 产品介绍</w:t>
-      </w:r>
-      <w:r>
-        <w:tab/>
-      </w:r>
-      <w:r>
-        <w:rPr>
-          <w:rFonts w:ascii="Times New Roman" w:hAnsi="Times New Roman" w:eastAsia="宋体"/>
-          <w:sz w:val="21"/>
-        </w:rPr>
-        <w:t>5</w:t>
-      </w:r>
-    </w:p>
-    <w:p>
-      <w:pPr>
-        <w:pStyle w:val="9"/>
-      </w:pPr>
-      <w:r>
-        <w:rPr>
-          <w:rFonts w:ascii="Times New Roman" w:hAnsi="Times New Roman" w:eastAsia="宋体"/>
-          <w:sz w:val="21"/>
-        </w:rPr>
-        <w:t>2. 产品面向的用户群体</w:t>
-      </w:r>
-      <w:r>
-        <w:tab/>
-      </w:r>
-      <w:r>
-        <w:rPr>
-          <w:rFonts w:ascii="Times New Roman" w:hAnsi="Times New Roman" w:eastAsia="宋体"/>
-          <w:sz w:val="21"/>
-        </w:rPr>
-        <w:t>6</w:t>
-      </w:r>
-    </w:p>
-    <w:p>
-      <w:pPr>
-        <w:pStyle w:val="9"/>
-      </w:pPr>
-      <w:r>
-        <w:rPr>
-          <w:rFonts w:ascii="Times New Roman" w:hAnsi="Times New Roman" w:eastAsia="宋体"/>
-          <w:sz w:val="21"/>
-        </w:rPr>
-        <w:t>3. 产品应当遵循的标准或规范</w:t>
-      </w:r>
-      <w:r>
-        <w:tab/>
-      </w:r>
-      <w:r>
-        <w:rPr>
-          <w:rFonts w:ascii="Times New Roman" w:hAnsi="Times New Roman" w:eastAsia="宋体"/>
-          <w:sz w:val="21"/>
-        </w:rPr>
-        <w:t>6</w:t>
-      </w:r>
-    </w:p>
-    <w:p>
-      <w:pPr>
-        <w:pStyle w:val="9"/>
-      </w:pPr>
-      <w:r>
-        <w:rPr>
-          <w:rFonts w:ascii="Times New Roman" w:hAnsi="Times New Roman" w:eastAsia="宋体"/>
-          <w:sz w:val="21"/>
-        </w:rPr>
-        <w:t>4. 产品的功能性需求</w:t>
-      </w:r>
-      <w:r>
-        <w:tab/>
-      </w:r>
-      <w:r>
-        <w:rPr>
-          <w:rFonts w:ascii="Times New Roman" w:hAnsi="Times New Roman" w:eastAsia="宋体"/>
-          <w:sz w:val="21"/>
-        </w:rPr>
-        <w:t>7</w:t>
-      </w:r>
-    </w:p>
-    <w:p>
-      <w:pPr>
-        <w:pStyle w:val="10"/>
-      </w:pPr>
-      <w:r>
-        <w:rPr>
-          <w:rFonts w:ascii="Times New Roman" w:hAnsi="Times New Roman" w:eastAsia="宋体"/>
-          <w:sz w:val="21"/>
-        </w:rPr>
-        <w:t>4.1 产品业务流程图</w:t>
-      </w:r>
-      <w:r>
-        <w:tab/>
-      </w:r>
-      <w:r>
-        <w:rPr>
-          <w:rFonts w:ascii="Times New Roman" w:hAnsi="Times New Roman" w:eastAsia="宋体"/>
-          <w:sz w:val="21"/>
-        </w:rPr>
-        <w:t>7</w:t>
-      </w:r>
-    </w:p>
-    <w:p>
-      <w:pPr>
-        <w:pStyle w:val="10"/>
-      </w:pPr>
-      <w:r>
-        <w:rPr>
-          <w:rFonts w:ascii="Times New Roman" w:hAnsi="Times New Roman" w:eastAsia="宋体"/>
-          <w:sz w:val="21"/>
-        </w:rPr>
-        <w:t>4.2 功能性需求分类</w:t>
-      </w:r>
-      <w:r>
-        <w:tab/>
-      </w:r>
-      <w:r>
-        <w:rPr>
-          <w:rFonts w:ascii="Times New Roman" w:hAnsi="Times New Roman" w:eastAsia="宋体"/>
-          <w:sz w:val="21"/>
-        </w:rPr>
-        <w:t>9</w:t>
-      </w:r>
-    </w:p>
-    <w:p>
-      <w:pPr>
-        <w:pStyle w:val="10"/>
-      </w:pPr>
-      <w:r>
-        <w:rPr>
-          <w:rFonts w:ascii="Times New Roman" w:hAnsi="Times New Roman" w:eastAsia="宋体"/>
-          <w:sz w:val="21"/>
-        </w:rPr>
-        <w:t>4.3 用例描述</w:t>
-      </w:r>
-      <w:r>
-        <w:tab/>
-      </w:r>
-      <w:r>
-        <w:rPr>
-          <w:rFonts w:ascii="Times New Roman" w:hAnsi="Times New Roman" w:eastAsia="宋体"/>
-          <w:sz w:val="21"/>
-        </w:rPr>
-        <w:t>11</w:t>
-      </w:r>
-    </w:p>
-    <w:p>
-      <w:pPr>
-        <w:pStyle w:val="9"/>
-      </w:pPr>
-      <w:r>
-        <w:rPr>
-          <w:rFonts w:ascii="Times New Roman" w:hAnsi="Times New Roman" w:eastAsia="宋体"/>
-          <w:sz w:val="21"/>
-        </w:rPr>
-        <w:t>5. 产品的非功能性需求</w:t>
-      </w:r>
-      <w:r>
-        <w:tab/>
-      </w:r>
-      <w:r>
-        <w:rPr>
-          <w:rFonts w:ascii="Times New Roman" w:hAnsi="Times New Roman" w:eastAsia="宋体"/>
-          <w:sz w:val="21"/>
-        </w:rPr>
-        <w:t>14</w:t>
-      </w:r>
-    </w:p>
-    <w:p>
-      <w:pPr>
-        <w:pStyle w:val="10"/>
-      </w:pPr>
-      <w:r>
-        <w:rPr>
-          <w:rFonts w:ascii="Times New Roman" w:hAnsi="Times New Roman" w:eastAsia="宋体"/>
-          <w:sz w:val="21"/>
-        </w:rPr>
-        <w:t>5.1 用户界面需求</w:t>
-      </w:r>
-      <w:r>
-        <w:tab/>
-      </w:r>
-      <w:r>
-        <w:rPr>
-          <w:rFonts w:ascii="Times New Roman" w:hAnsi="Times New Roman" w:eastAsia="宋体"/>
-          <w:sz w:val="21"/>
-        </w:rPr>
-        <w:t>14</w:t>
-      </w:r>
-    </w:p>
-    <w:p>
-      <w:pPr>
-        <w:pStyle w:val="10"/>
-      </w:pPr>
-      <w:r>
-        <w:rPr>
-          <w:rFonts w:ascii="Times New Roman" w:hAnsi="Times New Roman" w:eastAsia="宋体"/>
-          <w:sz w:val="21"/>
-        </w:rPr>
-        <w:t>5.2 软硬件环境需求</w:t>
-      </w:r>
-      <w:r>
-        <w:tab/>
-      </w:r>
-      <w:r>
-        <w:rPr>
-          <w:rFonts w:ascii="Times New Roman" w:hAnsi="Times New Roman" w:eastAsia="宋体"/>
-          <w:sz w:val="21"/>
-        </w:rPr>
-        <w:t>15</w:t>
-      </w:r>
-    </w:p>
-    <w:p>
-      <w:pPr>
-        <w:pStyle w:val="10"/>
-      </w:pPr>
-      <w:r>
-        <w:rPr>
-          <w:rFonts w:ascii="Times New Roman" w:hAnsi="Times New Roman" w:eastAsia="宋体"/>
-          <w:sz w:val="21"/>
-        </w:rPr>
-        <w:t>5.3 产品质量需求</w:t>
-      </w:r>
-      <w:r>
-        <w:tab/>
-      </w:r>
-      <w:r>
-        <w:rPr>
-          <w:rFonts w:ascii="Times New Roman" w:hAnsi="Times New Roman" w:eastAsia="宋体"/>
-          <w:sz w:val="21"/>
-        </w:rPr>
-        <w:t>15</w:t>
-      </w:r>
-    </w:p>
-    <w:p>
-      <w:pPr>
-        <w:pStyle w:val="9"/>
-      </w:pPr>
-      <w:r>
-        <w:rPr>
-          <w:rFonts w:ascii="Times New Roman" w:hAnsi="Times New Roman" w:eastAsia="宋体"/>
-          <w:sz w:val="21"/>
-        </w:rPr>
-        <w:t>6. 其他需求</w:t>
-      </w:r>
-      <w:r>
-        <w:tab/>
-      </w:r>
-      <w:r>
-        <w:rPr>
-          <w:rFonts w:ascii="Times New Roman" w:hAnsi="Times New Roman" w:eastAsia="宋体"/>
-          <w:sz w:val="21"/>
-        </w:rPr>
-        <w:t>16</w:t>
-      </w:r>
-    </w:p>
+          <w:szCs w:val="24"/>
+          <w:lang w:val="en-US" w:eastAsia="zh-CN" w:bidi="ar-SA"/>
+        </w:rPr>
+        <w:id w:val="147461286"/>
+        <w15:color w:val="DBDBDB"/>
+        <w:docPartObj>
+          <w:docPartGallery w:val="Table of Contents"/>
+          <w:docPartUnique/>
+        </w:docPartObj>
+      </w:sdtPr>
+      <w:sdtContent>
+        <w:p>
+          <w:pPr>
+            <w:spacing w:before="0" w:beforeLines="0" w:after="0" w:afterLines="0" w:line="240" w:lineRule="auto"/>
+            <w:ind w:left="0" w:leftChars="0" w:right="0" w:rightChars="0" w:firstLine="0" w:firstLineChars="0"/>
+            <w:jc w:val="center"/>
+          </w:pPr>
+          <w:r>
+            <w:rPr>
+              <w:rFonts w:ascii="宋体" w:hAnsi="宋体" w:eastAsia="宋体"/>
+              <w:sz w:val="21"/>
+            </w:rPr>
+            <w:t>目录</w:t>
+          </w:r>
+        </w:p>
+        <w:p>
+          <w:pPr>
+            <w:pStyle w:val="9"/>
+            <w:tabs>
+              <w:tab w:val="right" w:leader="dot" w:pos="9638"/>
+            </w:tabs>
+          </w:pPr>
+          <w:r>
+            <w:fldChar w:fldCharType="begin"/>
+          </w:r>
+          <w:r>
+            <w:instrText xml:space="preserve">TOC \o "1-2" \h \u </w:instrText>
+          </w:r>
+          <w:r>
+            <w:fldChar w:fldCharType="separate"/>
+          </w:r>
+          <w:r>
+            <w:fldChar w:fldCharType="begin"/>
+          </w:r>
+          <w:r>
+            <w:instrText xml:space="preserve"> HYPERLINK \l _Toc9235 </w:instrText>
+          </w:r>
+          <w:r>
+            <w:fldChar w:fldCharType="separate"/>
+          </w:r>
+          <w:r>
+            <w:rPr>
+              <w:rFonts w:hint="eastAsia"/>
+              <w:lang w:val="en-US" w:eastAsia="zh-CN"/>
+            </w:rPr>
+            <w:t>1</w:t>
+          </w:r>
+          <w:r>
+            <w:rPr>
+              <w:rFonts w:hint="eastAsia"/>
+            </w:rPr>
+            <w:t xml:space="preserve"> 文档介绍</w:t>
+          </w:r>
+          <w:r>
+            <w:tab/>
+          </w:r>
+          <w:r>
+            <w:fldChar w:fldCharType="begin"/>
+          </w:r>
+          <w:r>
+            <w:instrText xml:space="preserve"> PAGEREF _Toc9235 \h </w:instrText>
+          </w:r>
+          <w:r>
+            <w:fldChar w:fldCharType="separate"/>
+          </w:r>
+          <w:r>
+            <w:t>4</w:t>
+          </w:r>
+          <w:r>
+            <w:fldChar w:fldCharType="end"/>
+          </w:r>
+          <w:r>
+            <w:fldChar w:fldCharType="end"/>
+          </w:r>
+        </w:p>
+        <w:p>
+          <w:pPr>
+            <w:pStyle w:val="10"/>
+            <w:tabs>
+              <w:tab w:val="right" w:leader="dot" w:pos="9638"/>
+            </w:tabs>
+          </w:pPr>
+          <w:r>
+            <w:fldChar w:fldCharType="begin"/>
+          </w:r>
+          <w:r>
+            <w:instrText xml:space="preserve"> HYPERLINK \l _Toc8146 </w:instrText>
+          </w:r>
+          <w:r>
+            <w:fldChar w:fldCharType="separate"/>
+          </w:r>
+          <w:r>
+            <w:rPr>
+              <w:rFonts w:hint="eastAsia"/>
+              <w:lang w:val="en-US" w:eastAsia="zh-CN"/>
+            </w:rPr>
+            <w:t>1</w:t>
+          </w:r>
+          <w:r>
+            <w:rPr>
+              <w:rFonts w:hint="eastAsia"/>
+            </w:rPr>
+            <w:t>.1 文档目的</w:t>
+          </w:r>
+          <w:r>
+            <w:tab/>
+          </w:r>
+          <w:r>
+            <w:fldChar w:fldCharType="begin"/>
+          </w:r>
+          <w:r>
+            <w:instrText xml:space="preserve"> PAGEREF _Toc8146 \h </w:instrText>
+          </w:r>
+          <w:r>
+            <w:fldChar w:fldCharType="separate"/>
+          </w:r>
+          <w:r>
+            <w:t>4</w:t>
+          </w:r>
+          <w:r>
+            <w:fldChar w:fldCharType="end"/>
+          </w:r>
+          <w:r>
+            <w:fldChar w:fldCharType="end"/>
+          </w:r>
+        </w:p>
+        <w:p>
+          <w:pPr>
+            <w:pStyle w:val="10"/>
+            <w:tabs>
+              <w:tab w:val="right" w:leader="dot" w:pos="9638"/>
+            </w:tabs>
+          </w:pPr>
+          <w:r>
+            <w:fldChar w:fldCharType="begin"/>
+          </w:r>
+          <w:r>
+            <w:instrText xml:space="preserve"> HYPERLINK \l _Toc4482 </w:instrText>
+          </w:r>
+          <w:r>
+            <w:fldChar w:fldCharType="separate"/>
+          </w:r>
+          <w:r>
+            <w:rPr>
+              <w:rFonts w:hint="eastAsia"/>
+              <w:lang w:val="en-US" w:eastAsia="zh-CN"/>
+            </w:rPr>
+            <w:t>1</w:t>
+          </w:r>
+          <w:r>
+            <w:rPr>
+              <w:rFonts w:hint="eastAsia"/>
+            </w:rPr>
+            <w:t>.2 文档范围</w:t>
+          </w:r>
+          <w:r>
+            <w:tab/>
+          </w:r>
+          <w:r>
+            <w:fldChar w:fldCharType="begin"/>
+          </w:r>
+          <w:r>
+            <w:instrText xml:space="preserve"> PAGEREF _Toc4482 \h </w:instrText>
+          </w:r>
+          <w:r>
+            <w:fldChar w:fldCharType="separate"/>
+          </w:r>
+          <w:r>
+            <w:t>4</w:t>
+          </w:r>
+          <w:r>
+            <w:fldChar w:fldCharType="end"/>
+          </w:r>
+          <w:r>
+            <w:fldChar w:fldCharType="end"/>
+          </w:r>
+        </w:p>
+        <w:p>
+          <w:pPr>
+            <w:pStyle w:val="10"/>
+            <w:tabs>
+              <w:tab w:val="right" w:leader="dot" w:pos="9638"/>
+            </w:tabs>
+          </w:pPr>
+          <w:r>
+            <w:fldChar w:fldCharType="begin"/>
+          </w:r>
+          <w:r>
+            <w:instrText xml:space="preserve"> HYPERLINK \l _Toc24477 </w:instrText>
+          </w:r>
+          <w:r>
+            <w:fldChar w:fldCharType="separate"/>
+          </w:r>
+          <w:r>
+            <w:rPr>
+              <w:rFonts w:hint="eastAsia"/>
+              <w:lang w:val="en-US" w:eastAsia="zh-CN"/>
+            </w:rPr>
+            <w:t>1</w:t>
+          </w:r>
+          <w:r>
+            <w:rPr>
+              <w:rFonts w:hint="eastAsia"/>
+            </w:rPr>
+            <w:t>.3 读者对象</w:t>
+          </w:r>
+          <w:r>
+            <w:tab/>
+          </w:r>
+          <w:r>
+            <w:fldChar w:fldCharType="begin"/>
+          </w:r>
+          <w:r>
+            <w:instrText xml:space="preserve"> PAGEREF _Toc24477 \h </w:instrText>
+          </w:r>
+          <w:r>
+            <w:fldChar w:fldCharType="separate"/>
+          </w:r>
+          <w:r>
+            <w:t>4</w:t>
+          </w:r>
+          <w:r>
+            <w:fldChar w:fldCharType="end"/>
+          </w:r>
+          <w:r>
+            <w:fldChar w:fldCharType="end"/>
+          </w:r>
+        </w:p>
+        <w:p>
+          <w:pPr>
+            <w:pStyle w:val="10"/>
+            <w:tabs>
+              <w:tab w:val="right" w:leader="dot" w:pos="9638"/>
+            </w:tabs>
+          </w:pPr>
+          <w:r>
+            <w:fldChar w:fldCharType="begin"/>
+          </w:r>
+          <w:r>
+            <w:instrText xml:space="preserve"> HYPERLINK \l _Toc22005 </w:instrText>
+          </w:r>
+          <w:r>
+            <w:fldChar w:fldCharType="separate"/>
+          </w:r>
+          <w:r>
+            <w:rPr>
+              <w:rFonts w:hint="eastAsia"/>
+              <w:lang w:val="en-US" w:eastAsia="zh-CN"/>
+            </w:rPr>
+            <w:t>1</w:t>
+          </w:r>
+          <w:r>
+            <w:rPr>
+              <w:rFonts w:hint="eastAsia"/>
+            </w:rPr>
+            <w:t>.4 参考文档</w:t>
+          </w:r>
+          <w:r>
+            <w:tab/>
+          </w:r>
+          <w:r>
+            <w:fldChar w:fldCharType="begin"/>
+          </w:r>
+          <w:r>
+            <w:instrText xml:space="preserve"> PAGEREF _Toc22005 \h </w:instrText>
+          </w:r>
+          <w:r>
+            <w:fldChar w:fldCharType="separate"/>
+          </w:r>
+          <w:r>
+            <w:t>4</w:t>
+          </w:r>
+          <w:r>
+            <w:fldChar w:fldCharType="end"/>
+          </w:r>
+          <w:r>
+            <w:fldChar w:fldCharType="end"/>
+          </w:r>
+        </w:p>
+        <w:p>
+          <w:pPr>
+            <w:pStyle w:val="10"/>
+            <w:tabs>
+              <w:tab w:val="right" w:leader="dot" w:pos="9638"/>
+            </w:tabs>
+          </w:pPr>
+          <w:r>
+            <w:fldChar w:fldCharType="begin"/>
+          </w:r>
+          <w:r>
+            <w:instrText xml:space="preserve"> HYPERLINK \l _Toc12899 </w:instrText>
+          </w:r>
+          <w:r>
+            <w:fldChar w:fldCharType="separate"/>
+          </w:r>
+          <w:r>
+            <w:rPr>
+              <w:rFonts w:hint="eastAsia"/>
+              <w:lang w:val="en-US" w:eastAsia="zh-CN"/>
+            </w:rPr>
+            <w:t>1</w:t>
+          </w:r>
+          <w:r>
+            <w:rPr>
+              <w:rFonts w:hint="eastAsia"/>
+            </w:rPr>
+            <w:t>.5 术语与缩写解释</w:t>
+          </w:r>
+          <w:r>
+            <w:tab/>
+          </w:r>
+          <w:r>
+            <w:fldChar w:fldCharType="begin"/>
+          </w:r>
+          <w:r>
+            <w:instrText xml:space="preserve"> PAGEREF _Toc12899 \h </w:instrText>
+          </w:r>
+          <w:r>
+            <w:fldChar w:fldCharType="separate"/>
+          </w:r>
+          <w:r>
+            <w:t>4</w:t>
+          </w:r>
+          <w:r>
+            <w:fldChar w:fldCharType="end"/>
+          </w:r>
+          <w:r>
+            <w:fldChar w:fldCharType="end"/>
+          </w:r>
+        </w:p>
+        <w:p>
+          <w:pPr>
+            <w:pStyle w:val="9"/>
+            <w:tabs>
+              <w:tab w:val="right" w:leader="dot" w:pos="9638"/>
+            </w:tabs>
+          </w:pPr>
+          <w:r>
+            <w:fldChar w:fldCharType="begin"/>
+          </w:r>
+          <w:r>
+            <w:instrText xml:space="preserve"> HYPERLINK \l _Toc31343 </w:instrText>
+          </w:r>
+          <w:r>
+            <w:fldChar w:fldCharType="separate"/>
+          </w:r>
+          <w:r>
+            <w:rPr>
+              <w:rFonts w:hint="eastAsia"/>
+              <w:lang w:val="en-US" w:eastAsia="zh-CN"/>
+            </w:rPr>
+            <w:t>2</w:t>
+          </w:r>
+          <w:r>
+            <w:rPr>
+              <w:rFonts w:hint="eastAsia"/>
+            </w:rPr>
+            <w:t>产品介绍</w:t>
+          </w:r>
+          <w:r>
+            <w:tab/>
+          </w:r>
+          <w:r>
+            <w:fldChar w:fldCharType="begin"/>
+          </w:r>
+          <w:r>
+            <w:instrText xml:space="preserve"> PAGEREF _Toc31343 \h </w:instrText>
+          </w:r>
+          <w:r>
+            <w:fldChar w:fldCharType="separate"/>
+          </w:r>
+          <w:r>
+            <w:t>4</w:t>
+          </w:r>
+          <w:r>
+            <w:fldChar w:fldCharType="end"/>
+          </w:r>
+          <w:r>
+            <w:fldChar w:fldCharType="end"/>
+          </w:r>
+        </w:p>
+        <w:p>
+          <w:pPr>
+            <w:pStyle w:val="9"/>
+            <w:tabs>
+              <w:tab w:val="right" w:leader="dot" w:pos="9638"/>
+            </w:tabs>
+          </w:pPr>
+          <w:r>
+            <w:fldChar w:fldCharType="begin"/>
+          </w:r>
+          <w:r>
+            <w:instrText xml:space="preserve"> HYPERLINK \l _Toc30518 </w:instrText>
+          </w:r>
+          <w:r>
+            <w:fldChar w:fldCharType="separate"/>
+          </w:r>
+          <w:r>
+            <w:rPr>
+              <w:rFonts w:hint="eastAsia"/>
+              <w:lang w:val="en-US" w:eastAsia="zh-CN"/>
+            </w:rPr>
+            <w:t>3</w:t>
+          </w:r>
+          <w:r>
+            <w:rPr>
+              <w:rFonts w:hint="eastAsia"/>
+            </w:rPr>
+            <w:t>产品面向的用户群体</w:t>
+          </w:r>
+          <w:r>
+            <w:tab/>
+          </w:r>
+          <w:r>
+            <w:fldChar w:fldCharType="begin"/>
+          </w:r>
+          <w:r>
+            <w:instrText xml:space="preserve"> PAGEREF _Toc30518 \h </w:instrText>
+          </w:r>
+          <w:r>
+            <w:fldChar w:fldCharType="separate"/>
+          </w:r>
+          <w:r>
+            <w:t>4</w:t>
+          </w:r>
+          <w:r>
+            <w:fldChar w:fldCharType="end"/>
+          </w:r>
+          <w:r>
+            <w:fldChar w:fldCharType="end"/>
+          </w:r>
+        </w:p>
+        <w:p>
+          <w:pPr>
+            <w:pStyle w:val="9"/>
+            <w:tabs>
+              <w:tab w:val="right" w:leader="dot" w:pos="9638"/>
+            </w:tabs>
+          </w:pPr>
+          <w:r>
+            <w:fldChar w:fldCharType="begin"/>
+          </w:r>
+          <w:r>
+            <w:instrText xml:space="preserve"> HYPERLINK \l _Toc31562 </w:instrText>
+          </w:r>
+          <w:r>
+            <w:fldChar w:fldCharType="separate"/>
+          </w:r>
+          <w:r>
+            <w:rPr>
+              <w:rFonts w:hint="eastAsia"/>
+              <w:lang w:val="en-US" w:eastAsia="zh-CN"/>
+            </w:rPr>
+            <w:t>4</w:t>
+          </w:r>
+          <w:r>
+            <w:rPr>
+              <w:rFonts w:hint="eastAsia"/>
+            </w:rPr>
+            <w:t xml:space="preserve"> 产品应当遵循的标准或规范</w:t>
+          </w:r>
+          <w:r>
+            <w:tab/>
+          </w:r>
+          <w:r>
+            <w:fldChar w:fldCharType="begin"/>
+          </w:r>
+          <w:r>
+            <w:instrText xml:space="preserve"> PAGEREF _Toc31562 \h </w:instrText>
+          </w:r>
+          <w:r>
+            <w:fldChar w:fldCharType="separate"/>
+          </w:r>
+          <w:r>
+            <w:t>5</w:t>
+          </w:r>
+          <w:r>
+            <w:fldChar w:fldCharType="end"/>
+          </w:r>
+          <w:r>
+            <w:fldChar w:fldCharType="end"/>
+          </w:r>
+        </w:p>
+        <w:p>
+          <w:pPr>
+            <w:pStyle w:val="9"/>
+            <w:tabs>
+              <w:tab w:val="right" w:leader="dot" w:pos="9638"/>
+            </w:tabs>
+          </w:pPr>
+          <w:r>
+            <w:fldChar w:fldCharType="begin"/>
+          </w:r>
+          <w:r>
+            <w:instrText xml:space="preserve"> HYPERLINK \l _Toc21568 </w:instrText>
+          </w:r>
+          <w:r>
+            <w:fldChar w:fldCharType="separate"/>
+          </w:r>
+          <w:r>
+            <w:rPr>
+              <w:rFonts w:hint="eastAsia"/>
+              <w:lang w:val="en-US" w:eastAsia="zh-CN"/>
+            </w:rPr>
+            <w:t>5</w:t>
+          </w:r>
+          <w:r>
+            <w:rPr>
+              <w:rFonts w:hint="eastAsia"/>
+            </w:rPr>
+            <w:t>产品的功能性需求</w:t>
+          </w:r>
+          <w:r>
+            <w:tab/>
+          </w:r>
+          <w:r>
+            <w:fldChar w:fldCharType="begin"/>
+          </w:r>
+          <w:r>
+            <w:instrText xml:space="preserve"> PAGEREF _Toc21568 \h </w:instrText>
+          </w:r>
+          <w:r>
+            <w:fldChar w:fldCharType="separate"/>
+          </w:r>
+          <w:r>
+            <w:t>5</w:t>
+          </w:r>
+          <w:r>
+            <w:fldChar w:fldCharType="end"/>
+          </w:r>
+          <w:r>
+            <w:fldChar w:fldCharType="end"/>
+          </w:r>
+        </w:p>
+        <w:p>
+          <w:pPr>
+            <w:pStyle w:val="10"/>
+            <w:tabs>
+              <w:tab w:val="right" w:leader="dot" w:pos="9638"/>
+            </w:tabs>
+          </w:pPr>
+          <w:r>
+            <w:fldChar w:fldCharType="begin"/>
+          </w:r>
+          <w:r>
+            <w:instrText xml:space="preserve"> HYPERLINK \l _Toc23677 </w:instrText>
+          </w:r>
+          <w:r>
+            <w:fldChar w:fldCharType="separate"/>
+          </w:r>
+          <w:r>
+            <w:rPr>
+              <w:rFonts w:hint="eastAsia"/>
+              <w:lang w:val="en-US" w:eastAsia="zh-CN"/>
+            </w:rPr>
+            <w:t>5</w:t>
+          </w:r>
+          <w:r>
+            <w:rPr>
+              <w:rFonts w:hint="eastAsia"/>
+            </w:rPr>
+            <w:t>.1 产品业务流程图</w:t>
+          </w:r>
+          <w:r>
+            <w:tab/>
+          </w:r>
+          <w:r>
+            <w:fldChar w:fldCharType="begin"/>
+          </w:r>
+          <w:r>
+            <w:instrText xml:space="preserve"> PAGEREF _Toc23677 \h </w:instrText>
+          </w:r>
+          <w:r>
+            <w:fldChar w:fldCharType="separate"/>
+          </w:r>
+          <w:r>
+            <w:t>5</w:t>
+          </w:r>
+          <w:r>
+            <w:fldChar w:fldCharType="end"/>
+          </w:r>
+          <w:r>
+            <w:fldChar w:fldCharType="end"/>
+          </w:r>
+        </w:p>
+        <w:p>
+          <w:pPr>
+            <w:pStyle w:val="10"/>
+            <w:tabs>
+              <w:tab w:val="right" w:leader="dot" w:pos="9638"/>
+            </w:tabs>
+          </w:pPr>
+          <w:r>
+            <w:fldChar w:fldCharType="begin"/>
+          </w:r>
+          <w:r>
+            <w:instrText xml:space="preserve"> HYPERLINK \l _Toc605 </w:instrText>
+          </w:r>
+          <w:r>
+            <w:fldChar w:fldCharType="separate"/>
+          </w:r>
+          <w:r>
+            <w:rPr>
+              <w:rFonts w:hint="eastAsia"/>
+              <w:lang w:val="en-US" w:eastAsia="zh-CN"/>
+            </w:rPr>
+            <w:t>5</w:t>
+          </w:r>
+          <w:r>
+            <w:rPr>
+              <w:rFonts w:hint="eastAsia"/>
+            </w:rPr>
+            <w:t>.2 功能性需求分类</w:t>
+          </w:r>
+          <w:r>
+            <w:tab/>
+          </w:r>
+          <w:r>
+            <w:fldChar w:fldCharType="begin"/>
+          </w:r>
+          <w:r>
+            <w:instrText xml:space="preserve"> PAGEREF _Toc605 \h </w:instrText>
+          </w:r>
+          <w:r>
+            <w:fldChar w:fldCharType="separate"/>
+          </w:r>
+          <w:r>
+            <w:t>9</w:t>
+          </w:r>
+          <w:r>
+            <w:fldChar w:fldCharType="end"/>
+          </w:r>
+          <w:r>
+            <w:fldChar w:fldCharType="end"/>
+          </w:r>
+        </w:p>
+        <w:p>
+          <w:pPr>
+            <w:pStyle w:val="10"/>
+            <w:tabs>
+              <w:tab w:val="right" w:leader="dot" w:pos="9638"/>
+            </w:tabs>
+          </w:pPr>
+          <w:r>
+            <w:fldChar w:fldCharType="begin"/>
+          </w:r>
+          <w:r>
+            <w:instrText xml:space="preserve"> HYPERLINK \l _Toc11555 </w:instrText>
+          </w:r>
+          <w:r>
+            <w:fldChar w:fldCharType="separate"/>
+          </w:r>
+          <w:r>
+            <w:rPr>
+              <w:rFonts w:hint="eastAsia"/>
+              <w:lang w:val="en-US" w:eastAsia="zh-CN"/>
+            </w:rPr>
+            <w:t>5</w:t>
+          </w:r>
+          <w:r>
+            <w:t>.3 用例描述</w:t>
+          </w:r>
+          <w:r>
+            <w:tab/>
+          </w:r>
+          <w:r>
+            <w:fldChar w:fldCharType="begin"/>
+          </w:r>
+          <w:r>
+            <w:instrText xml:space="preserve"> PAGEREF _Toc11555 \h </w:instrText>
+          </w:r>
+          <w:r>
+            <w:fldChar w:fldCharType="separate"/>
+          </w:r>
+          <w:r>
+            <w:t>12</w:t>
+          </w:r>
+          <w:r>
+            <w:fldChar w:fldCharType="end"/>
+          </w:r>
+          <w:r>
+            <w:fldChar w:fldCharType="end"/>
+          </w:r>
+        </w:p>
+        <w:p>
+          <w:pPr>
+            <w:pStyle w:val="9"/>
+            <w:tabs>
+              <w:tab w:val="right" w:leader="dot" w:pos="9638"/>
+            </w:tabs>
+          </w:pPr>
+          <w:r>
+            <w:fldChar w:fldCharType="begin"/>
+          </w:r>
+          <w:r>
+            <w:instrText xml:space="preserve"> HYPERLINK \l _Toc3852 </w:instrText>
+          </w:r>
+          <w:r>
+            <w:fldChar w:fldCharType="separate"/>
+          </w:r>
+          <w:r>
+            <w:rPr>
+              <w:rFonts w:hint="eastAsia"/>
+              <w:lang w:val="en-US" w:eastAsia="zh-CN"/>
+            </w:rPr>
+            <w:t>6</w:t>
+          </w:r>
+          <w:r>
+            <w:rPr>
+              <w:rFonts w:hint="eastAsia"/>
+            </w:rPr>
+            <w:t>产品的非功能性需求</w:t>
+          </w:r>
+          <w:r>
+            <w:tab/>
+          </w:r>
+          <w:r>
+            <w:fldChar w:fldCharType="begin"/>
+          </w:r>
+          <w:r>
+            <w:instrText xml:space="preserve"> PAGEREF _Toc3852 \h </w:instrText>
+          </w:r>
+          <w:r>
+            <w:fldChar w:fldCharType="separate"/>
+          </w:r>
+          <w:r>
+            <w:t>14</w:t>
+          </w:r>
+          <w:r>
+            <w:fldChar w:fldCharType="end"/>
+          </w:r>
+          <w:r>
+            <w:fldChar w:fldCharType="end"/>
+          </w:r>
+        </w:p>
+        <w:p>
+          <w:pPr>
+            <w:pStyle w:val="10"/>
+            <w:tabs>
+              <w:tab w:val="right" w:leader="dot" w:pos="9638"/>
+            </w:tabs>
+          </w:pPr>
+          <w:r>
+            <w:fldChar w:fldCharType="begin"/>
+          </w:r>
+          <w:r>
+            <w:instrText xml:space="preserve"> HYPERLINK \l _Toc23635 </w:instrText>
+          </w:r>
+          <w:r>
+            <w:fldChar w:fldCharType="separate"/>
+          </w:r>
+          <w:r>
+            <w:rPr>
+              <w:rFonts w:hint="eastAsia"/>
+              <w:lang w:val="en-US" w:eastAsia="zh-CN"/>
+            </w:rPr>
+            <w:t>6</w:t>
+          </w:r>
+          <w:r>
+            <w:rPr>
+              <w:rFonts w:hint="eastAsia"/>
+            </w:rPr>
+            <w:t>.1 用户界面需求</w:t>
+          </w:r>
+          <w:r>
+            <w:tab/>
+          </w:r>
+          <w:r>
+            <w:fldChar w:fldCharType="begin"/>
+          </w:r>
+          <w:r>
+            <w:instrText xml:space="preserve"> PAGEREF _Toc23635 \h </w:instrText>
+          </w:r>
+          <w:r>
+            <w:fldChar w:fldCharType="separate"/>
+          </w:r>
+          <w:r>
+            <w:t>14</w:t>
+          </w:r>
+          <w:r>
+            <w:fldChar w:fldCharType="end"/>
+          </w:r>
+          <w:r>
+            <w:fldChar w:fldCharType="end"/>
+          </w:r>
+        </w:p>
+        <w:p>
+          <w:pPr>
+            <w:pStyle w:val="10"/>
+            <w:tabs>
+              <w:tab w:val="right" w:leader="dot" w:pos="9638"/>
+            </w:tabs>
+          </w:pPr>
+          <w:r>
+            <w:fldChar w:fldCharType="begin"/>
+          </w:r>
+          <w:r>
+            <w:instrText xml:space="preserve"> HYPERLINK \l _Toc3694 </w:instrText>
+          </w:r>
+          <w:r>
+            <w:fldChar w:fldCharType="separate"/>
+          </w:r>
+          <w:r>
+            <w:rPr>
+              <w:rFonts w:hint="eastAsia"/>
+              <w:lang w:val="en-US" w:eastAsia="zh-CN"/>
+            </w:rPr>
+            <w:t>6</w:t>
+          </w:r>
+          <w:r>
+            <w:rPr>
+              <w:rFonts w:hint="eastAsia"/>
+            </w:rPr>
+            <w:t>.2 软硬件环境需求</w:t>
+          </w:r>
+          <w:r>
+            <w:tab/>
+          </w:r>
+          <w:r>
+            <w:fldChar w:fldCharType="begin"/>
+          </w:r>
+          <w:r>
+            <w:instrText xml:space="preserve"> PAGEREF _Toc3694 \h </w:instrText>
+          </w:r>
+          <w:r>
+            <w:fldChar w:fldCharType="separate"/>
+          </w:r>
+          <w:r>
+            <w:t>14</w:t>
+          </w:r>
+          <w:r>
+            <w:fldChar w:fldCharType="end"/>
+          </w:r>
+          <w:r>
+            <w:fldChar w:fldCharType="end"/>
+          </w:r>
+        </w:p>
+        <w:p>
+          <w:pPr>
+            <w:pStyle w:val="10"/>
+            <w:tabs>
+              <w:tab w:val="right" w:leader="dot" w:pos="9638"/>
+            </w:tabs>
+          </w:pPr>
+          <w:r>
+            <w:fldChar w:fldCharType="begin"/>
+          </w:r>
+          <w:r>
+            <w:instrText xml:space="preserve"> HYPERLINK \l _Toc4475 </w:instrText>
+          </w:r>
+          <w:r>
+            <w:fldChar w:fldCharType="separate"/>
+          </w:r>
+          <w:r>
+            <w:rPr>
+              <w:rFonts w:hint="eastAsia"/>
+              <w:lang w:val="en-US" w:eastAsia="zh-CN"/>
+            </w:rPr>
+            <w:t>6</w:t>
+          </w:r>
+          <w:r>
+            <w:rPr>
+              <w:rFonts w:hint="eastAsia"/>
+            </w:rPr>
+            <w:t>.3 产品质量需求</w:t>
+          </w:r>
+          <w:r>
+            <w:tab/>
+          </w:r>
+          <w:r>
+            <w:fldChar w:fldCharType="begin"/>
+          </w:r>
+          <w:r>
+            <w:instrText xml:space="preserve"> PAGEREF _Toc4475 \h </w:instrText>
+          </w:r>
+          <w:r>
+            <w:fldChar w:fldCharType="separate"/>
+          </w:r>
+          <w:r>
+            <w:t>15</w:t>
+          </w:r>
+          <w:r>
+            <w:fldChar w:fldCharType="end"/>
+          </w:r>
+          <w:r>
+            <w:fldChar w:fldCharType="end"/>
+          </w:r>
+        </w:p>
+        <w:p>
+          <w:pPr>
+            <w:pStyle w:val="9"/>
+            <w:tabs>
+              <w:tab w:val="right" w:leader="dot" w:pos="9638"/>
+            </w:tabs>
+          </w:pPr>
+          <w:r>
+            <w:fldChar w:fldCharType="begin"/>
+          </w:r>
+          <w:r>
+            <w:instrText xml:space="preserve"> HYPERLINK \l _Toc18085 </w:instrText>
+          </w:r>
+          <w:r>
+            <w:fldChar w:fldCharType="separate"/>
+          </w:r>
+          <w:r>
+            <w:rPr>
+              <w:rFonts w:hint="eastAsia"/>
+              <w:lang w:val="en-US" w:eastAsia="zh-CN"/>
+            </w:rPr>
+            <w:t>7</w:t>
+          </w:r>
+          <w:r>
+            <w:rPr>
+              <w:rFonts w:hint="eastAsia"/>
+            </w:rPr>
+            <w:t>其他需求</w:t>
+          </w:r>
+          <w:r>
+            <w:tab/>
+          </w:r>
+          <w:r>
+            <w:fldChar w:fldCharType="begin"/>
+          </w:r>
+          <w:r>
+            <w:instrText xml:space="preserve"> PAGEREF _Toc18085 \h </w:instrText>
+          </w:r>
+          <w:r>
+            <w:fldChar w:fldCharType="separate"/>
+          </w:r>
+          <w:r>
+            <w:t>15</w:t>
+          </w:r>
+          <w:r>
+            <w:fldChar w:fldCharType="end"/>
+          </w:r>
+          <w:r>
+            <w:fldChar w:fldCharType="end"/>
+          </w:r>
+        </w:p>
+        <w:p>
+          <w:r>
+            <w:fldChar w:fldCharType="end"/>
+          </w:r>
+        </w:p>
+      </w:sdtContent>
+    </w:sdt>
+    <w:p/>
     <w:p>
       <w:pPr>
         <w:pStyle w:val="2"/>
@@ -1820,29 +2387,30 @@
           <w:rFonts w:hint="eastAsia"/>
         </w:rPr>
       </w:pPr>
-      <w:r>
-        <w:rPr>
-          <w:rFonts w:ascii="隶书" w:eastAsia="隶书"/>
-          <w:bCs w:val="0"/>
-          <w:kern w:val="2"/>
-          <w:sz w:val="52"/>
-          <w:szCs w:val="52"/>
-        </w:rPr>
-        <w:fldChar w:fldCharType="end"/>
-      </w:r>
+      <w:bookmarkStart w:id="41" w:name="_GoBack"/>
+      <w:bookmarkEnd w:id="41"/>
       <w:r>
         <w:br w:type="page"/>
       </w:r>
       <w:bookmarkStart w:id="0" w:name="_Toc99441705"/>
       <w:bookmarkStart w:id="1" w:name="_Toc108325041"/>
+      <w:bookmarkStart w:id="2" w:name="_Toc9235"/>
       <w:r>
         <w:rPr>
           <w:rFonts w:hint="eastAsia"/>
-        </w:rPr>
-        <w:t>0. 文档介绍</w:t>
+          <w:lang w:val="en-US" w:eastAsia="zh-CN"/>
+        </w:rPr>
+        <w:t>1</w:t>
+      </w:r>
+      <w:r>
+        <w:rPr>
+          <w:rFonts w:hint="eastAsia"/>
+        </w:rPr>
+        <w:t xml:space="preserve"> 文档介绍</w:t>
       </w:r>
       <w:bookmarkEnd w:id="0"/>
       <w:bookmarkEnd w:id="1"/>
+      <w:bookmarkEnd w:id="2"/>
     </w:p>
     <w:p>
       <w:pPr>
@@ -1866,16 +2434,25 @@
           <w:rFonts w:hint="eastAsia"/>
         </w:rPr>
       </w:pPr>
-      <w:bookmarkStart w:id="2" w:name="_Toc99441706"/>
       <w:bookmarkStart w:id="3" w:name="_Toc108325042"/>
+      <w:bookmarkStart w:id="4" w:name="_Toc99441706"/>
+      <w:bookmarkStart w:id="5" w:name="_Toc8146"/>
       <w:r>
         <w:rPr>
           <w:rFonts w:hint="eastAsia"/>
-        </w:rPr>
-        <w:t>0.1 文档目的</w:t>
+          <w:lang w:val="en-US" w:eastAsia="zh-CN"/>
+        </w:rPr>
+        <w:t>1</w:t>
       </w:r>
-      <w:bookmarkEnd w:id="2"/>
+      <w:r>
+        <w:rPr>
+          <w:rFonts w:hint="eastAsia"/>
+        </w:rPr>
+        <w:t>.1 文档目的</w:t>
+      </w:r>
       <w:bookmarkEnd w:id="3"/>
+      <w:bookmarkEnd w:id="4"/>
+      <w:bookmarkEnd w:id="5"/>
     </w:p>
     <w:p>
       <w:r>
@@ -1908,16 +2485,25 @@
           <w:rFonts w:hint="eastAsia"/>
         </w:rPr>
       </w:pPr>
-      <w:bookmarkStart w:id="4" w:name="_Toc108325043"/>
-      <w:bookmarkStart w:id="5" w:name="_Toc99441707"/>
+      <w:bookmarkStart w:id="6" w:name="_Toc108325043"/>
+      <w:bookmarkStart w:id="7" w:name="_Toc99441707"/>
+      <w:bookmarkStart w:id="8" w:name="_Toc4482"/>
       <w:r>
         <w:rPr>
           <w:rFonts w:hint="eastAsia"/>
-        </w:rPr>
-        <w:t>0.2 文档范围</w:t>
+          <w:lang w:val="en-US" w:eastAsia="zh-CN"/>
+        </w:rPr>
+        <w:t>1</w:t>
       </w:r>
-      <w:bookmarkEnd w:id="4"/>
-      <w:bookmarkEnd w:id="5"/>
+      <w:r>
+        <w:rPr>
+          <w:rFonts w:hint="eastAsia"/>
+        </w:rPr>
+        <w:t>.2 文档范围</w:t>
+      </w:r>
+      <w:bookmarkEnd w:id="6"/>
+      <w:bookmarkEnd w:id="7"/>
+      <w:bookmarkEnd w:id="8"/>
     </w:p>
     <w:p>
       <w:r>
@@ -1950,16 +2536,25 @@
           <w:rFonts w:hint="eastAsia"/>
         </w:rPr>
       </w:pPr>
-      <w:bookmarkStart w:id="6" w:name="_Toc108325044"/>
-      <w:bookmarkStart w:id="7" w:name="_Toc99441708"/>
+      <w:bookmarkStart w:id="9" w:name="_Toc99441708"/>
+      <w:bookmarkStart w:id="10" w:name="_Toc108325044"/>
+      <w:bookmarkStart w:id="11" w:name="_Toc24477"/>
       <w:r>
         <w:rPr>
           <w:rFonts w:hint="eastAsia"/>
-        </w:rPr>
-        <w:t>0.3 读者对象</w:t>
+          <w:lang w:val="en-US" w:eastAsia="zh-CN"/>
+        </w:rPr>
+        <w:t>1</w:t>
       </w:r>
-      <w:bookmarkEnd w:id="6"/>
-      <w:bookmarkEnd w:id="7"/>
+      <w:r>
+        <w:rPr>
+          <w:rFonts w:hint="eastAsia"/>
+        </w:rPr>
+        <w:t>.3 读者对象</w:t>
+      </w:r>
+      <w:bookmarkEnd w:id="9"/>
+      <w:bookmarkEnd w:id="10"/>
+      <w:bookmarkEnd w:id="11"/>
     </w:p>
     <w:p>
       <w:pPr>
@@ -2030,16 +2625,25 @@
           <w:rFonts w:hint="eastAsia"/>
         </w:rPr>
       </w:pPr>
-      <w:bookmarkStart w:id="8" w:name="_Toc99441709"/>
-      <w:bookmarkStart w:id="9" w:name="_Toc108325045"/>
+      <w:bookmarkStart w:id="12" w:name="_Toc108325045"/>
+      <w:bookmarkStart w:id="13" w:name="_Toc99441709"/>
+      <w:bookmarkStart w:id="14" w:name="_Toc22005"/>
       <w:r>
         <w:rPr>
           <w:rFonts w:hint="eastAsia"/>
-        </w:rPr>
-        <w:t>0.4 参考文档</w:t>
+          <w:lang w:val="en-US" w:eastAsia="zh-CN"/>
+        </w:rPr>
+        <w:t>1</w:t>
       </w:r>
-      <w:bookmarkEnd w:id="8"/>
-      <w:bookmarkEnd w:id="9"/>
+      <w:r>
+        <w:rPr>
+          <w:rFonts w:hint="eastAsia"/>
+        </w:rPr>
+        <w:t>.4 参考文档</w:t>
+      </w:r>
+      <w:bookmarkEnd w:id="12"/>
+      <w:bookmarkEnd w:id="13"/>
+      <w:bookmarkEnd w:id="14"/>
     </w:p>
     <w:p>
       <w:pPr>
@@ -2080,16 +2684,25 @@
           <w:rFonts w:hint="eastAsia"/>
         </w:rPr>
       </w:pPr>
-      <w:bookmarkStart w:id="10" w:name="_Toc108325046"/>
-      <w:bookmarkStart w:id="11" w:name="_Toc99441710"/>
+      <w:bookmarkStart w:id="15" w:name="_Toc108325046"/>
+      <w:bookmarkStart w:id="16" w:name="_Toc99441710"/>
+      <w:bookmarkStart w:id="17" w:name="_Toc12899"/>
       <w:r>
         <w:rPr>
           <w:rFonts w:hint="eastAsia"/>
-        </w:rPr>
-        <w:t>0.5 术语与缩写解释</w:t>
+          <w:lang w:val="en-US" w:eastAsia="zh-CN"/>
+        </w:rPr>
+        <w:t>1</w:t>
       </w:r>
-      <w:bookmarkEnd w:id="10"/>
-      <w:bookmarkEnd w:id="11"/>
+      <w:r>
+        <w:rPr>
+          <w:rFonts w:hint="eastAsia"/>
+        </w:rPr>
+        <w:t>.5 术语与缩写解释</w:t>
+      </w:r>
+      <w:bookmarkEnd w:id="15"/>
+      <w:bookmarkEnd w:id="16"/>
+      <w:bookmarkEnd w:id="17"/>
     </w:p>
     <w:tbl>
       <w:tblPr>
@@ -2206,7 +2819,6 @@
             <w:vAlign w:val="top"/>
           </w:tcPr>
           <w:p>
-            <w:r/>
             <w:r>
               <w:rPr>
                 <w:rFonts w:ascii="Times New Roman" w:hAnsi="Times New Roman" w:eastAsia="宋体"/>
@@ -2224,7 +2836,6 @@
             <w:vAlign w:val="top"/>
           </w:tcPr>
           <w:p>
-            <w:r/>
             <w:r>
               <w:rPr>
                 <w:rFonts w:ascii="Times New Roman" w:hAnsi="Times New Roman" w:eastAsia="宋体"/>
@@ -2260,7 +2871,6 @@
             <w:vAlign w:val="top"/>
           </w:tcPr>
           <w:p>
-            <w:r/>
             <w:r>
               <w:rPr>
                 <w:rFonts w:ascii="Times New Roman" w:hAnsi="Times New Roman" w:eastAsia="宋体"/>
@@ -2278,7 +2888,6 @@
             <w:vAlign w:val="top"/>
           </w:tcPr>
           <w:p>
-            <w:r/>
             <w:r>
               <w:rPr>
                 <w:rFonts w:ascii="Times New Roman" w:hAnsi="Times New Roman" w:eastAsia="宋体"/>
@@ -2314,7 +2923,6 @@
             <w:vAlign w:val="top"/>
           </w:tcPr>
           <w:p>
-            <w:r/>
             <w:r>
               <w:rPr>
                 <w:rFonts w:ascii="Times New Roman" w:hAnsi="Times New Roman" w:eastAsia="宋体"/>
@@ -2332,7 +2940,6 @@
             <w:vAlign w:val="top"/>
           </w:tcPr>
           <w:p>
-            <w:r/>
             <w:r>
               <w:rPr>
                 <w:rFonts w:ascii="Times New Roman" w:hAnsi="Times New Roman" w:eastAsia="宋体"/>
@@ -2368,7 +2975,6 @@
             <w:vAlign w:val="top"/>
           </w:tcPr>
           <w:p>
-            <w:r/>
             <w:r>
               <w:rPr>
                 <w:rFonts w:ascii="Times New Roman" w:hAnsi="Times New Roman" w:eastAsia="宋体"/>
@@ -2386,7 +2992,6 @@
             <w:vAlign w:val="top"/>
           </w:tcPr>
           <w:p>
-            <w:r/>
             <w:r>
               <w:rPr>
                 <w:rFonts w:ascii="Times New Roman" w:hAnsi="Times New Roman" w:eastAsia="宋体"/>
@@ -2399,12 +3004,27 @@
         </w:tc>
       </w:tr>
       <w:tr>
-        <w:tc>
-          <w:tcPr>
-            <w:tcW w:type="dxa" w:w="2268"/>
-          </w:tcPr>
-          <w:p>
-            <w:r/>
+        <w:tblPrEx>
+          <w:tblBorders>
+            <w:top w:val="single" w:color="auto" w:sz="4" w:space="0"/>
+            <w:left w:val="single" w:color="auto" w:sz="4" w:space="0"/>
+            <w:bottom w:val="single" w:color="auto" w:sz="4" w:space="0"/>
+            <w:right w:val="single" w:color="auto" w:sz="4" w:space="0"/>
+            <w:insideH w:val="single" w:color="auto" w:sz="4" w:space="0"/>
+            <w:insideV w:val="single" w:color="auto" w:sz="4" w:space="0"/>
+          </w:tblBorders>
+          <w:tblCellMar>
+            <w:top w:w="0" w:type="dxa"/>
+            <w:left w:w="108" w:type="dxa"/>
+            <w:bottom w:w="0" w:type="dxa"/>
+            <w:right w:w="108" w:type="dxa"/>
+          </w:tblCellMar>
+        </w:tblPrEx>
+        <w:tc>
+          <w:tcPr>
+            <w:tcW w:w="2268" w:type="dxa"/>
+          </w:tcPr>
+          <w:p>
             <w:r>
               <w:rPr>
                 <w:rFonts w:ascii="Times New Roman" w:hAnsi="Times New Roman" w:eastAsia="宋体"/>
@@ -2417,10 +3037,9 @@
         </w:tc>
         <w:tc>
           <w:tcPr>
-            <w:tcW w:type="dxa" w:w="7586"/>
-          </w:tcPr>
-          <w:p>
-            <w:r/>
+            <w:tcW w:w="7586" w:type="dxa"/>
+          </w:tcPr>
+          <w:p>
             <w:r>
               <w:rPr>
                 <w:rFonts w:ascii="Times New Roman" w:hAnsi="Times New Roman" w:eastAsia="宋体"/>
@@ -2433,12 +3052,27 @@
         </w:tc>
       </w:tr>
       <w:tr>
-        <w:tc>
-          <w:tcPr>
-            <w:tcW w:type="dxa" w:w="2268"/>
-          </w:tcPr>
-          <w:p>
-            <w:r/>
+        <w:tblPrEx>
+          <w:tblBorders>
+            <w:top w:val="single" w:color="auto" w:sz="4" w:space="0"/>
+            <w:left w:val="single" w:color="auto" w:sz="4" w:space="0"/>
+            <w:bottom w:val="single" w:color="auto" w:sz="4" w:space="0"/>
+            <w:right w:val="single" w:color="auto" w:sz="4" w:space="0"/>
+            <w:insideH w:val="single" w:color="auto" w:sz="4" w:space="0"/>
+            <w:insideV w:val="single" w:color="auto" w:sz="4" w:space="0"/>
+          </w:tblBorders>
+          <w:tblCellMar>
+            <w:top w:w="0" w:type="dxa"/>
+            <w:left w:w="108" w:type="dxa"/>
+            <w:bottom w:w="0" w:type="dxa"/>
+            <w:right w:w="108" w:type="dxa"/>
+          </w:tblCellMar>
+        </w:tblPrEx>
+        <w:tc>
+          <w:tcPr>
+            <w:tcW w:w="2268" w:type="dxa"/>
+          </w:tcPr>
+          <w:p>
             <w:r>
               <w:rPr>
                 <w:rFonts w:ascii="Times New Roman" w:hAnsi="Times New Roman" w:eastAsia="宋体"/>
@@ -2451,10 +3085,9 @@
         </w:tc>
         <w:tc>
           <w:tcPr>
-            <w:tcW w:type="dxa" w:w="7586"/>
-          </w:tcPr>
-          <w:p>
-            <w:r/>
+            <w:tcW w:w="7586" w:type="dxa"/>
+          </w:tcPr>
+          <w:p>
             <w:r>
               <w:rPr>
                 <w:rFonts w:ascii="Times New Roman" w:hAnsi="Times New Roman" w:eastAsia="宋体"/>
@@ -2469,7 +3102,7 @@
     </w:tbl>
     <w:p>
       <w:pPr>
-        <w:pStyle w:val="3"/>
+        <w:pStyle w:val="2"/>
         <w:keepNext/>
         <w:keepLines/>
         <w:pageBreakBefore w:val="0"/>
@@ -2485,38 +3118,59 @@
         <w:snapToGrid/>
         <w:spacing w:before="0" w:after="0" w:line="416" w:lineRule="auto"/>
         <w:textAlignment w:val="auto"/>
+        <w:outlineLvl w:val="0"/>
         <w:rPr>
           <w:rFonts w:hint="eastAsia"/>
         </w:rPr>
       </w:pPr>
-      <w:bookmarkStart w:id="12" w:name="_Toc99441711"/>
+      <w:bookmarkStart w:id="18" w:name="_Toc99441711"/>
+      <w:bookmarkStart w:id="19" w:name="_Toc31343"/>
       <w:r>
         <w:rPr>
           <w:rFonts w:hint="eastAsia"/>
-        </w:rPr>
-        <w:t>1. 产品介绍</w:t>
+          <w:lang w:val="en-US" w:eastAsia="zh-CN"/>
+        </w:rPr>
+        <w:t>2</w:t>
       </w:r>
-      <w:bookmarkEnd w:id="12"/>
-    </w:p>
-    <w:p>
       <w:r>
         <w:rPr>
-          <w:rFonts w:ascii="Times New Roman" w:hAnsi="Times New Roman" w:eastAsia="宋体"/>
-          <w:sz w:val="24"/>
-        </w:rPr>
-        <w:t>商城系统是一款基于浏览器/服务器（B/S）架构的网上商品交易系统。系统默认仅存在一家商户，由商户侧的运营人员负责商品的发布以及订单、发货、售后等业务的运营管理，管理员负责用户管理、角色管理等系统级内容的维护，买家则可在系统中完成商品的选购、下单、收货、评价与售后等操作。系统围绕商品上架、购买、发货、收货评价四大核心业务流程展开，为交易双方提供一个完整的在线商品交易平台。</w:t>
+          <w:rFonts w:hint="eastAsia"/>
+        </w:rPr>
+        <w:t>产品介绍</w:t>
       </w:r>
+      <w:bookmarkEnd w:id="18"/>
+      <w:bookmarkEnd w:id="19"/>
     </w:p>
     <w:p>
       <w:pPr>
-        <w:pStyle w:val="3"/>
+        <w:rPr>
+          <w:rFonts w:hint="eastAsia" w:ascii="Arial" w:hAnsi="Arial" w:eastAsia="黑体" w:cs="Times New Roman"/>
+          <w:b/>
+          <w:bCs/>
+          <w:kern w:val="2"/>
+          <w:sz w:val="32"/>
+          <w:szCs w:val="32"/>
+          <w:lang w:val="en-US" w:eastAsia="zh-CN" w:bidi="ar-SA"/>
+        </w:rPr>
+      </w:pPr>
+      <w:r>
+        <w:rPr>
+          <w:rFonts w:ascii="Times New Roman" w:hAnsi="Times New Roman" w:eastAsia="宋体"/>
+          <w:sz w:val="24"/>
+        </w:rPr>
+        <w:t>商城系统是一款基于浏览器/服务器（B/S）架构的网上商品交易系统。系统默认仅存在一家商户，由商户侧的运营人员负责商品的发布以及订单、发货、售后等业务的运营管理，管理员负责用户管理、角色管理等系统级内容的维护，买家则可在系统中完成商品的选购、下单、收货、评价与售后等操作。系统围绕商品上架、购买、发货、收货评价四大核心业务流程展开，为交易双方提供一个完整的在线商品交易平台。</w:t>
+      </w:r>
+      <w:bookmarkStart w:id="20" w:name="_Toc99441712"/>
+    </w:p>
+    <w:p>
+      <w:pPr>
+        <w:pStyle w:val="2"/>
         <w:keepNext/>
         <w:keepLines/>
         <w:pageBreakBefore w:val="0"/>
         <w:widowControl w:val="0"/>
         <w:numPr>
-          <w:ilvl w:val="0"/>
-          <w:numId w:val="1"/>
+          <w:numId w:val="0"/>
         </w:numPr>
         <w:kinsoku/>
         <w:wordWrap/>
@@ -2529,18 +3183,27 @@
         <w:snapToGrid/>
         <w:spacing w:before="0" w:after="0" w:line="416" w:lineRule="auto"/>
         <w:textAlignment w:val="auto"/>
+        <w:outlineLvl w:val="0"/>
         <w:rPr>
           <w:rFonts w:hint="eastAsia"/>
         </w:rPr>
       </w:pPr>
-      <w:bookmarkStart w:id="13" w:name="_Toc99441712"/>
+      <w:bookmarkStart w:id="21" w:name="_Toc30518"/>
+      <w:r>
+        <w:rPr>
+          <w:rFonts w:hint="eastAsia"/>
+          <w:lang w:val="en-US" w:eastAsia="zh-CN"/>
+        </w:rPr>
+        <w:t>3</w:t>
+      </w:r>
       <w:r>
         <w:rPr>
           <w:rFonts w:hint="eastAsia"/>
         </w:rPr>
         <w:t>产品面向的用户群体</w:t>
       </w:r>
-      <w:bookmarkEnd w:id="13"/>
+      <w:bookmarkEnd w:id="20"/>
+      <w:bookmarkEnd w:id="21"/>
     </w:p>
     <w:p>
       <w:r>
@@ -2577,6 +3240,122 @@
         </w:rPr>
         <w:t>（3）买家：商城的使用者，主要承担选购商品、购物车管理、下单、收货、评价、申请售后等职能，完成从选购商品到售后处理的一整套消费流程。</w:t>
       </w:r>
+    </w:p>
+    <w:p>
+      <w:pPr>
+        <w:pStyle w:val="2"/>
+        <w:keepNext/>
+        <w:keepLines/>
+        <w:pageBreakBefore w:val="0"/>
+        <w:widowControl w:val="0"/>
+        <w:kinsoku/>
+        <w:wordWrap/>
+        <w:overflowPunct/>
+        <w:topLinePunct w:val="0"/>
+        <w:autoSpaceDE/>
+        <w:autoSpaceDN/>
+        <w:bidi w:val="0"/>
+        <w:adjustRightInd/>
+        <w:snapToGrid/>
+        <w:spacing w:before="0" w:after="0" w:line="416" w:lineRule="auto"/>
+        <w:textAlignment w:val="auto"/>
+        <w:outlineLvl w:val="0"/>
+        <w:rPr>
+          <w:rFonts w:hint="eastAsia"/>
+        </w:rPr>
+      </w:pPr>
+      <w:bookmarkStart w:id="22" w:name="_Toc99441713"/>
+      <w:bookmarkStart w:id="23" w:name="_Toc31562"/>
+      <w:r>
+        <w:rPr>
+          <w:rFonts w:hint="eastAsia"/>
+          <w:lang w:val="en-US" w:eastAsia="zh-CN"/>
+        </w:rPr>
+        <w:t>4</w:t>
+      </w:r>
+      <w:r>
+        <w:rPr>
+          <w:rFonts w:hint="eastAsia"/>
+        </w:rPr>
+        <w:t xml:space="preserve"> 产品应当遵循的标准或规范</w:t>
+      </w:r>
+      <w:bookmarkEnd w:id="22"/>
+      <w:bookmarkEnd w:id="23"/>
+    </w:p>
+    <w:p>
+      <w:pPr>
+        <w:spacing w:line="360" w:lineRule="auto"/>
+        <w:ind w:firstLine="420"/>
+        <w:rPr>
+          <w:rFonts w:hint="eastAsia"/>
+          <w:sz w:val="24"/>
+        </w:rPr>
+      </w:pPr>
+      <w:r>
+        <w:rPr>
+          <w:rFonts w:hint="eastAsia"/>
+          <w:sz w:val="24"/>
+        </w:rPr>
+        <w:t>（1）专业编号遵循国家统计规范</w:t>
+      </w:r>
+    </w:p>
+    <w:p>
+      <w:pPr>
+        <w:spacing w:line="360" w:lineRule="auto"/>
+        <w:ind w:firstLine="420"/>
+        <w:rPr>
+          <w:rFonts w:hint="eastAsia"/>
+          <w:sz w:val="24"/>
+        </w:rPr>
+      </w:pPr>
+      <w:r>
+        <w:rPr>
+          <w:rFonts w:hint="eastAsia"/>
+          <w:sz w:val="24"/>
+        </w:rPr>
+        <w:t>（2）数据库的设计遵循本项目要求的统一设计规范。</w:t>
+      </w:r>
+    </w:p>
+    <w:p>
+      <w:pPr>
+        <w:pStyle w:val="2"/>
+        <w:keepNext/>
+        <w:keepLines/>
+        <w:pageBreakBefore w:val="0"/>
+        <w:widowControl w:val="0"/>
+        <w:kinsoku/>
+        <w:wordWrap/>
+        <w:overflowPunct/>
+        <w:topLinePunct w:val="0"/>
+        <w:autoSpaceDE/>
+        <w:autoSpaceDN/>
+        <w:bidi w:val="0"/>
+        <w:adjustRightInd/>
+        <w:snapToGrid/>
+        <w:spacing w:before="0" w:after="0" w:line="416" w:lineRule="auto"/>
+        <w:textAlignment w:val="auto"/>
+        <w:outlineLvl w:val="0"/>
+        <w:rPr>
+          <w:rFonts w:hint="eastAsia"/>
+        </w:rPr>
+      </w:pPr>
+      <w:bookmarkStart w:id="24" w:name="_Toc99441714"/>
+      <w:bookmarkStart w:id="25" w:name="_Toc21568"/>
+      <w:r>
+        <w:rPr>
+          <w:rFonts w:hint="eastAsia"/>
+          <w:lang w:val="en-US" w:eastAsia="zh-CN"/>
+        </w:rPr>
+        <w:t>5</w:t>
+      </w:r>
+      <w:r>
+        <w:rPr>
+          <w:rFonts w:hint="eastAsia"/>
+        </w:rPr>
+        <w:t>产品的功能性需求</w:t>
+      </w:r>
+      <w:bookmarkEnd w:id="24"/>
+      <w:bookmarkEnd w:id="25"/>
     </w:p>
     <w:p>
       <w:pPr>
@@ -2600,110 +3379,23 @@
           <w:rFonts w:hint="eastAsia"/>
         </w:rPr>
       </w:pPr>
-      <w:bookmarkStart w:id="14" w:name="_Toc99441713"/>
+      <w:bookmarkStart w:id="26" w:name="_Toc99441715"/>
+      <w:bookmarkStart w:id="27" w:name="_Toc23677"/>
       <w:r>
         <w:rPr>
           <w:rFonts w:hint="eastAsia"/>
-        </w:rPr>
-        <w:t>3. 产品应当遵循的标准或规范</w:t>
+          <w:lang w:val="en-US" w:eastAsia="zh-CN"/>
+        </w:rPr>
+        <w:t>5</w:t>
       </w:r>
-      <w:bookmarkEnd w:id="14"/>
-    </w:p>
-    <w:p>
-      <w:pPr>
-        <w:spacing w:line="360" w:lineRule="auto"/>
-        <w:ind w:firstLine="420"/>
+      <w:r>
         <w:rPr>
           <w:rFonts w:hint="eastAsia"/>
-          <w:sz w:val="24"/>
-        </w:rPr>
-      </w:pPr>
-      <w:r>
-        <w:rPr>
-          <w:rFonts w:hint="eastAsia"/>
-          <w:sz w:val="24"/>
-        </w:rPr>
-        <w:t>（1）专业编号遵循国家统计规范</w:t>
+        </w:rPr>
+        <w:t>.1 产品业务流程图</w:t>
       </w:r>
-    </w:p>
-    <w:p>
-      <w:pPr>
-        <w:spacing w:line="360" w:lineRule="auto"/>
-        <w:ind w:firstLine="420"/>
-        <w:rPr>
-          <w:rFonts w:hint="eastAsia"/>
-          <w:sz w:val="24"/>
-        </w:rPr>
-      </w:pPr>
-      <w:r>
-        <w:rPr>
-          <w:rFonts w:hint="eastAsia"/>
-          <w:sz w:val="24"/>
-        </w:rPr>
-        <w:t>（2）数据库的设计遵循本项目要求的统一设计规范。</w:t>
-      </w:r>
-    </w:p>
-    <w:p>
-      <w:pPr>
-        <w:pStyle w:val="3"/>
-        <w:keepNext/>
-        <w:keepLines/>
-        <w:pageBreakBefore w:val="0"/>
-        <w:widowControl w:val="0"/>
-        <w:kinsoku/>
-        <w:wordWrap/>
-        <w:overflowPunct/>
-        <w:topLinePunct w:val="0"/>
-        <w:autoSpaceDE/>
-        <w:autoSpaceDN/>
-        <w:bidi w:val="0"/>
-        <w:adjustRightInd/>
-        <w:snapToGrid/>
-        <w:spacing w:before="0" w:after="0" w:line="416" w:lineRule="auto"/>
-        <w:textAlignment w:val="auto"/>
-        <w:rPr>
-          <w:rFonts w:hint="eastAsia"/>
-        </w:rPr>
-      </w:pPr>
-      <w:bookmarkStart w:id="15" w:name="_Toc99441714"/>
-      <w:r>
-        <w:rPr>
-          <w:rFonts w:hint="eastAsia"/>
-        </w:rPr>
-        <w:t>4. 产品的功能性需求</w:t>
-      </w:r>
-      <w:bookmarkEnd w:id="15"/>
-    </w:p>
-    <w:p>
-      <w:pPr>
-        <w:pStyle w:val="3"/>
-        <w:keepNext/>
-        <w:keepLines/>
-        <w:pageBreakBefore w:val="0"/>
-        <w:widowControl w:val="0"/>
-        <w:kinsoku/>
-        <w:wordWrap/>
-        <w:overflowPunct/>
-        <w:topLinePunct w:val="0"/>
-        <w:autoSpaceDE/>
-        <w:autoSpaceDN/>
-        <w:bidi w:val="0"/>
-        <w:adjustRightInd/>
-        <w:snapToGrid/>
-        <w:spacing w:before="0" w:after="0" w:line="416" w:lineRule="auto"/>
-        <w:textAlignment w:val="auto"/>
-        <w:rPr>
-          <w:rFonts w:hint="eastAsia"/>
-        </w:rPr>
-      </w:pPr>
-      <w:bookmarkStart w:id="16" w:name="_Toc99441715"/>
-      <w:r>
-        <w:rPr>
-          <w:rFonts w:hint="eastAsia"/>
-        </w:rPr>
-        <w:t>4.1 产品业务流程图</w:t>
-      </w:r>
-      <w:bookmarkEnd w:id="16"/>
+      <w:bookmarkEnd w:id="26"/>
+      <w:bookmarkEnd w:id="27"/>
     </w:p>
     <w:p>
       <w:pPr>
@@ -2752,21 +3444,24 @@
       </w:pPr>
       <w:r>
         <w:drawing>
-          <wp:inline xmlns:a="http://schemas.openxmlformats.org/drawingml/2006/main" xmlns:pic="http://schemas.openxmlformats.org/drawingml/2006/picture">
-            <wp:extent cx="2286000" cy="7206712"/>
+          <wp:inline distT="0" distB="0" distL="114300" distR="114300">
+            <wp:extent cx="2286000" cy="7206615"/>
+            <wp:effectExtent l="0" t="0" r="0" b="6985"/>
             <wp:docPr id="1" name="Picture 1"/>
             <wp:cNvGraphicFramePr>
-              <a:graphicFrameLocks noChangeAspect="1"/>
+              <a:graphicFrameLocks xmlns:a="http://schemas.openxmlformats.org/drawingml/2006/main" noChangeAspect="1"/>
             </wp:cNvGraphicFramePr>
-            <a:graphic>
+            <a:graphic xmlns:a="http://schemas.openxmlformats.org/drawingml/2006/main">
               <a:graphicData uri="http://schemas.openxmlformats.org/drawingml/2006/picture">
-                <pic:pic>
+                <pic:pic xmlns:pic="http://schemas.openxmlformats.org/drawingml/2006/picture">
                   <pic:nvPicPr>
-                    <pic:cNvPr id="0" name="02_activity_shangjia.png"/>
-                    <pic:cNvPicPr/>
+                    <pic:cNvPr id="1" name="Picture 1"/>
+                    <pic:cNvPicPr>
+                      <a:picLocks noChangeAspect="1"/>
+                    </pic:cNvPicPr>
                   </pic:nvPicPr>
                   <pic:blipFill>
-                    <a:blip r:embed="rId9"/>
+                    <a:blip r:embed="rId6"/>
                     <a:stretch>
                       <a:fillRect/>
                     </a:stretch>
@@ -2776,7 +3471,9 @@
                       <a:off x="0" y="0"/>
                       <a:ext cx="2286000" cy="7206712"/>
                     </a:xfrm>
-                    <a:prstGeom prst="rect"/>
+                    <a:prstGeom prst="rect">
+                      <a:avLst/>
+                    </a:prstGeom>
                   </pic:spPr>
                 </pic:pic>
               </a:graphicData>
@@ -2813,21 +3510,24 @@
       </w:pPr>
       <w:r>
         <w:drawing>
-          <wp:inline xmlns:a="http://schemas.openxmlformats.org/drawingml/2006/main" xmlns:pic="http://schemas.openxmlformats.org/drawingml/2006/picture">
-            <wp:extent cx="2286000" cy="7387683"/>
+          <wp:inline distT="0" distB="0" distL="114300" distR="114300">
+            <wp:extent cx="2286000" cy="7387590"/>
+            <wp:effectExtent l="0" t="0" r="0" b="3810"/>
             <wp:docPr id="2" name="Picture 2"/>
             <wp:cNvGraphicFramePr>
-              <a:graphicFrameLocks noChangeAspect="1"/>
+              <a:graphicFrameLocks xmlns:a="http://schemas.openxmlformats.org/drawingml/2006/main" noChangeAspect="1"/>
             </wp:cNvGraphicFramePr>
-            <a:graphic>
+            <a:graphic xmlns:a="http://schemas.openxmlformats.org/drawingml/2006/main">
               <a:graphicData uri="http://schemas.openxmlformats.org/drawingml/2006/picture">
-                <pic:pic>
+                <pic:pic xmlns:pic="http://schemas.openxmlformats.org/drawingml/2006/picture">
                   <pic:nvPicPr>
-                    <pic:cNvPr id="0" name="03_activity_goumai.png"/>
-                    <pic:cNvPicPr/>
+                    <pic:cNvPr id="2" name="Picture 2"/>
+                    <pic:cNvPicPr>
+                      <a:picLocks noChangeAspect="1"/>
+                    </pic:cNvPicPr>
                   </pic:nvPicPr>
                   <pic:blipFill>
-                    <a:blip r:embed="rId10"/>
+                    <a:blip r:embed="rId7"/>
                     <a:stretch>
                       <a:fillRect/>
                     </a:stretch>
@@ -2837,7 +3537,9 @@
                       <a:off x="0" y="0"/>
                       <a:ext cx="2286000" cy="7387683"/>
                     </a:xfrm>
-                    <a:prstGeom prst="rect"/>
+                    <a:prstGeom prst="rect">
+                      <a:avLst/>
+                    </a:prstGeom>
                   </pic:spPr>
                 </pic:pic>
               </a:graphicData>
@@ -2874,21 +3576,24 @@
       </w:pPr>
       <w:r>
         <w:drawing>
-          <wp:inline xmlns:a="http://schemas.openxmlformats.org/drawingml/2006/main" xmlns:pic="http://schemas.openxmlformats.org/drawingml/2006/picture">
-            <wp:extent cx="2286000" cy="5448957"/>
+          <wp:inline distT="0" distB="0" distL="114300" distR="114300">
+            <wp:extent cx="2286000" cy="5448935"/>
+            <wp:effectExtent l="0" t="0" r="0" b="12065"/>
             <wp:docPr id="3" name="Picture 3"/>
             <wp:cNvGraphicFramePr>
-              <a:graphicFrameLocks noChangeAspect="1"/>
+              <a:graphicFrameLocks xmlns:a="http://schemas.openxmlformats.org/drawingml/2006/main" noChangeAspect="1"/>
             </wp:cNvGraphicFramePr>
-            <a:graphic>
+            <a:graphic xmlns:a="http://schemas.openxmlformats.org/drawingml/2006/main">
               <a:graphicData uri="http://schemas.openxmlformats.org/drawingml/2006/picture">
-                <pic:pic>
+                <pic:pic xmlns:pic="http://schemas.openxmlformats.org/drawingml/2006/picture">
                   <pic:nvPicPr>
-                    <pic:cNvPr id="0" name="04_activity_fahuo.png"/>
-                    <pic:cNvPicPr/>
+                    <pic:cNvPr id="3" name="Picture 3"/>
+                    <pic:cNvPicPr>
+                      <a:picLocks noChangeAspect="1"/>
+                    </pic:cNvPicPr>
                   </pic:nvPicPr>
                   <pic:blipFill>
-                    <a:blip r:embed="rId11"/>
+                    <a:blip r:embed="rId8"/>
                     <a:stretch>
                       <a:fillRect/>
                     </a:stretch>
@@ -2898,7 +3603,9 @@
                       <a:off x="0" y="0"/>
                       <a:ext cx="2286000" cy="5448957"/>
                     </a:xfrm>
-                    <a:prstGeom prst="rect"/>
+                    <a:prstGeom prst="rect">
+                      <a:avLst/>
+                    </a:prstGeom>
                   </pic:spPr>
                 </pic:pic>
               </a:graphicData>
@@ -2935,21 +3642,24 @@
       </w:pPr>
       <w:r>
         <w:drawing>
-          <wp:inline xmlns:a="http://schemas.openxmlformats.org/drawingml/2006/main" xmlns:pic="http://schemas.openxmlformats.org/drawingml/2006/picture">
-            <wp:extent cx="2286000" cy="3795386"/>
+          <wp:inline distT="0" distB="0" distL="114300" distR="114300">
+            <wp:extent cx="2286000" cy="3794760"/>
+            <wp:effectExtent l="0" t="0" r="0" b="2540"/>
             <wp:docPr id="4" name="Picture 4"/>
             <wp:cNvGraphicFramePr>
-              <a:graphicFrameLocks noChangeAspect="1"/>
+              <a:graphicFrameLocks xmlns:a="http://schemas.openxmlformats.org/drawingml/2006/main" noChangeAspect="1"/>
             </wp:cNvGraphicFramePr>
-            <a:graphic>
+            <a:graphic xmlns:a="http://schemas.openxmlformats.org/drawingml/2006/main">
               <a:graphicData uri="http://schemas.openxmlformats.org/drawingml/2006/picture">
-                <pic:pic>
+                <pic:pic xmlns:pic="http://schemas.openxmlformats.org/drawingml/2006/picture">
                   <pic:nvPicPr>
-                    <pic:cNvPr id="0" name="05_activity_shouhuo.png"/>
-                    <pic:cNvPicPr/>
+                    <pic:cNvPr id="4" name="Picture 4"/>
+                    <pic:cNvPicPr>
+                      <a:picLocks noChangeAspect="1"/>
+                    </pic:cNvPicPr>
                   </pic:nvPicPr>
                   <pic:blipFill>
-                    <a:blip r:embed="rId12"/>
+                    <a:blip r:embed="rId9"/>
                     <a:stretch>
                       <a:fillRect/>
                     </a:stretch>
@@ -2959,7 +3669,9 @@
                       <a:off x="0" y="0"/>
                       <a:ext cx="2286000" cy="3795386"/>
                     </a:xfrm>
-                    <a:prstGeom prst="rect"/>
+                    <a:prstGeom prst="rect">
+                      <a:avLst/>
+                    </a:prstGeom>
                   </pic:spPr>
                 </pic:pic>
               </a:graphicData>
@@ -3021,14 +3733,23 @@
           <w:rFonts w:hint="eastAsia"/>
         </w:rPr>
       </w:pPr>
-      <w:bookmarkStart w:id="17" w:name="_Toc99441716"/>
+      <w:bookmarkStart w:id="28" w:name="_Toc99441716"/>
+      <w:bookmarkStart w:id="29" w:name="_Toc605"/>
       <w:r>
         <w:rPr>
           <w:rFonts w:hint="eastAsia"/>
-        </w:rPr>
-        <w:t>4.2 功能性需求分类</w:t>
+          <w:lang w:val="en-US" w:eastAsia="zh-CN"/>
+        </w:rPr>
+        <w:t>5</w:t>
       </w:r>
-      <w:bookmarkEnd w:id="17"/>
+      <w:r>
+        <w:rPr>
+          <w:rFonts w:hint="eastAsia"/>
+        </w:rPr>
+        <w:t>.2 功能性需求分类</w:t>
+      </w:r>
+      <w:bookmarkEnd w:id="28"/>
+      <w:bookmarkEnd w:id="29"/>
     </w:p>
     <w:p>
       <w:r>
@@ -3045,21 +3766,24 @@
       </w:pPr>
       <w:r>
         <w:drawing>
-          <wp:inline xmlns:a="http://schemas.openxmlformats.org/drawingml/2006/main" xmlns:pic="http://schemas.openxmlformats.org/drawingml/2006/picture">
-            <wp:extent cx="2926080" cy="1999488"/>
+          <wp:inline distT="0" distB="0" distL="114300" distR="114300">
+            <wp:extent cx="2926080" cy="1998980"/>
+            <wp:effectExtent l="0" t="0" r="7620" b="7620"/>
             <wp:docPr id="5" name="Picture 5"/>
             <wp:cNvGraphicFramePr>
-              <a:graphicFrameLocks noChangeAspect="1"/>
+              <a:graphicFrameLocks xmlns:a="http://schemas.openxmlformats.org/drawingml/2006/main" noChangeAspect="1"/>
             </wp:cNvGraphicFramePr>
-            <a:graphic>
+            <a:graphic xmlns:a="http://schemas.openxmlformats.org/drawingml/2006/main">
               <a:graphicData uri="http://schemas.openxmlformats.org/drawingml/2006/picture">
-                <pic:pic>
+                <pic:pic xmlns:pic="http://schemas.openxmlformats.org/drawingml/2006/picture">
                   <pic:nvPicPr>
-                    <pic:cNvPr id="0" name="01a_use_case_admin.png"/>
-                    <pic:cNvPicPr/>
+                    <pic:cNvPr id="5" name="Picture 5"/>
+                    <pic:cNvPicPr>
+                      <a:picLocks noChangeAspect="1"/>
+                    </pic:cNvPicPr>
                   </pic:nvPicPr>
                   <pic:blipFill>
-                    <a:blip r:embed="rId13"/>
+                    <a:blip r:embed="rId10"/>
                     <a:stretch>
                       <a:fillRect/>
                     </a:stretch>
@@ -3069,7 +3793,9 @@
                       <a:off x="0" y="0"/>
                       <a:ext cx="2926080" cy="1999488"/>
                     </a:xfrm>
-                    <a:prstGeom prst="rect"/>
+                    <a:prstGeom prst="rect">
+                      <a:avLst/>
+                    </a:prstGeom>
                   </pic:spPr>
                 </pic:pic>
               </a:graphicData>
@@ -3097,21 +3823,24 @@
       </w:pPr>
       <w:r>
         <w:drawing>
-          <wp:inline xmlns:a="http://schemas.openxmlformats.org/drawingml/2006/main" xmlns:pic="http://schemas.openxmlformats.org/drawingml/2006/picture">
-            <wp:extent cx="2926080" cy="5775561"/>
+          <wp:inline distT="0" distB="0" distL="114300" distR="114300">
+            <wp:extent cx="2926080" cy="5775325"/>
+            <wp:effectExtent l="0" t="0" r="7620" b="3175"/>
             <wp:docPr id="6" name="Picture 6"/>
             <wp:cNvGraphicFramePr>
-              <a:graphicFrameLocks noChangeAspect="1"/>
+              <a:graphicFrameLocks xmlns:a="http://schemas.openxmlformats.org/drawingml/2006/main" noChangeAspect="1"/>
             </wp:cNvGraphicFramePr>
-            <a:graphic>
+            <a:graphic xmlns:a="http://schemas.openxmlformats.org/drawingml/2006/main">
               <a:graphicData uri="http://schemas.openxmlformats.org/drawingml/2006/picture">
-                <pic:pic>
+                <pic:pic xmlns:pic="http://schemas.openxmlformats.org/drawingml/2006/picture">
                   <pic:nvPicPr>
-                    <pic:cNvPr id="0" name="01b_use_case_operator.png"/>
-                    <pic:cNvPicPr/>
+                    <pic:cNvPr id="6" name="Picture 6"/>
+                    <pic:cNvPicPr>
+                      <a:picLocks noChangeAspect="1"/>
+                    </pic:cNvPicPr>
                   </pic:nvPicPr>
                   <pic:blipFill>
-                    <a:blip r:embed="rId14"/>
+                    <a:blip r:embed="rId11"/>
                     <a:stretch>
                       <a:fillRect/>
                     </a:stretch>
@@ -3121,7 +3850,9 @@
                       <a:off x="0" y="0"/>
                       <a:ext cx="2926080" cy="5775561"/>
                     </a:xfrm>
-                    <a:prstGeom prst="rect"/>
+                    <a:prstGeom prst="rect">
+                      <a:avLst/>
+                    </a:prstGeom>
                   </pic:spPr>
                 </pic:pic>
               </a:graphicData>
@@ -3149,21 +3880,24 @@
       </w:pPr>
       <w:r>
         <w:drawing>
-          <wp:inline xmlns:a="http://schemas.openxmlformats.org/drawingml/2006/main" xmlns:pic="http://schemas.openxmlformats.org/drawingml/2006/picture">
-            <wp:extent cx="2926080" cy="4934469"/>
+          <wp:inline distT="0" distB="0" distL="114300" distR="114300">
+            <wp:extent cx="2926080" cy="4933950"/>
+            <wp:effectExtent l="0" t="0" r="7620" b="6350"/>
             <wp:docPr id="7" name="Picture 7"/>
             <wp:cNvGraphicFramePr>
-              <a:graphicFrameLocks noChangeAspect="1"/>
+              <a:graphicFrameLocks xmlns:a="http://schemas.openxmlformats.org/drawingml/2006/main" noChangeAspect="1"/>
             </wp:cNvGraphicFramePr>
-            <a:graphic>
+            <a:graphic xmlns:a="http://schemas.openxmlformats.org/drawingml/2006/main">
               <a:graphicData uri="http://schemas.openxmlformats.org/drawingml/2006/picture">
-                <pic:pic>
+                <pic:pic xmlns:pic="http://schemas.openxmlformats.org/drawingml/2006/picture">
                   <pic:nvPicPr>
-                    <pic:cNvPr id="0" name="01c_use_case_buyer.png"/>
-                    <pic:cNvPicPr/>
+                    <pic:cNvPr id="7" name="Picture 7"/>
+                    <pic:cNvPicPr>
+                      <a:picLocks noChangeAspect="1"/>
+                    </pic:cNvPicPr>
                   </pic:nvPicPr>
                   <pic:blipFill>
-                    <a:blip r:embed="rId15"/>
+                    <a:blip r:embed="rId12"/>
                     <a:stretch>
                       <a:fillRect/>
                     </a:stretch>
@@ -3173,7 +3907,9 @@
                       <a:off x="0" y="0"/>
                       <a:ext cx="2926080" cy="4934469"/>
                     </a:xfrm>
-                    <a:prstGeom prst="rect"/>
+                    <a:prstGeom prst="rect">
+                      <a:avLst/>
+                    </a:prstGeom>
                   </pic:spPr>
                 </pic:pic>
               </a:graphicData>
@@ -3211,10 +3947,23 @@
     <w:tbl>
       <w:tblPr>
         <w:tblStyle w:val="12"/>
-        <w:tblW w:type="auto" w:w="0"/>
+        <w:tblW w:w="0" w:type="auto"/>
         <w:jc w:val="center"/>
+        <w:tblBorders>
+          <w:top w:val="single" w:color="auto" w:sz="4" w:space="0"/>
+          <w:left w:val="single" w:color="auto" w:sz="4" w:space="0"/>
+          <w:bottom w:val="single" w:color="auto" w:sz="4" w:space="0"/>
+          <w:right w:val="single" w:color="auto" w:sz="4" w:space="0"/>
+          <w:insideH w:val="single" w:color="auto" w:sz="4" w:space="0"/>
+          <w:insideV w:val="single" w:color="auto" w:sz="4" w:space="0"/>
+        </w:tblBorders>
         <w:tblLayout w:type="fixed"/>
-        <w:tblLook w:firstColumn="1" w:firstRow="1" w:lastColumn="0" w:lastRow="0" w:noHBand="0" w:noVBand="1" w:val="04A0"/>
+        <w:tblCellMar>
+          <w:top w:w="0" w:type="dxa"/>
+          <w:left w:w="108" w:type="dxa"/>
+          <w:bottom w:w="0" w:type="dxa"/>
+          <w:right w:w="108" w:type="dxa"/>
+        </w:tblCellMar>
       </w:tblPr>
       <w:tblGrid>
         <w:gridCol w:w="2409"/>
@@ -3223,13 +3972,31 @@
         <w:gridCol w:w="2409"/>
       </w:tblGrid>
       <w:tr>
-        <w:tc>
-          <w:tcPr>
-            <w:tcW w:type="dxa" w:w="864"/>
-            <w:vAlign w:val="center"/>
-          </w:tcPr>
-          <w:p>
-            <w:r/>
+        <w:tblPrEx>
+          <w:tblBorders>
+            <w:top w:val="single" w:color="auto" w:sz="4" w:space="0"/>
+            <w:left w:val="single" w:color="auto" w:sz="4" w:space="0"/>
+            <w:bottom w:val="single" w:color="auto" w:sz="4" w:space="0"/>
+            <w:right w:val="single" w:color="auto" w:sz="4" w:space="0"/>
+            <w:insideH w:val="single" w:color="auto" w:sz="4" w:space="0"/>
+            <w:insideV w:val="single" w:color="auto" w:sz="4" w:space="0"/>
+          </w:tblBorders>
+          <w:tblCellMar>
+            <w:top w:w="0" w:type="dxa"/>
+            <w:left w:w="108" w:type="dxa"/>
+            <w:bottom w:w="0" w:type="dxa"/>
+            <w:right w:w="108" w:type="dxa"/>
+          </w:tblCellMar>
+        </w:tblPrEx>
+        <w:trPr>
+          <w:jc w:val="center"/>
+        </w:trPr>
+        <w:tc>
+          <w:tcPr>
+            <w:tcW w:w="864" w:type="dxa"/>
+            <w:vAlign w:val="center"/>
+          </w:tcPr>
+          <w:p>
             <w:r>
               <w:rPr>
                 <w:rFonts w:ascii="Times New Roman" w:hAnsi="Times New Roman" w:eastAsia="宋体"/>
@@ -3242,11 +4009,10 @@
         </w:tc>
         <w:tc>
           <w:tcPr>
-            <w:tcW w:type="dxa" w:w="2160"/>
-            <w:vAlign w:val="center"/>
-          </w:tcPr>
-          <w:p>
-            <w:r/>
+            <w:tcW w:w="2160" w:type="dxa"/>
+            <w:vAlign w:val="center"/>
+          </w:tcPr>
+          <w:p>
             <w:r>
               <w:rPr>
                 <w:rFonts w:ascii="Times New Roman" w:hAnsi="Times New Roman" w:eastAsia="宋体"/>
@@ -3259,11 +4025,10 @@
         </w:tc>
         <w:tc>
           <w:tcPr>
-            <w:tcW w:type="dxa" w:w="4464"/>
-            <w:vAlign w:val="center"/>
-          </w:tcPr>
-          <w:p>
-            <w:r/>
+            <w:tcW w:w="4464" w:type="dxa"/>
+            <w:vAlign w:val="center"/>
+          </w:tcPr>
+          <w:p>
             <w:r>
               <w:rPr>
                 <w:rFonts w:ascii="Times New Roman" w:hAnsi="Times New Roman" w:eastAsia="宋体"/>
@@ -3276,11 +4041,10 @@
         </w:tc>
         <w:tc>
           <w:tcPr>
-            <w:tcW w:type="dxa" w:w="1296"/>
-            <w:vAlign w:val="center"/>
-          </w:tcPr>
-          <w:p>
-            <w:r/>
+            <w:tcW w:w="1296" w:type="dxa"/>
+            <w:vAlign w:val="center"/>
+          </w:tcPr>
+          <w:p>
             <w:r>
               <w:rPr>
                 <w:rFonts w:ascii="Times New Roman" w:hAnsi="Times New Roman" w:eastAsia="宋体"/>
@@ -3293,13 +4057,31 @@
         </w:tc>
       </w:tr>
       <w:tr>
-        <w:tc>
-          <w:tcPr>
-            <w:tcW w:type="dxa" w:w="864"/>
-            <w:vAlign w:val="center"/>
-          </w:tcPr>
-          <w:p>
-            <w:r/>
+        <w:tblPrEx>
+          <w:tblBorders>
+            <w:top w:val="single" w:color="auto" w:sz="4" w:space="0"/>
+            <w:left w:val="single" w:color="auto" w:sz="4" w:space="0"/>
+            <w:bottom w:val="single" w:color="auto" w:sz="4" w:space="0"/>
+            <w:right w:val="single" w:color="auto" w:sz="4" w:space="0"/>
+            <w:insideH w:val="single" w:color="auto" w:sz="4" w:space="0"/>
+            <w:insideV w:val="single" w:color="auto" w:sz="4" w:space="0"/>
+          </w:tblBorders>
+          <w:tblCellMar>
+            <w:top w:w="0" w:type="dxa"/>
+            <w:left w:w="108" w:type="dxa"/>
+            <w:bottom w:w="0" w:type="dxa"/>
+            <w:right w:w="108" w:type="dxa"/>
+          </w:tblCellMar>
+        </w:tblPrEx>
+        <w:trPr>
+          <w:jc w:val="center"/>
+        </w:trPr>
+        <w:tc>
+          <w:tcPr>
+            <w:tcW w:w="864" w:type="dxa"/>
+            <w:vAlign w:val="center"/>
+          </w:tcPr>
+          <w:p>
             <w:r>
               <w:rPr>
                 <w:rFonts w:ascii="Times New Roman" w:hAnsi="Times New Roman" w:eastAsia="宋体"/>
@@ -3312,11 +4094,10 @@
         </w:tc>
         <w:tc>
           <w:tcPr>
-            <w:tcW w:type="dxa" w:w="2160"/>
-            <w:vAlign w:val="center"/>
-          </w:tcPr>
-          <w:p>
-            <w:r/>
+            <w:tcW w:w="2160" w:type="dxa"/>
+            <w:vAlign w:val="center"/>
+          </w:tcPr>
+          <w:p>
             <w:r>
               <w:rPr>
                 <w:rFonts w:ascii="Times New Roman" w:hAnsi="Times New Roman" w:eastAsia="宋体"/>
@@ -3329,11 +4110,10 @@
         </w:tc>
         <w:tc>
           <w:tcPr>
-            <w:tcW w:type="dxa" w:w="4464"/>
-            <w:vAlign w:val="center"/>
-          </w:tcPr>
-          <w:p>
-            <w:r/>
+            <w:tcW w:w="4464" w:type="dxa"/>
+            <w:vAlign w:val="center"/>
+          </w:tcPr>
+          <w:p>
             <w:r>
               <w:rPr>
                 <w:rFonts w:ascii="Times New Roman" w:hAnsi="Times New Roman" w:eastAsia="宋体"/>
@@ -3346,11 +4126,10 @@
         </w:tc>
         <w:tc>
           <w:tcPr>
-            <w:tcW w:type="dxa" w:w="1296"/>
-            <w:vAlign w:val="center"/>
-          </w:tcPr>
-          <w:p>
-            <w:r/>
+            <w:tcW w:w="1296" w:type="dxa"/>
+            <w:vAlign w:val="center"/>
+          </w:tcPr>
+          <w:p>
             <w:r>
               <w:rPr>
                 <w:rFonts w:ascii="Times New Roman" w:hAnsi="Times New Roman" w:eastAsia="宋体"/>
@@ -3363,13 +4142,31 @@
         </w:tc>
       </w:tr>
       <w:tr>
-        <w:tc>
-          <w:tcPr>
-            <w:tcW w:type="dxa" w:w="864"/>
-            <w:vAlign w:val="center"/>
-          </w:tcPr>
-          <w:p>
-            <w:r/>
+        <w:tblPrEx>
+          <w:tblBorders>
+            <w:top w:val="single" w:color="auto" w:sz="4" w:space="0"/>
+            <w:left w:val="single" w:color="auto" w:sz="4" w:space="0"/>
+            <w:bottom w:val="single" w:color="auto" w:sz="4" w:space="0"/>
+            <w:right w:val="single" w:color="auto" w:sz="4" w:space="0"/>
+            <w:insideH w:val="single" w:color="auto" w:sz="4" w:space="0"/>
+            <w:insideV w:val="single" w:color="auto" w:sz="4" w:space="0"/>
+          </w:tblBorders>
+          <w:tblCellMar>
+            <w:top w:w="0" w:type="dxa"/>
+            <w:left w:w="108" w:type="dxa"/>
+            <w:bottom w:w="0" w:type="dxa"/>
+            <w:right w:w="108" w:type="dxa"/>
+          </w:tblCellMar>
+        </w:tblPrEx>
+        <w:trPr>
+          <w:jc w:val="center"/>
+        </w:trPr>
+        <w:tc>
+          <w:tcPr>
+            <w:tcW w:w="864" w:type="dxa"/>
+            <w:vAlign w:val="center"/>
+          </w:tcPr>
+          <w:p>
             <w:r>
               <w:rPr>
                 <w:rFonts w:ascii="Times New Roman" w:hAnsi="Times New Roman" w:eastAsia="宋体"/>
@@ -3382,11 +4179,10 @@
         </w:tc>
         <w:tc>
           <w:tcPr>
-            <w:tcW w:type="dxa" w:w="2160"/>
-            <w:vAlign w:val="center"/>
-          </w:tcPr>
-          <w:p>
-            <w:r/>
+            <w:tcW w:w="2160" w:type="dxa"/>
+            <w:vAlign w:val="center"/>
+          </w:tcPr>
+          <w:p>
             <w:r>
               <w:rPr>
                 <w:rFonts w:ascii="Times New Roman" w:hAnsi="Times New Roman" w:eastAsia="宋体"/>
@@ -3399,11 +4195,10 @@
         </w:tc>
         <w:tc>
           <w:tcPr>
-            <w:tcW w:type="dxa" w:w="4464"/>
-            <w:vAlign w:val="center"/>
-          </w:tcPr>
-          <w:p>
-            <w:r/>
+            <w:tcW w:w="4464" w:type="dxa"/>
+            <w:vAlign w:val="center"/>
+          </w:tcPr>
+          <w:p>
             <w:r>
               <w:rPr>
                 <w:rFonts w:ascii="Times New Roman" w:hAnsi="Times New Roman" w:eastAsia="宋体"/>
@@ -3416,11 +4211,10 @@
         </w:tc>
         <w:tc>
           <w:tcPr>
-            <w:tcW w:type="dxa" w:w="1296"/>
-            <w:vAlign w:val="center"/>
-          </w:tcPr>
-          <w:p>
-            <w:r/>
+            <w:tcW w:w="1296" w:type="dxa"/>
+            <w:vAlign w:val="center"/>
+          </w:tcPr>
+          <w:p>
             <w:r>
               <w:rPr>
                 <w:rFonts w:ascii="Times New Roman" w:hAnsi="Times New Roman" w:eastAsia="宋体"/>
@@ -3433,13 +4227,31 @@
         </w:tc>
       </w:tr>
       <w:tr>
-        <w:tc>
-          <w:tcPr>
-            <w:tcW w:type="dxa" w:w="864"/>
-            <w:vAlign w:val="center"/>
-          </w:tcPr>
-          <w:p>
-            <w:r/>
+        <w:tblPrEx>
+          <w:tblBorders>
+            <w:top w:val="single" w:color="auto" w:sz="4" w:space="0"/>
+            <w:left w:val="single" w:color="auto" w:sz="4" w:space="0"/>
+            <w:bottom w:val="single" w:color="auto" w:sz="4" w:space="0"/>
+            <w:right w:val="single" w:color="auto" w:sz="4" w:space="0"/>
+            <w:insideH w:val="single" w:color="auto" w:sz="4" w:space="0"/>
+            <w:insideV w:val="single" w:color="auto" w:sz="4" w:space="0"/>
+          </w:tblBorders>
+          <w:tblCellMar>
+            <w:top w:w="0" w:type="dxa"/>
+            <w:left w:w="108" w:type="dxa"/>
+            <w:bottom w:w="0" w:type="dxa"/>
+            <w:right w:w="108" w:type="dxa"/>
+          </w:tblCellMar>
+        </w:tblPrEx>
+        <w:trPr>
+          <w:jc w:val="center"/>
+        </w:trPr>
+        <w:tc>
+          <w:tcPr>
+            <w:tcW w:w="864" w:type="dxa"/>
+            <w:vAlign w:val="center"/>
+          </w:tcPr>
+          <w:p>
             <w:r>
               <w:rPr>
                 <w:rFonts w:ascii="Times New Roman" w:hAnsi="Times New Roman" w:eastAsia="宋体"/>
@@ -3452,11 +4264,10 @@
         </w:tc>
         <w:tc>
           <w:tcPr>
-            <w:tcW w:type="dxa" w:w="2160"/>
-            <w:vAlign w:val="center"/>
-          </w:tcPr>
-          <w:p>
-            <w:r/>
+            <w:tcW w:w="2160" w:type="dxa"/>
+            <w:vAlign w:val="center"/>
+          </w:tcPr>
+          <w:p>
             <w:r>
               <w:rPr>
                 <w:rFonts w:ascii="Times New Roman" w:hAnsi="Times New Roman" w:eastAsia="宋体"/>
@@ -3469,11 +4280,10 @@
         </w:tc>
         <w:tc>
           <w:tcPr>
-            <w:tcW w:type="dxa" w:w="4464"/>
-            <w:vAlign w:val="center"/>
-          </w:tcPr>
-          <w:p>
-            <w:r/>
+            <w:tcW w:w="4464" w:type="dxa"/>
+            <w:vAlign w:val="center"/>
+          </w:tcPr>
+          <w:p>
             <w:r>
               <w:rPr>
                 <w:rFonts w:ascii="Times New Roman" w:hAnsi="Times New Roman" w:eastAsia="宋体"/>
@@ -3486,11 +4296,10 @@
         </w:tc>
         <w:tc>
           <w:tcPr>
-            <w:tcW w:type="dxa" w:w="1296"/>
-            <w:vAlign w:val="center"/>
-          </w:tcPr>
-          <w:p>
-            <w:r/>
+            <w:tcW w:w="1296" w:type="dxa"/>
+            <w:vAlign w:val="center"/>
+          </w:tcPr>
+          <w:p>
             <w:r>
               <w:rPr>
                 <w:rFonts w:ascii="Times New Roman" w:hAnsi="Times New Roman" w:eastAsia="宋体"/>
@@ -3503,13 +4312,31 @@
         </w:tc>
       </w:tr>
       <w:tr>
-        <w:tc>
-          <w:tcPr>
-            <w:tcW w:type="dxa" w:w="864"/>
-            <w:vAlign w:val="center"/>
-          </w:tcPr>
-          <w:p>
-            <w:r/>
+        <w:tblPrEx>
+          <w:tblBorders>
+            <w:top w:val="single" w:color="auto" w:sz="4" w:space="0"/>
+            <w:left w:val="single" w:color="auto" w:sz="4" w:space="0"/>
+            <w:bottom w:val="single" w:color="auto" w:sz="4" w:space="0"/>
+            <w:right w:val="single" w:color="auto" w:sz="4" w:space="0"/>
+            <w:insideH w:val="single" w:color="auto" w:sz="4" w:space="0"/>
+            <w:insideV w:val="single" w:color="auto" w:sz="4" w:space="0"/>
+          </w:tblBorders>
+          <w:tblCellMar>
+            <w:top w:w="0" w:type="dxa"/>
+            <w:left w:w="108" w:type="dxa"/>
+            <w:bottom w:w="0" w:type="dxa"/>
+            <w:right w:w="108" w:type="dxa"/>
+          </w:tblCellMar>
+        </w:tblPrEx>
+        <w:trPr>
+          <w:jc w:val="center"/>
+        </w:trPr>
+        <w:tc>
+          <w:tcPr>
+            <w:tcW w:w="864" w:type="dxa"/>
+            <w:vAlign w:val="center"/>
+          </w:tcPr>
+          <w:p>
             <w:r>
               <w:rPr>
                 <w:rFonts w:ascii="Times New Roman" w:hAnsi="Times New Roman" w:eastAsia="宋体"/>
@@ -3522,11 +4349,10 @@
         </w:tc>
         <w:tc>
           <w:tcPr>
-            <w:tcW w:type="dxa" w:w="2160"/>
-            <w:vAlign w:val="center"/>
-          </w:tcPr>
-          <w:p>
-            <w:r/>
+            <w:tcW w:w="2160" w:type="dxa"/>
+            <w:vAlign w:val="center"/>
+          </w:tcPr>
+          <w:p>
             <w:r>
               <w:rPr>
                 <w:rFonts w:ascii="Times New Roman" w:hAnsi="Times New Roman" w:eastAsia="宋体"/>
@@ -3539,11 +4365,10 @@
         </w:tc>
         <w:tc>
           <w:tcPr>
-            <w:tcW w:type="dxa" w:w="4464"/>
-            <w:vAlign w:val="center"/>
-          </w:tcPr>
-          <w:p>
-            <w:r/>
+            <w:tcW w:w="4464" w:type="dxa"/>
+            <w:vAlign w:val="center"/>
+          </w:tcPr>
+          <w:p>
             <w:r>
               <w:rPr>
                 <w:rFonts w:ascii="Times New Roman" w:hAnsi="Times New Roman" w:eastAsia="宋体"/>
@@ -3556,11 +4381,10 @@
         </w:tc>
         <w:tc>
           <w:tcPr>
-            <w:tcW w:type="dxa" w:w="1296"/>
-            <w:vAlign w:val="center"/>
-          </w:tcPr>
-          <w:p>
-            <w:r/>
+            <w:tcW w:w="1296" w:type="dxa"/>
+            <w:vAlign w:val="center"/>
+          </w:tcPr>
+          <w:p>
             <w:r>
               <w:rPr>
                 <w:rFonts w:ascii="Times New Roman" w:hAnsi="Times New Roman" w:eastAsia="宋体"/>
@@ -3573,13 +4397,31 @@
         </w:tc>
       </w:tr>
       <w:tr>
-        <w:tc>
-          <w:tcPr>
-            <w:tcW w:type="dxa" w:w="864"/>
-            <w:vAlign w:val="center"/>
-          </w:tcPr>
-          <w:p>
-            <w:r/>
+        <w:tblPrEx>
+          <w:tblBorders>
+            <w:top w:val="single" w:color="auto" w:sz="4" w:space="0"/>
+            <w:left w:val="single" w:color="auto" w:sz="4" w:space="0"/>
+            <w:bottom w:val="single" w:color="auto" w:sz="4" w:space="0"/>
+            <w:right w:val="single" w:color="auto" w:sz="4" w:space="0"/>
+            <w:insideH w:val="single" w:color="auto" w:sz="4" w:space="0"/>
+            <w:insideV w:val="single" w:color="auto" w:sz="4" w:space="0"/>
+          </w:tblBorders>
+          <w:tblCellMar>
+            <w:top w:w="0" w:type="dxa"/>
+            <w:left w:w="108" w:type="dxa"/>
+            <w:bottom w:w="0" w:type="dxa"/>
+            <w:right w:w="108" w:type="dxa"/>
+          </w:tblCellMar>
+        </w:tblPrEx>
+        <w:trPr>
+          <w:jc w:val="center"/>
+        </w:trPr>
+        <w:tc>
+          <w:tcPr>
+            <w:tcW w:w="864" w:type="dxa"/>
+            <w:vAlign w:val="center"/>
+          </w:tcPr>
+          <w:p>
             <w:r>
               <w:rPr>
                 <w:rFonts w:ascii="Times New Roman" w:hAnsi="Times New Roman" w:eastAsia="宋体"/>
@@ -3592,11 +4434,10 @@
         </w:tc>
         <w:tc>
           <w:tcPr>
-            <w:tcW w:type="dxa" w:w="2160"/>
-            <w:vAlign w:val="center"/>
-          </w:tcPr>
-          <w:p>
-            <w:r/>
+            <w:tcW w:w="2160" w:type="dxa"/>
+            <w:vAlign w:val="center"/>
+          </w:tcPr>
+          <w:p>
             <w:r>
               <w:rPr>
                 <w:rFonts w:ascii="Times New Roman" w:hAnsi="Times New Roman" w:eastAsia="宋体"/>
@@ -3609,11 +4450,10 @@
         </w:tc>
         <w:tc>
           <w:tcPr>
-            <w:tcW w:type="dxa" w:w="4464"/>
-            <w:vAlign w:val="center"/>
-          </w:tcPr>
-          <w:p>
-            <w:r/>
+            <w:tcW w:w="4464" w:type="dxa"/>
+            <w:vAlign w:val="center"/>
+          </w:tcPr>
+          <w:p>
             <w:r>
               <w:rPr>
                 <w:rFonts w:ascii="Times New Roman" w:hAnsi="Times New Roman" w:eastAsia="宋体"/>
@@ -3626,11 +4466,10 @@
         </w:tc>
         <w:tc>
           <w:tcPr>
-            <w:tcW w:type="dxa" w:w="1296"/>
-            <w:vAlign w:val="center"/>
-          </w:tcPr>
-          <w:p>
-            <w:r/>
+            <w:tcW w:w="1296" w:type="dxa"/>
+            <w:vAlign w:val="center"/>
+          </w:tcPr>
+          <w:p>
             <w:r>
               <w:rPr>
                 <w:rFonts w:ascii="Times New Roman" w:hAnsi="Times New Roman" w:eastAsia="宋体"/>
@@ -3643,13 +4482,31 @@
         </w:tc>
       </w:tr>
       <w:tr>
-        <w:tc>
-          <w:tcPr>
-            <w:tcW w:type="dxa" w:w="864"/>
-            <w:vAlign w:val="center"/>
-          </w:tcPr>
-          <w:p>
-            <w:r/>
+        <w:tblPrEx>
+          <w:tblBorders>
+            <w:top w:val="single" w:color="auto" w:sz="4" w:space="0"/>
+            <w:left w:val="single" w:color="auto" w:sz="4" w:space="0"/>
+            <w:bottom w:val="single" w:color="auto" w:sz="4" w:space="0"/>
+            <w:right w:val="single" w:color="auto" w:sz="4" w:space="0"/>
+            <w:insideH w:val="single" w:color="auto" w:sz="4" w:space="0"/>
+            <w:insideV w:val="single" w:color="auto" w:sz="4" w:space="0"/>
+          </w:tblBorders>
+          <w:tblCellMar>
+            <w:top w:w="0" w:type="dxa"/>
+            <w:left w:w="108" w:type="dxa"/>
+            <w:bottom w:w="0" w:type="dxa"/>
+            <w:right w:w="108" w:type="dxa"/>
+          </w:tblCellMar>
+        </w:tblPrEx>
+        <w:trPr>
+          <w:jc w:val="center"/>
+        </w:trPr>
+        <w:tc>
+          <w:tcPr>
+            <w:tcW w:w="864" w:type="dxa"/>
+            <w:vAlign w:val="center"/>
+          </w:tcPr>
+          <w:p>
             <w:r>
               <w:rPr>
                 <w:rFonts w:ascii="Times New Roman" w:hAnsi="Times New Roman" w:eastAsia="宋体"/>
@@ -3662,11 +4519,10 @@
         </w:tc>
         <w:tc>
           <w:tcPr>
-            <w:tcW w:type="dxa" w:w="2160"/>
-            <w:vAlign w:val="center"/>
-          </w:tcPr>
-          <w:p>
-            <w:r/>
+            <w:tcW w:w="2160" w:type="dxa"/>
+            <w:vAlign w:val="center"/>
+          </w:tcPr>
+          <w:p>
             <w:r>
               <w:rPr>
                 <w:rFonts w:ascii="Times New Roman" w:hAnsi="Times New Roman" w:eastAsia="宋体"/>
@@ -3679,11 +4535,10 @@
         </w:tc>
         <w:tc>
           <w:tcPr>
-            <w:tcW w:type="dxa" w:w="4464"/>
-            <w:vAlign w:val="center"/>
-          </w:tcPr>
-          <w:p>
-            <w:r/>
+            <w:tcW w:w="4464" w:type="dxa"/>
+            <w:vAlign w:val="center"/>
+          </w:tcPr>
+          <w:p>
             <w:r>
               <w:rPr>
                 <w:rFonts w:ascii="Times New Roman" w:hAnsi="Times New Roman" w:eastAsia="宋体"/>
@@ -3696,11 +4551,10 @@
         </w:tc>
         <w:tc>
           <w:tcPr>
-            <w:tcW w:type="dxa" w:w="1296"/>
-            <w:vAlign w:val="center"/>
-          </w:tcPr>
-          <w:p>
-            <w:r/>
+            <w:tcW w:w="1296" w:type="dxa"/>
+            <w:vAlign w:val="center"/>
+          </w:tcPr>
+          <w:p>
             <w:r>
               <w:rPr>
                 <w:rFonts w:ascii="Times New Roman" w:hAnsi="Times New Roman" w:eastAsia="宋体"/>
@@ -3713,13 +4567,31 @@
         </w:tc>
       </w:tr>
       <w:tr>
-        <w:tc>
-          <w:tcPr>
-            <w:tcW w:type="dxa" w:w="864"/>
-            <w:vAlign w:val="center"/>
-          </w:tcPr>
-          <w:p>
-            <w:r/>
+        <w:tblPrEx>
+          <w:tblBorders>
+            <w:top w:val="single" w:color="auto" w:sz="4" w:space="0"/>
+            <w:left w:val="single" w:color="auto" w:sz="4" w:space="0"/>
+            <w:bottom w:val="single" w:color="auto" w:sz="4" w:space="0"/>
+            <w:right w:val="single" w:color="auto" w:sz="4" w:space="0"/>
+            <w:insideH w:val="single" w:color="auto" w:sz="4" w:space="0"/>
+            <w:insideV w:val="single" w:color="auto" w:sz="4" w:space="0"/>
+          </w:tblBorders>
+          <w:tblCellMar>
+            <w:top w:w="0" w:type="dxa"/>
+            <w:left w:w="108" w:type="dxa"/>
+            <w:bottom w:w="0" w:type="dxa"/>
+            <w:right w:w="108" w:type="dxa"/>
+          </w:tblCellMar>
+        </w:tblPrEx>
+        <w:trPr>
+          <w:jc w:val="center"/>
+        </w:trPr>
+        <w:tc>
+          <w:tcPr>
+            <w:tcW w:w="864" w:type="dxa"/>
+            <w:vAlign w:val="center"/>
+          </w:tcPr>
+          <w:p>
             <w:r>
               <w:rPr>
                 <w:rFonts w:ascii="Times New Roman" w:hAnsi="Times New Roman" w:eastAsia="宋体"/>
@@ -3732,11 +4604,10 @@
         </w:tc>
         <w:tc>
           <w:tcPr>
-            <w:tcW w:type="dxa" w:w="2160"/>
-            <w:vAlign w:val="center"/>
-          </w:tcPr>
-          <w:p>
-            <w:r/>
+            <w:tcW w:w="2160" w:type="dxa"/>
+            <w:vAlign w:val="center"/>
+          </w:tcPr>
+          <w:p>
             <w:r>
               <w:rPr>
                 <w:rFonts w:ascii="Times New Roman" w:hAnsi="Times New Roman" w:eastAsia="宋体"/>
@@ -3749,11 +4620,10 @@
         </w:tc>
         <w:tc>
           <w:tcPr>
-            <w:tcW w:type="dxa" w:w="4464"/>
-            <w:vAlign w:val="center"/>
-          </w:tcPr>
-          <w:p>
-            <w:r/>
+            <w:tcW w:w="4464" w:type="dxa"/>
+            <w:vAlign w:val="center"/>
+          </w:tcPr>
+          <w:p>
             <w:r>
               <w:rPr>
                 <w:rFonts w:ascii="Times New Roman" w:hAnsi="Times New Roman" w:eastAsia="宋体"/>
@@ -3766,11 +4636,10 @@
         </w:tc>
         <w:tc>
           <w:tcPr>
-            <w:tcW w:type="dxa" w:w="1296"/>
-            <w:vAlign w:val="center"/>
-          </w:tcPr>
-          <w:p>
-            <w:r/>
+            <w:tcW w:w="1296" w:type="dxa"/>
+            <w:vAlign w:val="center"/>
+          </w:tcPr>
+          <w:p>
             <w:r>
               <w:rPr>
                 <w:rFonts w:ascii="Times New Roman" w:hAnsi="Times New Roman" w:eastAsia="宋体"/>
@@ -3783,13 +4652,31 @@
         </w:tc>
       </w:tr>
       <w:tr>
-        <w:tc>
-          <w:tcPr>
-            <w:tcW w:type="dxa" w:w="864"/>
-            <w:vAlign w:val="center"/>
-          </w:tcPr>
-          <w:p>
-            <w:r/>
+        <w:tblPrEx>
+          <w:tblBorders>
+            <w:top w:val="single" w:color="auto" w:sz="4" w:space="0"/>
+            <w:left w:val="single" w:color="auto" w:sz="4" w:space="0"/>
+            <w:bottom w:val="single" w:color="auto" w:sz="4" w:space="0"/>
+            <w:right w:val="single" w:color="auto" w:sz="4" w:space="0"/>
+            <w:insideH w:val="single" w:color="auto" w:sz="4" w:space="0"/>
+            <w:insideV w:val="single" w:color="auto" w:sz="4" w:space="0"/>
+          </w:tblBorders>
+          <w:tblCellMar>
+            <w:top w:w="0" w:type="dxa"/>
+            <w:left w:w="108" w:type="dxa"/>
+            <w:bottom w:w="0" w:type="dxa"/>
+            <w:right w:w="108" w:type="dxa"/>
+          </w:tblCellMar>
+        </w:tblPrEx>
+        <w:trPr>
+          <w:jc w:val="center"/>
+        </w:trPr>
+        <w:tc>
+          <w:tcPr>
+            <w:tcW w:w="864" w:type="dxa"/>
+            <w:vAlign w:val="center"/>
+          </w:tcPr>
+          <w:p>
             <w:r>
               <w:rPr>
                 <w:rFonts w:ascii="Times New Roman" w:hAnsi="Times New Roman" w:eastAsia="宋体"/>
@@ -3802,11 +4689,10 @@
         </w:tc>
         <w:tc>
           <w:tcPr>
-            <w:tcW w:type="dxa" w:w="2160"/>
-            <w:vAlign w:val="center"/>
-          </w:tcPr>
-          <w:p>
-            <w:r/>
+            <w:tcW w:w="2160" w:type="dxa"/>
+            <w:vAlign w:val="center"/>
+          </w:tcPr>
+          <w:p>
             <w:r>
               <w:rPr>
                 <w:rFonts w:ascii="Times New Roman" w:hAnsi="Times New Roman" w:eastAsia="宋体"/>
@@ -3819,11 +4705,10 @@
         </w:tc>
         <w:tc>
           <w:tcPr>
-            <w:tcW w:type="dxa" w:w="4464"/>
-            <w:vAlign w:val="center"/>
-          </w:tcPr>
-          <w:p>
-            <w:r/>
+            <w:tcW w:w="4464" w:type="dxa"/>
+            <w:vAlign w:val="center"/>
+          </w:tcPr>
+          <w:p>
             <w:r>
               <w:rPr>
                 <w:rFonts w:ascii="Times New Roman" w:hAnsi="Times New Roman" w:eastAsia="宋体"/>
@@ -3836,11 +4721,10 @@
         </w:tc>
         <w:tc>
           <w:tcPr>
-            <w:tcW w:type="dxa" w:w="1296"/>
-            <w:vAlign w:val="center"/>
-          </w:tcPr>
-          <w:p>
-            <w:r/>
+            <w:tcW w:w="1296" w:type="dxa"/>
+            <w:vAlign w:val="center"/>
+          </w:tcPr>
+          <w:p>
             <w:r>
               <w:rPr>
                 <w:rFonts w:ascii="Times New Roman" w:hAnsi="Times New Roman" w:eastAsia="宋体"/>
@@ -3853,13 +4737,31 @@
         </w:tc>
       </w:tr>
       <w:tr>
-        <w:tc>
-          <w:tcPr>
-            <w:tcW w:type="dxa" w:w="864"/>
-            <w:vAlign w:val="center"/>
-          </w:tcPr>
-          <w:p>
-            <w:r/>
+        <w:tblPrEx>
+          <w:tblBorders>
+            <w:top w:val="single" w:color="auto" w:sz="4" w:space="0"/>
+            <w:left w:val="single" w:color="auto" w:sz="4" w:space="0"/>
+            <w:bottom w:val="single" w:color="auto" w:sz="4" w:space="0"/>
+            <w:right w:val="single" w:color="auto" w:sz="4" w:space="0"/>
+            <w:insideH w:val="single" w:color="auto" w:sz="4" w:space="0"/>
+            <w:insideV w:val="single" w:color="auto" w:sz="4" w:space="0"/>
+          </w:tblBorders>
+          <w:tblCellMar>
+            <w:top w:w="0" w:type="dxa"/>
+            <w:left w:w="108" w:type="dxa"/>
+            <w:bottom w:w="0" w:type="dxa"/>
+            <w:right w:w="108" w:type="dxa"/>
+          </w:tblCellMar>
+        </w:tblPrEx>
+        <w:trPr>
+          <w:jc w:val="center"/>
+        </w:trPr>
+        <w:tc>
+          <w:tcPr>
+            <w:tcW w:w="864" w:type="dxa"/>
+            <w:vAlign w:val="center"/>
+          </w:tcPr>
+          <w:p>
             <w:r>
               <w:rPr>
                 <w:rFonts w:ascii="Times New Roman" w:hAnsi="Times New Roman" w:eastAsia="宋体"/>
@@ -3872,11 +4774,10 @@
         </w:tc>
         <w:tc>
           <w:tcPr>
-            <w:tcW w:type="dxa" w:w="2160"/>
-            <w:vAlign w:val="center"/>
-          </w:tcPr>
-          <w:p>
-            <w:r/>
+            <w:tcW w:w="2160" w:type="dxa"/>
+            <w:vAlign w:val="center"/>
+          </w:tcPr>
+          <w:p>
             <w:r>
               <w:rPr>
                 <w:rFonts w:ascii="Times New Roman" w:hAnsi="Times New Roman" w:eastAsia="宋体"/>
@@ -3889,11 +4790,10 @@
         </w:tc>
         <w:tc>
           <w:tcPr>
-            <w:tcW w:type="dxa" w:w="4464"/>
-            <w:vAlign w:val="center"/>
-          </w:tcPr>
-          <w:p>
-            <w:r/>
+            <w:tcW w:w="4464" w:type="dxa"/>
+            <w:vAlign w:val="center"/>
+          </w:tcPr>
+          <w:p>
             <w:r>
               <w:rPr>
                 <w:rFonts w:ascii="Times New Roman" w:hAnsi="Times New Roman" w:eastAsia="宋体"/>
@@ -3906,11 +4806,10 @@
         </w:tc>
         <w:tc>
           <w:tcPr>
-            <w:tcW w:type="dxa" w:w="1296"/>
-            <w:vAlign w:val="center"/>
-          </w:tcPr>
-          <w:p>
-            <w:r/>
+            <w:tcW w:w="1296" w:type="dxa"/>
+            <w:vAlign w:val="center"/>
+          </w:tcPr>
+          <w:p>
             <w:r>
               <w:rPr>
                 <w:rFonts w:ascii="Times New Roman" w:hAnsi="Times New Roman" w:eastAsia="宋体"/>
@@ -3923,13 +4822,31 @@
         </w:tc>
       </w:tr>
       <w:tr>
-        <w:tc>
-          <w:tcPr>
-            <w:tcW w:type="dxa" w:w="864"/>
-            <w:vAlign w:val="center"/>
-          </w:tcPr>
-          <w:p>
-            <w:r/>
+        <w:tblPrEx>
+          <w:tblBorders>
+            <w:top w:val="single" w:color="auto" w:sz="4" w:space="0"/>
+            <w:left w:val="single" w:color="auto" w:sz="4" w:space="0"/>
+            <w:bottom w:val="single" w:color="auto" w:sz="4" w:space="0"/>
+            <w:right w:val="single" w:color="auto" w:sz="4" w:space="0"/>
+            <w:insideH w:val="single" w:color="auto" w:sz="4" w:space="0"/>
+            <w:insideV w:val="single" w:color="auto" w:sz="4" w:space="0"/>
+          </w:tblBorders>
+          <w:tblCellMar>
+            <w:top w:w="0" w:type="dxa"/>
+            <w:left w:w="108" w:type="dxa"/>
+            <w:bottom w:w="0" w:type="dxa"/>
+            <w:right w:w="108" w:type="dxa"/>
+          </w:tblCellMar>
+        </w:tblPrEx>
+        <w:trPr>
+          <w:jc w:val="center"/>
+        </w:trPr>
+        <w:tc>
+          <w:tcPr>
+            <w:tcW w:w="864" w:type="dxa"/>
+            <w:vAlign w:val="center"/>
+          </w:tcPr>
+          <w:p>
             <w:r>
               <w:rPr>
                 <w:rFonts w:ascii="Times New Roman" w:hAnsi="Times New Roman" w:eastAsia="宋体"/>
@@ -3942,11 +4859,10 @@
         </w:tc>
         <w:tc>
           <w:tcPr>
-            <w:tcW w:type="dxa" w:w="2160"/>
-            <w:vAlign w:val="center"/>
-          </w:tcPr>
-          <w:p>
-            <w:r/>
+            <w:tcW w:w="2160" w:type="dxa"/>
+            <w:vAlign w:val="center"/>
+          </w:tcPr>
+          <w:p>
             <w:r>
               <w:rPr>
                 <w:rFonts w:ascii="Times New Roman" w:hAnsi="Times New Roman" w:eastAsia="宋体"/>
@@ -3959,11 +4875,10 @@
         </w:tc>
         <w:tc>
           <w:tcPr>
-            <w:tcW w:type="dxa" w:w="4464"/>
-            <w:vAlign w:val="center"/>
-          </w:tcPr>
-          <w:p>
-            <w:r/>
+            <w:tcW w:w="4464" w:type="dxa"/>
+            <w:vAlign w:val="center"/>
+          </w:tcPr>
+          <w:p>
             <w:r>
               <w:rPr>
                 <w:rFonts w:ascii="Times New Roman" w:hAnsi="Times New Roman" w:eastAsia="宋体"/>
@@ -3976,11 +4891,10 @@
         </w:tc>
         <w:tc>
           <w:tcPr>
-            <w:tcW w:type="dxa" w:w="1296"/>
-            <w:vAlign w:val="center"/>
-          </w:tcPr>
-          <w:p>
-            <w:r/>
+            <w:tcW w:w="1296" w:type="dxa"/>
+            <w:vAlign w:val="center"/>
+          </w:tcPr>
+          <w:p>
             <w:r>
               <w:rPr>
                 <w:rFonts w:ascii="Times New Roman" w:hAnsi="Times New Roman" w:eastAsia="宋体"/>
@@ -3993,13 +4907,31 @@
         </w:tc>
       </w:tr>
       <w:tr>
-        <w:tc>
-          <w:tcPr>
-            <w:tcW w:type="dxa" w:w="864"/>
-            <w:vAlign w:val="center"/>
-          </w:tcPr>
-          <w:p>
-            <w:r/>
+        <w:tblPrEx>
+          <w:tblBorders>
+            <w:top w:val="single" w:color="auto" w:sz="4" w:space="0"/>
+            <w:left w:val="single" w:color="auto" w:sz="4" w:space="0"/>
+            <w:bottom w:val="single" w:color="auto" w:sz="4" w:space="0"/>
+            <w:right w:val="single" w:color="auto" w:sz="4" w:space="0"/>
+            <w:insideH w:val="single" w:color="auto" w:sz="4" w:space="0"/>
+            <w:insideV w:val="single" w:color="auto" w:sz="4" w:space="0"/>
+          </w:tblBorders>
+          <w:tblCellMar>
+            <w:top w:w="0" w:type="dxa"/>
+            <w:left w:w="108" w:type="dxa"/>
+            <w:bottom w:w="0" w:type="dxa"/>
+            <w:right w:w="108" w:type="dxa"/>
+          </w:tblCellMar>
+        </w:tblPrEx>
+        <w:trPr>
+          <w:jc w:val="center"/>
+        </w:trPr>
+        <w:tc>
+          <w:tcPr>
+            <w:tcW w:w="864" w:type="dxa"/>
+            <w:vAlign w:val="center"/>
+          </w:tcPr>
+          <w:p>
             <w:r>
               <w:rPr>
                 <w:rFonts w:ascii="Times New Roman" w:hAnsi="Times New Roman" w:eastAsia="宋体"/>
@@ -4012,11 +4944,10 @@
         </w:tc>
         <w:tc>
           <w:tcPr>
-            <w:tcW w:type="dxa" w:w="2160"/>
-            <w:vAlign w:val="center"/>
-          </w:tcPr>
-          <w:p>
-            <w:r/>
+            <w:tcW w:w="2160" w:type="dxa"/>
+            <w:vAlign w:val="center"/>
+          </w:tcPr>
+          <w:p>
             <w:r>
               <w:rPr>
                 <w:rFonts w:ascii="Times New Roman" w:hAnsi="Times New Roman" w:eastAsia="宋体"/>
@@ -4029,11 +4960,10 @@
         </w:tc>
         <w:tc>
           <w:tcPr>
-            <w:tcW w:type="dxa" w:w="4464"/>
-            <w:vAlign w:val="center"/>
-          </w:tcPr>
-          <w:p>
-            <w:r/>
+            <w:tcW w:w="4464" w:type="dxa"/>
+            <w:vAlign w:val="center"/>
+          </w:tcPr>
+          <w:p>
             <w:r>
               <w:rPr>
                 <w:rFonts w:ascii="Times New Roman" w:hAnsi="Times New Roman" w:eastAsia="宋体"/>
@@ -4046,11 +4976,10 @@
         </w:tc>
         <w:tc>
           <w:tcPr>
-            <w:tcW w:type="dxa" w:w="1296"/>
-            <w:vAlign w:val="center"/>
-          </w:tcPr>
-          <w:p>
-            <w:r/>
+            <w:tcW w:w="1296" w:type="dxa"/>
+            <w:vAlign w:val="center"/>
+          </w:tcPr>
+          <w:p>
             <w:r>
               <w:rPr>
                 <w:rFonts w:ascii="Times New Roman" w:hAnsi="Times New Roman" w:eastAsia="宋体"/>
@@ -4063,13 +4992,31 @@
         </w:tc>
       </w:tr>
       <w:tr>
-        <w:tc>
-          <w:tcPr>
-            <w:tcW w:type="dxa" w:w="864"/>
-            <w:vAlign w:val="center"/>
-          </w:tcPr>
-          <w:p>
-            <w:r/>
+        <w:tblPrEx>
+          <w:tblBorders>
+            <w:top w:val="single" w:color="auto" w:sz="4" w:space="0"/>
+            <w:left w:val="single" w:color="auto" w:sz="4" w:space="0"/>
+            <w:bottom w:val="single" w:color="auto" w:sz="4" w:space="0"/>
+            <w:right w:val="single" w:color="auto" w:sz="4" w:space="0"/>
+            <w:insideH w:val="single" w:color="auto" w:sz="4" w:space="0"/>
+            <w:insideV w:val="single" w:color="auto" w:sz="4" w:space="0"/>
+          </w:tblBorders>
+          <w:tblCellMar>
+            <w:top w:w="0" w:type="dxa"/>
+            <w:left w:w="108" w:type="dxa"/>
+            <w:bottom w:w="0" w:type="dxa"/>
+            <w:right w:w="108" w:type="dxa"/>
+          </w:tblCellMar>
+        </w:tblPrEx>
+        <w:trPr>
+          <w:jc w:val="center"/>
+        </w:trPr>
+        <w:tc>
+          <w:tcPr>
+            <w:tcW w:w="864" w:type="dxa"/>
+            <w:vAlign w:val="center"/>
+          </w:tcPr>
+          <w:p>
             <w:r>
               <w:rPr>
                 <w:rFonts w:ascii="Times New Roman" w:hAnsi="Times New Roman" w:eastAsia="宋体"/>
@@ -4082,11 +5029,10 @@
         </w:tc>
         <w:tc>
           <w:tcPr>
-            <w:tcW w:type="dxa" w:w="2160"/>
-            <w:vAlign w:val="center"/>
-          </w:tcPr>
-          <w:p>
-            <w:r/>
+            <w:tcW w:w="2160" w:type="dxa"/>
+            <w:vAlign w:val="center"/>
+          </w:tcPr>
+          <w:p>
             <w:r>
               <w:rPr>
                 <w:rFonts w:ascii="Times New Roman" w:hAnsi="Times New Roman" w:eastAsia="宋体"/>
@@ -4099,11 +5045,10 @@
         </w:tc>
         <w:tc>
           <w:tcPr>
-            <w:tcW w:type="dxa" w:w="4464"/>
-            <w:vAlign w:val="center"/>
-          </w:tcPr>
-          <w:p>
-            <w:r/>
+            <w:tcW w:w="4464" w:type="dxa"/>
+            <w:vAlign w:val="center"/>
+          </w:tcPr>
+          <w:p>
             <w:r>
               <w:rPr>
                 <w:rFonts w:ascii="Times New Roman" w:hAnsi="Times New Roman" w:eastAsia="宋体"/>
@@ -4116,11 +5061,10 @@
         </w:tc>
         <w:tc>
           <w:tcPr>
-            <w:tcW w:type="dxa" w:w="1296"/>
-            <w:vAlign w:val="center"/>
-          </w:tcPr>
-          <w:p>
-            <w:r/>
+            <w:tcW w:w="1296" w:type="dxa"/>
+            <w:vAlign w:val="center"/>
+          </w:tcPr>
+          <w:p>
             <w:r>
               <w:rPr>
                 <w:rFonts w:ascii="Times New Roman" w:hAnsi="Times New Roman" w:eastAsia="宋体"/>
@@ -4133,13 +5077,31 @@
         </w:tc>
       </w:tr>
       <w:tr>
-        <w:tc>
-          <w:tcPr>
-            <w:tcW w:type="dxa" w:w="864"/>
-            <w:vAlign w:val="center"/>
-          </w:tcPr>
-          <w:p>
-            <w:r/>
+        <w:tblPrEx>
+          <w:tblBorders>
+            <w:top w:val="single" w:color="auto" w:sz="4" w:space="0"/>
+            <w:left w:val="single" w:color="auto" w:sz="4" w:space="0"/>
+            <w:bottom w:val="single" w:color="auto" w:sz="4" w:space="0"/>
+            <w:right w:val="single" w:color="auto" w:sz="4" w:space="0"/>
+            <w:insideH w:val="single" w:color="auto" w:sz="4" w:space="0"/>
+            <w:insideV w:val="single" w:color="auto" w:sz="4" w:space="0"/>
+          </w:tblBorders>
+          <w:tblCellMar>
+            <w:top w:w="0" w:type="dxa"/>
+            <w:left w:w="108" w:type="dxa"/>
+            <w:bottom w:w="0" w:type="dxa"/>
+            <w:right w:w="108" w:type="dxa"/>
+          </w:tblCellMar>
+        </w:tblPrEx>
+        <w:trPr>
+          <w:jc w:val="center"/>
+        </w:trPr>
+        <w:tc>
+          <w:tcPr>
+            <w:tcW w:w="864" w:type="dxa"/>
+            <w:vAlign w:val="center"/>
+          </w:tcPr>
+          <w:p>
             <w:r>
               <w:rPr>
                 <w:rFonts w:ascii="Times New Roman" w:hAnsi="Times New Roman" w:eastAsia="宋体"/>
@@ -4152,11 +5114,10 @@
         </w:tc>
         <w:tc>
           <w:tcPr>
-            <w:tcW w:type="dxa" w:w="2160"/>
-            <w:vAlign w:val="center"/>
-          </w:tcPr>
-          <w:p>
-            <w:r/>
+            <w:tcW w:w="2160" w:type="dxa"/>
+            <w:vAlign w:val="center"/>
+          </w:tcPr>
+          <w:p>
             <w:r>
               <w:rPr>
                 <w:rFonts w:ascii="Times New Roman" w:hAnsi="Times New Roman" w:eastAsia="宋体"/>
@@ -4169,11 +5130,10 @@
         </w:tc>
         <w:tc>
           <w:tcPr>
-            <w:tcW w:type="dxa" w:w="4464"/>
-            <w:vAlign w:val="center"/>
-          </w:tcPr>
-          <w:p>
-            <w:r/>
+            <w:tcW w:w="4464" w:type="dxa"/>
+            <w:vAlign w:val="center"/>
+          </w:tcPr>
+          <w:p>
             <w:r>
               <w:rPr>
                 <w:rFonts w:ascii="Times New Roman" w:hAnsi="Times New Roman" w:eastAsia="宋体"/>
@@ -4186,11 +5146,10 @@
         </w:tc>
         <w:tc>
           <w:tcPr>
-            <w:tcW w:type="dxa" w:w="1296"/>
-            <w:vAlign w:val="center"/>
-          </w:tcPr>
-          <w:p>
-            <w:r/>
+            <w:tcW w:w="1296" w:type="dxa"/>
+            <w:vAlign w:val="center"/>
+          </w:tcPr>
+          <w:p>
             <w:r>
               <w:rPr>
                 <w:rFonts w:ascii="Times New Roman" w:hAnsi="Times New Roman" w:eastAsia="宋体"/>
@@ -4203,13 +5162,31 @@
         </w:tc>
       </w:tr>
       <w:tr>
-        <w:tc>
-          <w:tcPr>
-            <w:tcW w:type="dxa" w:w="864"/>
-            <w:vAlign w:val="center"/>
-          </w:tcPr>
-          <w:p>
-            <w:r/>
+        <w:tblPrEx>
+          <w:tblBorders>
+            <w:top w:val="single" w:color="auto" w:sz="4" w:space="0"/>
+            <w:left w:val="single" w:color="auto" w:sz="4" w:space="0"/>
+            <w:bottom w:val="single" w:color="auto" w:sz="4" w:space="0"/>
+            <w:right w:val="single" w:color="auto" w:sz="4" w:space="0"/>
+            <w:insideH w:val="single" w:color="auto" w:sz="4" w:space="0"/>
+            <w:insideV w:val="single" w:color="auto" w:sz="4" w:space="0"/>
+          </w:tblBorders>
+          <w:tblCellMar>
+            <w:top w:w="0" w:type="dxa"/>
+            <w:left w:w="108" w:type="dxa"/>
+            <w:bottom w:w="0" w:type="dxa"/>
+            <w:right w:w="108" w:type="dxa"/>
+          </w:tblCellMar>
+        </w:tblPrEx>
+        <w:trPr>
+          <w:jc w:val="center"/>
+        </w:trPr>
+        <w:tc>
+          <w:tcPr>
+            <w:tcW w:w="864" w:type="dxa"/>
+            <w:vAlign w:val="center"/>
+          </w:tcPr>
+          <w:p>
             <w:r>
               <w:rPr>
                 <w:rFonts w:ascii="Times New Roman" w:hAnsi="Times New Roman" w:eastAsia="宋体"/>
@@ -4222,11 +5199,10 @@
         </w:tc>
         <w:tc>
           <w:tcPr>
-            <w:tcW w:type="dxa" w:w="2160"/>
-            <w:vAlign w:val="center"/>
-          </w:tcPr>
-          <w:p>
-            <w:r/>
+            <w:tcW w:w="2160" w:type="dxa"/>
+            <w:vAlign w:val="center"/>
+          </w:tcPr>
+          <w:p>
             <w:r>
               <w:rPr>
                 <w:rFonts w:ascii="Times New Roman" w:hAnsi="Times New Roman" w:eastAsia="宋体"/>
@@ -4239,11 +5215,10 @@
         </w:tc>
         <w:tc>
           <w:tcPr>
-            <w:tcW w:type="dxa" w:w="4464"/>
-            <w:vAlign w:val="center"/>
-          </w:tcPr>
-          <w:p>
-            <w:r/>
+            <w:tcW w:w="4464" w:type="dxa"/>
+            <w:vAlign w:val="center"/>
+          </w:tcPr>
+          <w:p>
             <w:r>
               <w:rPr>
                 <w:rFonts w:ascii="Times New Roman" w:hAnsi="Times New Roman" w:eastAsia="宋体"/>
@@ -4256,11 +5231,10 @@
         </w:tc>
         <w:tc>
           <w:tcPr>
-            <w:tcW w:type="dxa" w:w="1296"/>
-            <w:vAlign w:val="center"/>
-          </w:tcPr>
-          <w:p>
-            <w:r/>
+            <w:tcW w:w="1296" w:type="dxa"/>
+            <w:vAlign w:val="center"/>
+          </w:tcPr>
+          <w:p>
             <w:r>
               <w:rPr>
                 <w:rFonts w:ascii="Times New Roman" w:hAnsi="Times New Roman" w:eastAsia="宋体"/>
@@ -4273,13 +5247,31 @@
         </w:tc>
       </w:tr>
       <w:tr>
-        <w:tc>
-          <w:tcPr>
-            <w:tcW w:type="dxa" w:w="864"/>
-            <w:vAlign w:val="center"/>
-          </w:tcPr>
-          <w:p>
-            <w:r/>
+        <w:tblPrEx>
+          <w:tblBorders>
+            <w:top w:val="single" w:color="auto" w:sz="4" w:space="0"/>
+            <w:left w:val="single" w:color="auto" w:sz="4" w:space="0"/>
+            <w:bottom w:val="single" w:color="auto" w:sz="4" w:space="0"/>
+            <w:right w:val="single" w:color="auto" w:sz="4" w:space="0"/>
+            <w:insideH w:val="single" w:color="auto" w:sz="4" w:space="0"/>
+            <w:insideV w:val="single" w:color="auto" w:sz="4" w:space="0"/>
+          </w:tblBorders>
+          <w:tblCellMar>
+            <w:top w:w="0" w:type="dxa"/>
+            <w:left w:w="108" w:type="dxa"/>
+            <w:bottom w:w="0" w:type="dxa"/>
+            <w:right w:w="108" w:type="dxa"/>
+          </w:tblCellMar>
+        </w:tblPrEx>
+        <w:trPr>
+          <w:jc w:val="center"/>
+        </w:trPr>
+        <w:tc>
+          <w:tcPr>
+            <w:tcW w:w="864" w:type="dxa"/>
+            <w:vAlign w:val="center"/>
+          </w:tcPr>
+          <w:p>
             <w:r>
               <w:rPr>
                 <w:rFonts w:ascii="Times New Roman" w:hAnsi="Times New Roman" w:eastAsia="宋体"/>
@@ -4292,11 +5284,10 @@
         </w:tc>
         <w:tc>
           <w:tcPr>
-            <w:tcW w:type="dxa" w:w="2160"/>
-            <w:vAlign w:val="center"/>
-          </w:tcPr>
-          <w:p>
-            <w:r/>
+            <w:tcW w:w="2160" w:type="dxa"/>
+            <w:vAlign w:val="center"/>
+          </w:tcPr>
+          <w:p>
             <w:r>
               <w:rPr>
                 <w:rFonts w:ascii="Times New Roman" w:hAnsi="Times New Roman" w:eastAsia="宋体"/>
@@ -4309,11 +5300,10 @@
         </w:tc>
         <w:tc>
           <w:tcPr>
-            <w:tcW w:type="dxa" w:w="4464"/>
-            <w:vAlign w:val="center"/>
-          </w:tcPr>
-          <w:p>
-            <w:r/>
+            <w:tcW w:w="4464" w:type="dxa"/>
+            <w:vAlign w:val="center"/>
+          </w:tcPr>
+          <w:p>
             <w:r>
               <w:rPr>
                 <w:rFonts w:ascii="Times New Roman" w:hAnsi="Times New Roman" w:eastAsia="宋体"/>
@@ -4326,11 +5316,10 @@
         </w:tc>
         <w:tc>
           <w:tcPr>
-            <w:tcW w:type="dxa" w:w="1296"/>
-            <w:vAlign w:val="center"/>
-          </w:tcPr>
-          <w:p>
-            <w:r/>
+            <w:tcW w:w="1296" w:type="dxa"/>
+            <w:vAlign w:val="center"/>
+          </w:tcPr>
+          <w:p>
             <w:r>
               <w:rPr>
                 <w:rFonts w:ascii="Times New Roman" w:hAnsi="Times New Roman" w:eastAsia="宋体"/>
@@ -4347,9 +5336,18 @@
       <w:pPr>
         <w:pStyle w:val="3"/>
       </w:pPr>
+      <w:bookmarkStart w:id="30" w:name="_Toc11555"/>
       <w:r>
-        <w:t>4.3 用例描述</w:t>
+        <w:rPr>
+          <w:rFonts w:hint="eastAsia"/>
+          <w:lang w:val="en-US" w:eastAsia="zh-CN"/>
+        </w:rPr>
+        <w:t>5</w:t>
       </w:r>
+      <w:r>
+        <w:t>.3 用例描述</w:t>
+      </w:r>
+      <w:bookmarkEnd w:id="30"/>
     </w:p>
     <w:p>
       <w:r>
@@ -4376,23 +5374,54 @@
     <w:tbl>
       <w:tblPr>
         <w:tblStyle w:val="12"/>
-        <w:tblW w:type="auto" w:w="0"/>
+        <w:tblW w:w="0" w:type="auto"/>
         <w:jc w:val="center"/>
+        <w:tblBorders>
+          <w:top w:val="single" w:color="auto" w:sz="4" w:space="0"/>
+          <w:left w:val="single" w:color="auto" w:sz="4" w:space="0"/>
+          <w:bottom w:val="single" w:color="auto" w:sz="4" w:space="0"/>
+          <w:right w:val="single" w:color="auto" w:sz="4" w:space="0"/>
+          <w:insideH w:val="single" w:color="auto" w:sz="4" w:space="0"/>
+          <w:insideV w:val="single" w:color="auto" w:sz="4" w:space="0"/>
+        </w:tblBorders>
         <w:tblLayout w:type="fixed"/>
-        <w:tblLook w:firstColumn="1" w:firstRow="1" w:lastColumn="0" w:lastRow="0" w:noHBand="0" w:noVBand="1" w:val="04A0"/>
+        <w:tblCellMar>
+          <w:top w:w="0" w:type="dxa"/>
+          <w:left w:w="108" w:type="dxa"/>
+          <w:bottom w:w="0" w:type="dxa"/>
+          <w:right w:w="108" w:type="dxa"/>
+        </w:tblCellMar>
       </w:tblPr>
       <w:tblGrid>
         <w:gridCol w:w="4819"/>
         <w:gridCol w:w="4819"/>
       </w:tblGrid>
       <w:tr>
-        <w:tc>
-          <w:tcPr>
-            <w:tcW w:type="dxa" w:w="1872"/>
-            <w:vAlign w:val="center"/>
-          </w:tcPr>
-          <w:p>
-            <w:r/>
+        <w:tblPrEx>
+          <w:tblBorders>
+            <w:top w:val="single" w:color="auto" w:sz="4" w:space="0"/>
+            <w:left w:val="single" w:color="auto" w:sz="4" w:space="0"/>
+            <w:bottom w:val="single" w:color="auto" w:sz="4" w:space="0"/>
+            <w:right w:val="single" w:color="auto" w:sz="4" w:space="0"/>
+            <w:insideH w:val="single" w:color="auto" w:sz="4" w:space="0"/>
+            <w:insideV w:val="single" w:color="auto" w:sz="4" w:space="0"/>
+          </w:tblBorders>
+          <w:tblCellMar>
+            <w:top w:w="0" w:type="dxa"/>
+            <w:left w:w="108" w:type="dxa"/>
+            <w:bottom w:w="0" w:type="dxa"/>
+            <w:right w:w="108" w:type="dxa"/>
+          </w:tblCellMar>
+        </w:tblPrEx>
+        <w:trPr>
+          <w:jc w:val="center"/>
+        </w:trPr>
+        <w:tc>
+          <w:tcPr>
+            <w:tcW w:w="1872" w:type="dxa"/>
+            <w:vAlign w:val="center"/>
+          </w:tcPr>
+          <w:p>
             <w:r>
               <w:rPr>
                 <w:rFonts w:ascii="Times New Roman" w:hAnsi="Times New Roman" w:eastAsia="宋体"/>
@@ -4405,11 +5434,10 @@
         </w:tc>
         <w:tc>
           <w:tcPr>
-            <w:tcW w:type="dxa" w:w="6768"/>
-            <w:vAlign w:val="center"/>
-          </w:tcPr>
-          <w:p>
-            <w:r/>
+            <w:tcW w:w="6768" w:type="dxa"/>
+            <w:vAlign w:val="center"/>
+          </w:tcPr>
+          <w:p>
             <w:r>
               <w:rPr>
                 <w:rFonts w:ascii="Times New Roman" w:hAnsi="Times New Roman" w:eastAsia="宋体"/>
@@ -4422,13 +5450,31 @@
         </w:tc>
       </w:tr>
       <w:tr>
-        <w:tc>
-          <w:tcPr>
-            <w:tcW w:type="dxa" w:w="1872"/>
-            <w:vAlign w:val="center"/>
-          </w:tcPr>
-          <w:p>
-            <w:r/>
+        <w:tblPrEx>
+          <w:tblBorders>
+            <w:top w:val="single" w:color="auto" w:sz="4" w:space="0"/>
+            <w:left w:val="single" w:color="auto" w:sz="4" w:space="0"/>
+            <w:bottom w:val="single" w:color="auto" w:sz="4" w:space="0"/>
+            <w:right w:val="single" w:color="auto" w:sz="4" w:space="0"/>
+            <w:insideH w:val="single" w:color="auto" w:sz="4" w:space="0"/>
+            <w:insideV w:val="single" w:color="auto" w:sz="4" w:space="0"/>
+          </w:tblBorders>
+          <w:tblCellMar>
+            <w:top w:w="0" w:type="dxa"/>
+            <w:left w:w="108" w:type="dxa"/>
+            <w:bottom w:w="0" w:type="dxa"/>
+            <w:right w:w="108" w:type="dxa"/>
+          </w:tblCellMar>
+        </w:tblPrEx>
+        <w:trPr>
+          <w:jc w:val="center"/>
+        </w:trPr>
+        <w:tc>
+          <w:tcPr>
+            <w:tcW w:w="1872" w:type="dxa"/>
+            <w:vAlign w:val="center"/>
+          </w:tcPr>
+          <w:p>
             <w:r>
               <w:rPr>
                 <w:rFonts w:ascii="Times New Roman" w:hAnsi="Times New Roman" w:eastAsia="宋体"/>
@@ -4441,11 +5487,10 @@
         </w:tc>
         <w:tc>
           <w:tcPr>
-            <w:tcW w:type="dxa" w:w="6768"/>
-            <w:vAlign w:val="center"/>
-          </w:tcPr>
-          <w:p>
-            <w:r/>
+            <w:tcW w:w="6768" w:type="dxa"/>
+            <w:vAlign w:val="center"/>
+          </w:tcPr>
+          <w:p>
             <w:r>
               <w:rPr>
                 <w:rFonts w:ascii="Times New Roman" w:hAnsi="Times New Roman" w:eastAsia="宋体"/>
@@ -4458,13 +5503,31 @@
         </w:tc>
       </w:tr>
       <w:tr>
-        <w:tc>
-          <w:tcPr>
-            <w:tcW w:type="dxa" w:w="1872"/>
-            <w:vAlign w:val="center"/>
-          </w:tcPr>
-          <w:p>
-            <w:r/>
+        <w:tblPrEx>
+          <w:tblBorders>
+            <w:top w:val="single" w:color="auto" w:sz="4" w:space="0"/>
+            <w:left w:val="single" w:color="auto" w:sz="4" w:space="0"/>
+            <w:bottom w:val="single" w:color="auto" w:sz="4" w:space="0"/>
+            <w:right w:val="single" w:color="auto" w:sz="4" w:space="0"/>
+            <w:insideH w:val="single" w:color="auto" w:sz="4" w:space="0"/>
+            <w:insideV w:val="single" w:color="auto" w:sz="4" w:space="0"/>
+          </w:tblBorders>
+          <w:tblCellMar>
+            <w:top w:w="0" w:type="dxa"/>
+            <w:left w:w="108" w:type="dxa"/>
+            <w:bottom w:w="0" w:type="dxa"/>
+            <w:right w:w="108" w:type="dxa"/>
+          </w:tblCellMar>
+        </w:tblPrEx>
+        <w:trPr>
+          <w:jc w:val="center"/>
+        </w:trPr>
+        <w:tc>
+          <w:tcPr>
+            <w:tcW w:w="1872" w:type="dxa"/>
+            <w:vAlign w:val="center"/>
+          </w:tcPr>
+          <w:p>
             <w:r>
               <w:rPr>
                 <w:rFonts w:ascii="Times New Roman" w:hAnsi="Times New Roman" w:eastAsia="宋体"/>
@@ -4477,11 +5540,10 @@
         </w:tc>
         <w:tc>
           <w:tcPr>
-            <w:tcW w:type="dxa" w:w="6768"/>
-            <w:vAlign w:val="center"/>
-          </w:tcPr>
-          <w:p>
-            <w:r/>
+            <w:tcW w:w="6768" w:type="dxa"/>
+            <w:vAlign w:val="center"/>
+          </w:tcPr>
+          <w:p>
             <w:r>
               <w:rPr>
                 <w:rFonts w:ascii="Times New Roman" w:hAnsi="Times New Roman" w:eastAsia="宋体"/>
@@ -4494,13 +5556,31 @@
         </w:tc>
       </w:tr>
       <w:tr>
-        <w:tc>
-          <w:tcPr>
-            <w:tcW w:type="dxa" w:w="1872"/>
-            <w:vAlign w:val="center"/>
-          </w:tcPr>
-          <w:p>
-            <w:r/>
+        <w:tblPrEx>
+          <w:tblBorders>
+            <w:top w:val="single" w:color="auto" w:sz="4" w:space="0"/>
+            <w:left w:val="single" w:color="auto" w:sz="4" w:space="0"/>
+            <w:bottom w:val="single" w:color="auto" w:sz="4" w:space="0"/>
+            <w:right w:val="single" w:color="auto" w:sz="4" w:space="0"/>
+            <w:insideH w:val="single" w:color="auto" w:sz="4" w:space="0"/>
+            <w:insideV w:val="single" w:color="auto" w:sz="4" w:space="0"/>
+          </w:tblBorders>
+          <w:tblCellMar>
+            <w:top w:w="0" w:type="dxa"/>
+            <w:left w:w="108" w:type="dxa"/>
+            <w:bottom w:w="0" w:type="dxa"/>
+            <w:right w:w="108" w:type="dxa"/>
+          </w:tblCellMar>
+        </w:tblPrEx>
+        <w:trPr>
+          <w:jc w:val="center"/>
+        </w:trPr>
+        <w:tc>
+          <w:tcPr>
+            <w:tcW w:w="1872" w:type="dxa"/>
+            <w:vAlign w:val="center"/>
+          </w:tcPr>
+          <w:p>
             <w:r>
               <w:rPr>
                 <w:rFonts w:ascii="Times New Roman" w:hAnsi="Times New Roman" w:eastAsia="宋体"/>
@@ -4513,11 +5593,10 @@
         </w:tc>
         <w:tc>
           <w:tcPr>
-            <w:tcW w:type="dxa" w:w="6768"/>
-            <w:vAlign w:val="center"/>
-          </w:tcPr>
-          <w:p>
-            <w:r/>
+            <w:tcW w:w="6768" w:type="dxa"/>
+            <w:vAlign w:val="center"/>
+          </w:tcPr>
+          <w:p>
             <w:r>
               <w:rPr>
                 <w:rFonts w:ascii="Times New Roman" w:hAnsi="Times New Roman" w:eastAsia="宋体"/>
@@ -4530,13 +5609,31 @@
         </w:tc>
       </w:tr>
       <w:tr>
-        <w:tc>
-          <w:tcPr>
-            <w:tcW w:type="dxa" w:w="1872"/>
-            <w:vAlign w:val="center"/>
-          </w:tcPr>
-          <w:p>
-            <w:r/>
+        <w:tblPrEx>
+          <w:tblBorders>
+            <w:top w:val="single" w:color="auto" w:sz="4" w:space="0"/>
+            <w:left w:val="single" w:color="auto" w:sz="4" w:space="0"/>
+            <w:bottom w:val="single" w:color="auto" w:sz="4" w:space="0"/>
+            <w:right w:val="single" w:color="auto" w:sz="4" w:space="0"/>
+            <w:insideH w:val="single" w:color="auto" w:sz="4" w:space="0"/>
+            <w:insideV w:val="single" w:color="auto" w:sz="4" w:space="0"/>
+          </w:tblBorders>
+          <w:tblCellMar>
+            <w:top w:w="0" w:type="dxa"/>
+            <w:left w:w="108" w:type="dxa"/>
+            <w:bottom w:w="0" w:type="dxa"/>
+            <w:right w:w="108" w:type="dxa"/>
+          </w:tblCellMar>
+        </w:tblPrEx>
+        <w:trPr>
+          <w:jc w:val="center"/>
+        </w:trPr>
+        <w:tc>
+          <w:tcPr>
+            <w:tcW w:w="1872" w:type="dxa"/>
+            <w:vAlign w:val="center"/>
+          </w:tcPr>
+          <w:p>
             <w:r>
               <w:rPr>
                 <w:rFonts w:ascii="Times New Roman" w:hAnsi="Times New Roman" w:eastAsia="宋体"/>
@@ -4549,11 +5646,10 @@
         </w:tc>
         <w:tc>
           <w:tcPr>
-            <w:tcW w:type="dxa" w:w="6768"/>
-            <w:vAlign w:val="center"/>
-          </w:tcPr>
-          <w:p>
-            <w:r/>
+            <w:tcW w:w="6768" w:type="dxa"/>
+            <w:vAlign w:val="center"/>
+          </w:tcPr>
+          <w:p>
             <w:r>
               <w:rPr>
                 <w:rFonts w:ascii="Times New Roman" w:hAnsi="Times New Roman" w:eastAsia="宋体"/>
@@ -4566,13 +5662,31 @@
         </w:tc>
       </w:tr>
       <w:tr>
-        <w:tc>
-          <w:tcPr>
-            <w:tcW w:type="dxa" w:w="1872"/>
-            <w:vAlign w:val="center"/>
-          </w:tcPr>
-          <w:p>
-            <w:r/>
+        <w:tblPrEx>
+          <w:tblBorders>
+            <w:top w:val="single" w:color="auto" w:sz="4" w:space="0"/>
+            <w:left w:val="single" w:color="auto" w:sz="4" w:space="0"/>
+            <w:bottom w:val="single" w:color="auto" w:sz="4" w:space="0"/>
+            <w:right w:val="single" w:color="auto" w:sz="4" w:space="0"/>
+            <w:insideH w:val="single" w:color="auto" w:sz="4" w:space="0"/>
+            <w:insideV w:val="single" w:color="auto" w:sz="4" w:space="0"/>
+          </w:tblBorders>
+          <w:tblCellMar>
+            <w:top w:w="0" w:type="dxa"/>
+            <w:left w:w="108" w:type="dxa"/>
+            <w:bottom w:w="0" w:type="dxa"/>
+            <w:right w:w="108" w:type="dxa"/>
+          </w:tblCellMar>
+        </w:tblPrEx>
+        <w:trPr>
+          <w:jc w:val="center"/>
+        </w:trPr>
+        <w:tc>
+          <w:tcPr>
+            <w:tcW w:w="1872" w:type="dxa"/>
+            <w:vAlign w:val="center"/>
+          </w:tcPr>
+          <w:p>
             <w:r>
               <w:rPr>
                 <w:rFonts w:ascii="Times New Roman" w:hAnsi="Times New Roman" w:eastAsia="宋体"/>
@@ -4585,11 +5699,10 @@
         </w:tc>
         <w:tc>
           <w:tcPr>
-            <w:tcW w:type="dxa" w:w="6768"/>
-            <w:vAlign w:val="center"/>
-          </w:tcPr>
-          <w:p>
-            <w:r/>
+            <w:tcW w:w="6768" w:type="dxa"/>
+            <w:vAlign w:val="center"/>
+          </w:tcPr>
+          <w:p>
             <w:r>
               <w:rPr>
                 <w:rFonts w:ascii="Times New Roman" w:hAnsi="Times New Roman" w:eastAsia="宋体"/>
@@ -4602,13 +5715,31 @@
         </w:tc>
       </w:tr>
       <w:tr>
-        <w:tc>
-          <w:tcPr>
-            <w:tcW w:type="dxa" w:w="1872"/>
-            <w:vAlign w:val="center"/>
-          </w:tcPr>
-          <w:p>
-            <w:r/>
+        <w:tblPrEx>
+          <w:tblBorders>
+            <w:top w:val="single" w:color="auto" w:sz="4" w:space="0"/>
+            <w:left w:val="single" w:color="auto" w:sz="4" w:space="0"/>
+            <w:bottom w:val="single" w:color="auto" w:sz="4" w:space="0"/>
+            <w:right w:val="single" w:color="auto" w:sz="4" w:space="0"/>
+            <w:insideH w:val="single" w:color="auto" w:sz="4" w:space="0"/>
+            <w:insideV w:val="single" w:color="auto" w:sz="4" w:space="0"/>
+          </w:tblBorders>
+          <w:tblCellMar>
+            <w:top w:w="0" w:type="dxa"/>
+            <w:left w:w="108" w:type="dxa"/>
+            <w:bottom w:w="0" w:type="dxa"/>
+            <w:right w:w="108" w:type="dxa"/>
+          </w:tblCellMar>
+        </w:tblPrEx>
+        <w:trPr>
+          <w:jc w:val="center"/>
+        </w:trPr>
+        <w:tc>
+          <w:tcPr>
+            <w:tcW w:w="1872" w:type="dxa"/>
+            <w:vAlign w:val="center"/>
+          </w:tcPr>
+          <w:p>
             <w:r>
               <w:rPr>
                 <w:rFonts w:ascii="Times New Roman" w:hAnsi="Times New Roman" w:eastAsia="宋体"/>
@@ -4621,11 +5752,10 @@
         </w:tc>
         <w:tc>
           <w:tcPr>
-            <w:tcW w:type="dxa" w:w="6768"/>
-            <w:vAlign w:val="center"/>
-          </w:tcPr>
-          <w:p>
-            <w:r/>
+            <w:tcW w:w="6768" w:type="dxa"/>
+            <w:vAlign w:val="center"/>
+          </w:tcPr>
+          <w:p>
             <w:r>
               <w:rPr>
                 <w:rFonts w:ascii="Times New Roman" w:hAnsi="Times New Roman" w:eastAsia="宋体"/>
@@ -4635,7 +5765,7 @@
               <w:t>1. 运营人员发起添加商品请求。</w:t>
             </w:r>
             <w:r>
-              <w:br/>
+              <w:br w:type="textWrapping"/>
             </w:r>
             <w:r>
               <w:rPr>
@@ -4646,7 +5776,7 @@
               <w:t>2. 系统展示商品信息录入要求。</w:t>
             </w:r>
             <w:r>
-              <w:br/>
+              <w:br w:type="textWrapping"/>
             </w:r>
             <w:r>
               <w:rPr>
@@ -4657,7 +5787,7 @@
               <w:t>3. 运营人员录入商品的名称、类别、价格、库存、图片、描述等基本信息。</w:t>
             </w:r>
             <w:r>
-              <w:br/>
+              <w:br w:type="textWrapping"/>
             </w:r>
             <w:r>
               <w:rPr>
@@ -4668,7 +5798,7 @@
               <w:t>4. 运营人员提交商品信息。</w:t>
             </w:r>
             <w:r>
-              <w:br/>
+              <w:br w:type="textWrapping"/>
             </w:r>
             <w:r>
               <w:rPr>
@@ -4679,7 +5809,7 @@
               <w:t>5. 系统校验所录入信息的完整性与合法性。</w:t>
             </w:r>
             <w:r>
-              <w:br/>
+              <w:br w:type="textWrapping"/>
             </w:r>
             <w:r>
               <w:rPr>
@@ -4690,7 +5820,7 @@
               <w:t>6. 商品信息校验通过并录入完成，商品进入待上架状态。</w:t>
             </w:r>
             <w:r>
-              <w:br/>
+              <w:br w:type="textWrapping"/>
             </w:r>
             <w:r>
               <w:rPr>
@@ -4704,13 +5834,31 @@
         </w:tc>
       </w:tr>
       <w:tr>
-        <w:tc>
-          <w:tcPr>
-            <w:tcW w:type="dxa" w:w="1872"/>
-            <w:vAlign w:val="center"/>
-          </w:tcPr>
-          <w:p>
-            <w:r/>
+        <w:tblPrEx>
+          <w:tblBorders>
+            <w:top w:val="single" w:color="auto" w:sz="4" w:space="0"/>
+            <w:left w:val="single" w:color="auto" w:sz="4" w:space="0"/>
+            <w:bottom w:val="single" w:color="auto" w:sz="4" w:space="0"/>
+            <w:right w:val="single" w:color="auto" w:sz="4" w:space="0"/>
+            <w:insideH w:val="single" w:color="auto" w:sz="4" w:space="0"/>
+            <w:insideV w:val="single" w:color="auto" w:sz="4" w:space="0"/>
+          </w:tblBorders>
+          <w:tblCellMar>
+            <w:top w:w="0" w:type="dxa"/>
+            <w:left w:w="108" w:type="dxa"/>
+            <w:bottom w:w="0" w:type="dxa"/>
+            <w:right w:w="108" w:type="dxa"/>
+          </w:tblCellMar>
+        </w:tblPrEx>
+        <w:trPr>
+          <w:jc w:val="center"/>
+        </w:trPr>
+        <w:tc>
+          <w:tcPr>
+            <w:tcW w:w="1872" w:type="dxa"/>
+            <w:vAlign w:val="center"/>
+          </w:tcPr>
+          <w:p>
             <w:r>
               <w:rPr>
                 <w:rFonts w:ascii="Times New Roman" w:hAnsi="Times New Roman" w:eastAsia="宋体"/>
@@ -4723,11 +5871,10 @@
         </w:tc>
         <w:tc>
           <w:tcPr>
-            <w:tcW w:type="dxa" w:w="6768"/>
-            <w:vAlign w:val="center"/>
-          </w:tcPr>
-          <w:p>
-            <w:r/>
+            <w:tcW w:w="6768" w:type="dxa"/>
+            <w:vAlign w:val="center"/>
+          </w:tcPr>
+          <w:p>
             <w:r>
               <w:rPr>
                 <w:rFonts w:ascii="Times New Roman" w:hAnsi="Times New Roman" w:eastAsia="宋体"/>
@@ -4737,7 +5884,7 @@
               <w:t>4a. 商品信息不完整或不合法：系统提示缺失或错误的信息，运营人员补全或更正后重新提交，返回基本事件流第5步。</w:t>
             </w:r>
             <w:r>
-              <w:br/>
+              <w:br w:type="textWrapping"/>
             </w:r>
             <w:r>
               <w:rPr>
@@ -4751,13 +5898,31 @@
         </w:tc>
       </w:tr>
       <w:tr>
-        <w:tc>
-          <w:tcPr>
-            <w:tcW w:type="dxa" w:w="1872"/>
-            <w:vAlign w:val="center"/>
-          </w:tcPr>
-          <w:p>
-            <w:r/>
+        <w:tblPrEx>
+          <w:tblBorders>
+            <w:top w:val="single" w:color="auto" w:sz="4" w:space="0"/>
+            <w:left w:val="single" w:color="auto" w:sz="4" w:space="0"/>
+            <w:bottom w:val="single" w:color="auto" w:sz="4" w:space="0"/>
+            <w:right w:val="single" w:color="auto" w:sz="4" w:space="0"/>
+            <w:insideH w:val="single" w:color="auto" w:sz="4" w:space="0"/>
+            <w:insideV w:val="single" w:color="auto" w:sz="4" w:space="0"/>
+          </w:tblBorders>
+          <w:tblCellMar>
+            <w:top w:w="0" w:type="dxa"/>
+            <w:left w:w="108" w:type="dxa"/>
+            <w:bottom w:w="0" w:type="dxa"/>
+            <w:right w:w="108" w:type="dxa"/>
+          </w:tblCellMar>
+        </w:tblPrEx>
+        <w:trPr>
+          <w:jc w:val="center"/>
+        </w:trPr>
+        <w:tc>
+          <w:tcPr>
+            <w:tcW w:w="1872" w:type="dxa"/>
+            <w:vAlign w:val="center"/>
+          </w:tcPr>
+          <w:p>
             <w:r>
               <w:rPr>
                 <w:rFonts w:ascii="Times New Roman" w:hAnsi="Times New Roman" w:eastAsia="宋体"/>
@@ -4770,11 +5935,10 @@
         </w:tc>
         <w:tc>
           <w:tcPr>
-            <w:tcW w:type="dxa" w:w="6768"/>
-            <w:vAlign w:val="center"/>
-          </w:tcPr>
-          <w:p>
-            <w:r/>
+            <w:tcW w:w="6768" w:type="dxa"/>
+            <w:vAlign w:val="center"/>
+          </w:tcPr>
+          <w:p>
             <w:r>
               <w:rPr>
                 <w:rFonts w:ascii="Times New Roman" w:hAnsi="Times New Roman" w:eastAsia="宋体"/>
@@ -4803,23 +5967,54 @@
     <w:tbl>
       <w:tblPr>
         <w:tblStyle w:val="12"/>
-        <w:tblW w:type="auto" w:w="0"/>
+        <w:tblW w:w="0" w:type="auto"/>
         <w:jc w:val="center"/>
+        <w:tblBorders>
+          <w:top w:val="single" w:color="auto" w:sz="4" w:space="0"/>
+          <w:left w:val="single" w:color="auto" w:sz="4" w:space="0"/>
+          <w:bottom w:val="single" w:color="auto" w:sz="4" w:space="0"/>
+          <w:right w:val="single" w:color="auto" w:sz="4" w:space="0"/>
+          <w:insideH w:val="single" w:color="auto" w:sz="4" w:space="0"/>
+          <w:insideV w:val="single" w:color="auto" w:sz="4" w:space="0"/>
+        </w:tblBorders>
         <w:tblLayout w:type="fixed"/>
-        <w:tblLook w:firstColumn="1" w:firstRow="1" w:lastColumn="0" w:lastRow="0" w:noHBand="0" w:noVBand="1" w:val="04A0"/>
+        <w:tblCellMar>
+          <w:top w:w="0" w:type="dxa"/>
+          <w:left w:w="108" w:type="dxa"/>
+          <w:bottom w:w="0" w:type="dxa"/>
+          <w:right w:w="108" w:type="dxa"/>
+        </w:tblCellMar>
       </w:tblPr>
       <w:tblGrid>
         <w:gridCol w:w="4819"/>
         <w:gridCol w:w="4819"/>
       </w:tblGrid>
       <w:tr>
-        <w:tc>
-          <w:tcPr>
-            <w:tcW w:type="dxa" w:w="1872"/>
-            <w:vAlign w:val="center"/>
-          </w:tcPr>
-          <w:p>
-            <w:r/>
+        <w:tblPrEx>
+          <w:tblBorders>
+            <w:top w:val="single" w:color="auto" w:sz="4" w:space="0"/>
+            <w:left w:val="single" w:color="auto" w:sz="4" w:space="0"/>
+            <w:bottom w:val="single" w:color="auto" w:sz="4" w:space="0"/>
+            <w:right w:val="single" w:color="auto" w:sz="4" w:space="0"/>
+            <w:insideH w:val="single" w:color="auto" w:sz="4" w:space="0"/>
+            <w:insideV w:val="single" w:color="auto" w:sz="4" w:space="0"/>
+          </w:tblBorders>
+          <w:tblCellMar>
+            <w:top w:w="0" w:type="dxa"/>
+            <w:left w:w="108" w:type="dxa"/>
+            <w:bottom w:w="0" w:type="dxa"/>
+            <w:right w:w="108" w:type="dxa"/>
+          </w:tblCellMar>
+        </w:tblPrEx>
+        <w:trPr>
+          <w:jc w:val="center"/>
+        </w:trPr>
+        <w:tc>
+          <w:tcPr>
+            <w:tcW w:w="1872" w:type="dxa"/>
+            <w:vAlign w:val="center"/>
+          </w:tcPr>
+          <w:p>
             <w:r>
               <w:rPr>
                 <w:rFonts w:ascii="Times New Roman" w:hAnsi="Times New Roman" w:eastAsia="宋体"/>
@@ -4832,11 +6027,10 @@
         </w:tc>
         <w:tc>
           <w:tcPr>
-            <w:tcW w:type="dxa" w:w="6768"/>
-            <w:vAlign w:val="center"/>
-          </w:tcPr>
-          <w:p>
-            <w:r/>
+            <w:tcW w:w="6768" w:type="dxa"/>
+            <w:vAlign w:val="center"/>
+          </w:tcPr>
+          <w:p>
             <w:r>
               <w:rPr>
                 <w:rFonts w:ascii="Times New Roman" w:hAnsi="Times New Roman" w:eastAsia="宋体"/>
@@ -4849,13 +6043,31 @@
         </w:tc>
       </w:tr>
       <w:tr>
-        <w:tc>
-          <w:tcPr>
-            <w:tcW w:type="dxa" w:w="1872"/>
-            <w:vAlign w:val="center"/>
-          </w:tcPr>
-          <w:p>
-            <w:r/>
+        <w:tblPrEx>
+          <w:tblBorders>
+            <w:top w:val="single" w:color="auto" w:sz="4" w:space="0"/>
+            <w:left w:val="single" w:color="auto" w:sz="4" w:space="0"/>
+            <w:bottom w:val="single" w:color="auto" w:sz="4" w:space="0"/>
+            <w:right w:val="single" w:color="auto" w:sz="4" w:space="0"/>
+            <w:insideH w:val="single" w:color="auto" w:sz="4" w:space="0"/>
+            <w:insideV w:val="single" w:color="auto" w:sz="4" w:space="0"/>
+          </w:tblBorders>
+          <w:tblCellMar>
+            <w:top w:w="0" w:type="dxa"/>
+            <w:left w:w="108" w:type="dxa"/>
+            <w:bottom w:w="0" w:type="dxa"/>
+            <w:right w:w="108" w:type="dxa"/>
+          </w:tblCellMar>
+        </w:tblPrEx>
+        <w:trPr>
+          <w:jc w:val="center"/>
+        </w:trPr>
+        <w:tc>
+          <w:tcPr>
+            <w:tcW w:w="1872" w:type="dxa"/>
+            <w:vAlign w:val="center"/>
+          </w:tcPr>
+          <w:p>
             <w:r>
               <w:rPr>
                 <w:rFonts w:ascii="Times New Roman" w:hAnsi="Times New Roman" w:eastAsia="宋体"/>
@@ -4868,11 +6080,10 @@
         </w:tc>
         <w:tc>
           <w:tcPr>
-            <w:tcW w:type="dxa" w:w="6768"/>
-            <w:vAlign w:val="center"/>
-          </w:tcPr>
-          <w:p>
-            <w:r/>
+            <w:tcW w:w="6768" w:type="dxa"/>
+            <w:vAlign w:val="center"/>
+          </w:tcPr>
+          <w:p>
             <w:r>
               <w:rPr>
                 <w:rFonts w:ascii="Times New Roman" w:hAnsi="Times New Roman" w:eastAsia="宋体"/>
@@ -4885,13 +6096,31 @@
         </w:tc>
       </w:tr>
       <w:tr>
-        <w:tc>
-          <w:tcPr>
-            <w:tcW w:type="dxa" w:w="1872"/>
-            <w:vAlign w:val="center"/>
-          </w:tcPr>
-          <w:p>
-            <w:r/>
+        <w:tblPrEx>
+          <w:tblBorders>
+            <w:top w:val="single" w:color="auto" w:sz="4" w:space="0"/>
+            <w:left w:val="single" w:color="auto" w:sz="4" w:space="0"/>
+            <w:bottom w:val="single" w:color="auto" w:sz="4" w:space="0"/>
+            <w:right w:val="single" w:color="auto" w:sz="4" w:space="0"/>
+            <w:insideH w:val="single" w:color="auto" w:sz="4" w:space="0"/>
+            <w:insideV w:val="single" w:color="auto" w:sz="4" w:space="0"/>
+          </w:tblBorders>
+          <w:tblCellMar>
+            <w:top w:w="0" w:type="dxa"/>
+            <w:left w:w="108" w:type="dxa"/>
+            <w:bottom w:w="0" w:type="dxa"/>
+            <w:right w:w="108" w:type="dxa"/>
+          </w:tblCellMar>
+        </w:tblPrEx>
+        <w:trPr>
+          <w:jc w:val="center"/>
+        </w:trPr>
+        <w:tc>
+          <w:tcPr>
+            <w:tcW w:w="1872" w:type="dxa"/>
+            <w:vAlign w:val="center"/>
+          </w:tcPr>
+          <w:p>
             <w:r>
               <w:rPr>
                 <w:rFonts w:ascii="Times New Roman" w:hAnsi="Times New Roman" w:eastAsia="宋体"/>
@@ -4904,11 +6133,10 @@
         </w:tc>
         <w:tc>
           <w:tcPr>
-            <w:tcW w:type="dxa" w:w="6768"/>
-            <w:vAlign w:val="center"/>
-          </w:tcPr>
-          <w:p>
-            <w:r/>
+            <w:tcW w:w="6768" w:type="dxa"/>
+            <w:vAlign w:val="center"/>
+          </w:tcPr>
+          <w:p>
             <w:r>
               <w:rPr>
                 <w:rFonts w:ascii="Times New Roman" w:hAnsi="Times New Roman" w:eastAsia="宋体"/>
@@ -4921,13 +6149,31 @@
         </w:tc>
       </w:tr>
       <w:tr>
-        <w:tc>
-          <w:tcPr>
-            <w:tcW w:type="dxa" w:w="1872"/>
-            <w:vAlign w:val="center"/>
-          </w:tcPr>
-          <w:p>
-            <w:r/>
+        <w:tblPrEx>
+          <w:tblBorders>
+            <w:top w:val="single" w:color="auto" w:sz="4" w:space="0"/>
+            <w:left w:val="single" w:color="auto" w:sz="4" w:space="0"/>
+            <w:bottom w:val="single" w:color="auto" w:sz="4" w:space="0"/>
+            <w:right w:val="single" w:color="auto" w:sz="4" w:space="0"/>
+            <w:insideH w:val="single" w:color="auto" w:sz="4" w:space="0"/>
+            <w:insideV w:val="single" w:color="auto" w:sz="4" w:space="0"/>
+          </w:tblBorders>
+          <w:tblCellMar>
+            <w:top w:w="0" w:type="dxa"/>
+            <w:left w:w="108" w:type="dxa"/>
+            <w:bottom w:w="0" w:type="dxa"/>
+            <w:right w:w="108" w:type="dxa"/>
+          </w:tblCellMar>
+        </w:tblPrEx>
+        <w:trPr>
+          <w:jc w:val="center"/>
+        </w:trPr>
+        <w:tc>
+          <w:tcPr>
+            <w:tcW w:w="1872" w:type="dxa"/>
+            <w:vAlign w:val="center"/>
+          </w:tcPr>
+          <w:p>
             <w:r>
               <w:rPr>
                 <w:rFonts w:ascii="Times New Roman" w:hAnsi="Times New Roman" w:eastAsia="宋体"/>
@@ -4940,11 +6186,10 @@
         </w:tc>
         <w:tc>
           <w:tcPr>
-            <w:tcW w:type="dxa" w:w="6768"/>
-            <w:vAlign w:val="center"/>
-          </w:tcPr>
-          <w:p>
-            <w:r/>
+            <w:tcW w:w="6768" w:type="dxa"/>
+            <w:vAlign w:val="center"/>
+          </w:tcPr>
+          <w:p>
             <w:r>
               <w:rPr>
                 <w:rFonts w:ascii="Times New Roman" w:hAnsi="Times New Roman" w:eastAsia="宋体"/>
@@ -4957,13 +6202,31 @@
         </w:tc>
       </w:tr>
       <w:tr>
-        <w:tc>
-          <w:tcPr>
-            <w:tcW w:type="dxa" w:w="1872"/>
-            <w:vAlign w:val="center"/>
-          </w:tcPr>
-          <w:p>
-            <w:r/>
+        <w:tblPrEx>
+          <w:tblBorders>
+            <w:top w:val="single" w:color="auto" w:sz="4" w:space="0"/>
+            <w:left w:val="single" w:color="auto" w:sz="4" w:space="0"/>
+            <w:bottom w:val="single" w:color="auto" w:sz="4" w:space="0"/>
+            <w:right w:val="single" w:color="auto" w:sz="4" w:space="0"/>
+            <w:insideH w:val="single" w:color="auto" w:sz="4" w:space="0"/>
+            <w:insideV w:val="single" w:color="auto" w:sz="4" w:space="0"/>
+          </w:tblBorders>
+          <w:tblCellMar>
+            <w:top w:w="0" w:type="dxa"/>
+            <w:left w:w="108" w:type="dxa"/>
+            <w:bottom w:w="0" w:type="dxa"/>
+            <w:right w:w="108" w:type="dxa"/>
+          </w:tblCellMar>
+        </w:tblPrEx>
+        <w:trPr>
+          <w:jc w:val="center"/>
+        </w:trPr>
+        <w:tc>
+          <w:tcPr>
+            <w:tcW w:w="1872" w:type="dxa"/>
+            <w:vAlign w:val="center"/>
+          </w:tcPr>
+          <w:p>
             <w:r>
               <w:rPr>
                 <w:rFonts w:ascii="Times New Roman" w:hAnsi="Times New Roman" w:eastAsia="宋体"/>
@@ -4976,11 +6239,10 @@
         </w:tc>
         <w:tc>
           <w:tcPr>
-            <w:tcW w:type="dxa" w:w="6768"/>
-            <w:vAlign w:val="center"/>
-          </w:tcPr>
-          <w:p>
-            <w:r/>
+            <w:tcW w:w="6768" w:type="dxa"/>
+            <w:vAlign w:val="center"/>
+          </w:tcPr>
+          <w:p>
             <w:r>
               <w:rPr>
                 <w:rFonts w:ascii="Times New Roman" w:hAnsi="Times New Roman" w:eastAsia="宋体"/>
@@ -4993,13 +6255,31 @@
         </w:tc>
       </w:tr>
       <w:tr>
-        <w:tc>
-          <w:tcPr>
-            <w:tcW w:type="dxa" w:w="1872"/>
-            <w:vAlign w:val="center"/>
-          </w:tcPr>
-          <w:p>
-            <w:r/>
+        <w:tblPrEx>
+          <w:tblBorders>
+            <w:top w:val="single" w:color="auto" w:sz="4" w:space="0"/>
+            <w:left w:val="single" w:color="auto" w:sz="4" w:space="0"/>
+            <w:bottom w:val="single" w:color="auto" w:sz="4" w:space="0"/>
+            <w:right w:val="single" w:color="auto" w:sz="4" w:space="0"/>
+            <w:insideH w:val="single" w:color="auto" w:sz="4" w:space="0"/>
+            <w:insideV w:val="single" w:color="auto" w:sz="4" w:space="0"/>
+          </w:tblBorders>
+          <w:tblCellMar>
+            <w:top w:w="0" w:type="dxa"/>
+            <w:left w:w="108" w:type="dxa"/>
+            <w:bottom w:w="0" w:type="dxa"/>
+            <w:right w:w="108" w:type="dxa"/>
+          </w:tblCellMar>
+        </w:tblPrEx>
+        <w:trPr>
+          <w:jc w:val="center"/>
+        </w:trPr>
+        <w:tc>
+          <w:tcPr>
+            <w:tcW w:w="1872" w:type="dxa"/>
+            <w:vAlign w:val="center"/>
+          </w:tcPr>
+          <w:p>
             <w:r>
               <w:rPr>
                 <w:rFonts w:ascii="Times New Roman" w:hAnsi="Times New Roman" w:eastAsia="宋体"/>
@@ -5012,11 +6292,10 @@
         </w:tc>
         <w:tc>
           <w:tcPr>
-            <w:tcW w:type="dxa" w:w="6768"/>
-            <w:vAlign w:val="center"/>
-          </w:tcPr>
-          <w:p>
-            <w:r/>
+            <w:tcW w:w="6768" w:type="dxa"/>
+            <w:vAlign w:val="center"/>
+          </w:tcPr>
+          <w:p>
             <w:r>
               <w:rPr>
                 <w:rFonts w:ascii="Times New Roman" w:hAnsi="Times New Roman" w:eastAsia="宋体"/>
@@ -5029,13 +6308,31 @@
         </w:tc>
       </w:tr>
       <w:tr>
-        <w:tc>
-          <w:tcPr>
-            <w:tcW w:type="dxa" w:w="1872"/>
-            <w:vAlign w:val="center"/>
-          </w:tcPr>
-          <w:p>
-            <w:r/>
+        <w:tblPrEx>
+          <w:tblBorders>
+            <w:top w:val="single" w:color="auto" w:sz="4" w:space="0"/>
+            <w:left w:val="single" w:color="auto" w:sz="4" w:space="0"/>
+            <w:bottom w:val="single" w:color="auto" w:sz="4" w:space="0"/>
+            <w:right w:val="single" w:color="auto" w:sz="4" w:space="0"/>
+            <w:insideH w:val="single" w:color="auto" w:sz="4" w:space="0"/>
+            <w:insideV w:val="single" w:color="auto" w:sz="4" w:space="0"/>
+          </w:tblBorders>
+          <w:tblCellMar>
+            <w:top w:w="0" w:type="dxa"/>
+            <w:left w:w="108" w:type="dxa"/>
+            <w:bottom w:w="0" w:type="dxa"/>
+            <w:right w:w="108" w:type="dxa"/>
+          </w:tblCellMar>
+        </w:tblPrEx>
+        <w:trPr>
+          <w:jc w:val="center"/>
+        </w:trPr>
+        <w:tc>
+          <w:tcPr>
+            <w:tcW w:w="1872" w:type="dxa"/>
+            <w:vAlign w:val="center"/>
+          </w:tcPr>
+          <w:p>
             <w:r>
               <w:rPr>
                 <w:rFonts w:ascii="Times New Roman" w:hAnsi="Times New Roman" w:eastAsia="宋体"/>
@@ -5048,11 +6345,10 @@
         </w:tc>
         <w:tc>
           <w:tcPr>
-            <w:tcW w:type="dxa" w:w="6768"/>
-            <w:vAlign w:val="center"/>
-          </w:tcPr>
-          <w:p>
-            <w:r/>
+            <w:tcW w:w="6768" w:type="dxa"/>
+            <w:vAlign w:val="center"/>
+          </w:tcPr>
+          <w:p>
             <w:r>
               <w:rPr>
                 <w:rFonts w:ascii="Times New Roman" w:hAnsi="Times New Roman" w:eastAsia="宋体"/>
@@ -5062,7 +6358,7 @@
               <w:t>1. 买家发起下单请求。</w:t>
             </w:r>
             <w:r>
-              <w:br/>
+              <w:br w:type="textWrapping"/>
             </w:r>
             <w:r>
               <w:rPr>
@@ -5073,7 +6369,7 @@
               <w:t>2. 系统展示待结算商品、收货地址与应付金额。</w:t>
             </w:r>
             <w:r>
-              <w:br/>
+              <w:br w:type="textWrapping"/>
             </w:r>
             <w:r>
               <w:rPr>
@@ -5084,7 +6380,7 @@
               <w:t>3. 买家确认购买信息并提交订单。</w:t>
             </w:r>
             <w:r>
-              <w:br/>
+              <w:br w:type="textWrapping"/>
             </w:r>
             <w:r>
               <w:rPr>
@@ -5095,7 +6391,7 @@
               <w:t>4. 系统校验商品库存与订单信息。</w:t>
             </w:r>
             <w:r>
-              <w:br/>
+              <w:br w:type="textWrapping"/>
             </w:r>
             <w:r>
               <w:rPr>
@@ -5106,7 +6402,7 @@
               <w:t>5. 买家完成支付。</w:t>
             </w:r>
             <w:r>
-              <w:br/>
+              <w:br w:type="textWrapping"/>
             </w:r>
             <w:r>
               <w:rPr>
@@ -5117,7 +6413,7 @@
               <w:t>6. 系统确认支付成功，订单生成并进入待发货状态。</w:t>
             </w:r>
             <w:r>
-              <w:br/>
+              <w:br w:type="textWrapping"/>
             </w:r>
             <w:r>
               <w:rPr>
@@ -5131,13 +6427,31 @@
         </w:tc>
       </w:tr>
       <w:tr>
-        <w:tc>
-          <w:tcPr>
-            <w:tcW w:type="dxa" w:w="1872"/>
-            <w:vAlign w:val="center"/>
-          </w:tcPr>
-          <w:p>
-            <w:r/>
+        <w:tblPrEx>
+          <w:tblBorders>
+            <w:top w:val="single" w:color="auto" w:sz="4" w:space="0"/>
+            <w:left w:val="single" w:color="auto" w:sz="4" w:space="0"/>
+            <w:bottom w:val="single" w:color="auto" w:sz="4" w:space="0"/>
+            <w:right w:val="single" w:color="auto" w:sz="4" w:space="0"/>
+            <w:insideH w:val="single" w:color="auto" w:sz="4" w:space="0"/>
+            <w:insideV w:val="single" w:color="auto" w:sz="4" w:space="0"/>
+          </w:tblBorders>
+          <w:tblCellMar>
+            <w:top w:w="0" w:type="dxa"/>
+            <w:left w:w="108" w:type="dxa"/>
+            <w:bottom w:w="0" w:type="dxa"/>
+            <w:right w:w="108" w:type="dxa"/>
+          </w:tblCellMar>
+        </w:tblPrEx>
+        <w:trPr>
+          <w:jc w:val="center"/>
+        </w:trPr>
+        <w:tc>
+          <w:tcPr>
+            <w:tcW w:w="1872" w:type="dxa"/>
+            <w:vAlign w:val="center"/>
+          </w:tcPr>
+          <w:p>
             <w:r>
               <w:rPr>
                 <w:rFonts w:ascii="Times New Roman" w:hAnsi="Times New Roman" w:eastAsia="宋体"/>
@@ -5150,11 +6464,10 @@
         </w:tc>
         <w:tc>
           <w:tcPr>
-            <w:tcW w:type="dxa" w:w="6768"/>
-            <w:vAlign w:val="center"/>
-          </w:tcPr>
-          <w:p>
-            <w:r/>
+            <w:tcW w:w="6768" w:type="dxa"/>
+            <w:vAlign w:val="center"/>
+          </w:tcPr>
+          <w:p>
             <w:r>
               <w:rPr>
                 <w:rFonts w:ascii="Times New Roman" w:hAnsi="Times New Roman" w:eastAsia="宋体"/>
@@ -5164,7 +6477,7 @@
               <w:t>4a. 商品库存不足：系统提示库存不足信息，买家调整购买数量或放弃购买，返回基本事件流第3步或结束用例。</w:t>
             </w:r>
             <w:r>
-              <w:br/>
+              <w:br w:type="textWrapping"/>
             </w:r>
             <w:r>
               <w:rPr>
@@ -5178,13 +6491,31 @@
         </w:tc>
       </w:tr>
       <w:tr>
-        <w:tc>
-          <w:tcPr>
-            <w:tcW w:type="dxa" w:w="1872"/>
-            <w:vAlign w:val="center"/>
-          </w:tcPr>
-          <w:p>
-            <w:r/>
+        <w:tblPrEx>
+          <w:tblBorders>
+            <w:top w:val="single" w:color="auto" w:sz="4" w:space="0"/>
+            <w:left w:val="single" w:color="auto" w:sz="4" w:space="0"/>
+            <w:bottom w:val="single" w:color="auto" w:sz="4" w:space="0"/>
+            <w:right w:val="single" w:color="auto" w:sz="4" w:space="0"/>
+            <w:insideH w:val="single" w:color="auto" w:sz="4" w:space="0"/>
+            <w:insideV w:val="single" w:color="auto" w:sz="4" w:space="0"/>
+          </w:tblBorders>
+          <w:tblCellMar>
+            <w:top w:w="0" w:type="dxa"/>
+            <w:left w:w="108" w:type="dxa"/>
+            <w:bottom w:w="0" w:type="dxa"/>
+            <w:right w:w="108" w:type="dxa"/>
+          </w:tblCellMar>
+        </w:tblPrEx>
+        <w:trPr>
+          <w:jc w:val="center"/>
+        </w:trPr>
+        <w:tc>
+          <w:tcPr>
+            <w:tcW w:w="1872" w:type="dxa"/>
+            <w:vAlign w:val="center"/>
+          </w:tcPr>
+          <w:p>
             <w:r>
               <w:rPr>
                 <w:rFonts w:ascii="Times New Roman" w:hAnsi="Times New Roman" w:eastAsia="宋体"/>
@@ -5197,11 +6528,10 @@
         </w:tc>
         <w:tc>
           <w:tcPr>
-            <w:tcW w:type="dxa" w:w="6768"/>
-            <w:vAlign w:val="center"/>
-          </w:tcPr>
-          <w:p>
-            <w:r/>
+            <w:tcW w:w="6768" w:type="dxa"/>
+            <w:vAlign w:val="center"/>
+          </w:tcPr>
+          <w:p>
             <w:r>
               <w:rPr>
                 <w:rFonts w:ascii="Times New Roman" w:hAnsi="Times New Roman" w:eastAsia="宋体"/>
@@ -5230,23 +6560,54 @@
     <w:tbl>
       <w:tblPr>
         <w:tblStyle w:val="12"/>
-        <w:tblW w:type="auto" w:w="0"/>
+        <w:tblW w:w="0" w:type="auto"/>
         <w:jc w:val="center"/>
+        <w:tblBorders>
+          <w:top w:val="single" w:color="auto" w:sz="4" w:space="0"/>
+          <w:left w:val="single" w:color="auto" w:sz="4" w:space="0"/>
+          <w:bottom w:val="single" w:color="auto" w:sz="4" w:space="0"/>
+          <w:right w:val="single" w:color="auto" w:sz="4" w:space="0"/>
+          <w:insideH w:val="single" w:color="auto" w:sz="4" w:space="0"/>
+          <w:insideV w:val="single" w:color="auto" w:sz="4" w:space="0"/>
+        </w:tblBorders>
         <w:tblLayout w:type="fixed"/>
-        <w:tblLook w:firstColumn="1" w:firstRow="1" w:lastColumn="0" w:lastRow="0" w:noHBand="0" w:noVBand="1" w:val="04A0"/>
+        <w:tblCellMar>
+          <w:top w:w="0" w:type="dxa"/>
+          <w:left w:w="108" w:type="dxa"/>
+          <w:bottom w:w="0" w:type="dxa"/>
+          <w:right w:w="108" w:type="dxa"/>
+        </w:tblCellMar>
       </w:tblPr>
       <w:tblGrid>
         <w:gridCol w:w="4819"/>
         <w:gridCol w:w="4819"/>
       </w:tblGrid>
       <w:tr>
-        <w:tc>
-          <w:tcPr>
-            <w:tcW w:type="dxa" w:w="1872"/>
-            <w:vAlign w:val="center"/>
-          </w:tcPr>
-          <w:p>
-            <w:r/>
+        <w:tblPrEx>
+          <w:tblBorders>
+            <w:top w:val="single" w:color="auto" w:sz="4" w:space="0"/>
+            <w:left w:val="single" w:color="auto" w:sz="4" w:space="0"/>
+            <w:bottom w:val="single" w:color="auto" w:sz="4" w:space="0"/>
+            <w:right w:val="single" w:color="auto" w:sz="4" w:space="0"/>
+            <w:insideH w:val="single" w:color="auto" w:sz="4" w:space="0"/>
+            <w:insideV w:val="single" w:color="auto" w:sz="4" w:space="0"/>
+          </w:tblBorders>
+          <w:tblCellMar>
+            <w:top w:w="0" w:type="dxa"/>
+            <w:left w:w="108" w:type="dxa"/>
+            <w:bottom w:w="0" w:type="dxa"/>
+            <w:right w:w="108" w:type="dxa"/>
+          </w:tblCellMar>
+        </w:tblPrEx>
+        <w:trPr>
+          <w:jc w:val="center"/>
+        </w:trPr>
+        <w:tc>
+          <w:tcPr>
+            <w:tcW w:w="1872" w:type="dxa"/>
+            <w:vAlign w:val="center"/>
+          </w:tcPr>
+          <w:p>
             <w:r>
               <w:rPr>
                 <w:rFonts w:ascii="Times New Roman" w:hAnsi="Times New Roman" w:eastAsia="宋体"/>
@@ -5259,11 +6620,10 @@
         </w:tc>
         <w:tc>
           <w:tcPr>
-            <w:tcW w:type="dxa" w:w="6768"/>
-            <w:vAlign w:val="center"/>
-          </w:tcPr>
-          <w:p>
-            <w:r/>
+            <w:tcW w:w="6768" w:type="dxa"/>
+            <w:vAlign w:val="center"/>
+          </w:tcPr>
+          <w:p>
             <w:r>
               <w:rPr>
                 <w:rFonts w:ascii="Times New Roman" w:hAnsi="Times New Roman" w:eastAsia="宋体"/>
@@ -5276,13 +6636,31 @@
         </w:tc>
       </w:tr>
       <w:tr>
-        <w:tc>
-          <w:tcPr>
-            <w:tcW w:type="dxa" w:w="1872"/>
-            <w:vAlign w:val="center"/>
-          </w:tcPr>
-          <w:p>
-            <w:r/>
+        <w:tblPrEx>
+          <w:tblBorders>
+            <w:top w:val="single" w:color="auto" w:sz="4" w:space="0"/>
+            <w:left w:val="single" w:color="auto" w:sz="4" w:space="0"/>
+            <w:bottom w:val="single" w:color="auto" w:sz="4" w:space="0"/>
+            <w:right w:val="single" w:color="auto" w:sz="4" w:space="0"/>
+            <w:insideH w:val="single" w:color="auto" w:sz="4" w:space="0"/>
+            <w:insideV w:val="single" w:color="auto" w:sz="4" w:space="0"/>
+          </w:tblBorders>
+          <w:tblCellMar>
+            <w:top w:w="0" w:type="dxa"/>
+            <w:left w:w="108" w:type="dxa"/>
+            <w:bottom w:w="0" w:type="dxa"/>
+            <w:right w:w="108" w:type="dxa"/>
+          </w:tblCellMar>
+        </w:tblPrEx>
+        <w:trPr>
+          <w:jc w:val="center"/>
+        </w:trPr>
+        <w:tc>
+          <w:tcPr>
+            <w:tcW w:w="1872" w:type="dxa"/>
+            <w:vAlign w:val="center"/>
+          </w:tcPr>
+          <w:p>
             <w:r>
               <w:rPr>
                 <w:rFonts w:ascii="Times New Roman" w:hAnsi="Times New Roman" w:eastAsia="宋体"/>
@@ -5295,11 +6673,10 @@
         </w:tc>
         <w:tc>
           <w:tcPr>
-            <w:tcW w:type="dxa" w:w="6768"/>
-            <w:vAlign w:val="center"/>
-          </w:tcPr>
-          <w:p>
-            <w:r/>
+            <w:tcW w:w="6768" w:type="dxa"/>
+            <w:vAlign w:val="center"/>
+          </w:tcPr>
+          <w:p>
             <w:r>
               <w:rPr>
                 <w:rFonts w:ascii="Times New Roman" w:hAnsi="Times New Roman" w:eastAsia="宋体"/>
@@ -5312,13 +6689,31 @@
         </w:tc>
       </w:tr>
       <w:tr>
-        <w:tc>
-          <w:tcPr>
-            <w:tcW w:type="dxa" w:w="1872"/>
-            <w:vAlign w:val="center"/>
-          </w:tcPr>
-          <w:p>
-            <w:r/>
+        <w:tblPrEx>
+          <w:tblBorders>
+            <w:top w:val="single" w:color="auto" w:sz="4" w:space="0"/>
+            <w:left w:val="single" w:color="auto" w:sz="4" w:space="0"/>
+            <w:bottom w:val="single" w:color="auto" w:sz="4" w:space="0"/>
+            <w:right w:val="single" w:color="auto" w:sz="4" w:space="0"/>
+            <w:insideH w:val="single" w:color="auto" w:sz="4" w:space="0"/>
+            <w:insideV w:val="single" w:color="auto" w:sz="4" w:space="0"/>
+          </w:tblBorders>
+          <w:tblCellMar>
+            <w:top w:w="0" w:type="dxa"/>
+            <w:left w:w="108" w:type="dxa"/>
+            <w:bottom w:w="0" w:type="dxa"/>
+            <w:right w:w="108" w:type="dxa"/>
+          </w:tblCellMar>
+        </w:tblPrEx>
+        <w:trPr>
+          <w:jc w:val="center"/>
+        </w:trPr>
+        <w:tc>
+          <w:tcPr>
+            <w:tcW w:w="1872" w:type="dxa"/>
+            <w:vAlign w:val="center"/>
+          </w:tcPr>
+          <w:p>
             <w:r>
               <w:rPr>
                 <w:rFonts w:ascii="Times New Roman" w:hAnsi="Times New Roman" w:eastAsia="宋体"/>
@@ -5331,11 +6726,10 @@
         </w:tc>
         <w:tc>
           <w:tcPr>
-            <w:tcW w:type="dxa" w:w="6768"/>
-            <w:vAlign w:val="center"/>
-          </w:tcPr>
-          <w:p>
-            <w:r/>
+            <w:tcW w:w="6768" w:type="dxa"/>
+            <w:vAlign w:val="center"/>
+          </w:tcPr>
+          <w:p>
             <w:r>
               <w:rPr>
                 <w:rFonts w:ascii="Times New Roman" w:hAnsi="Times New Roman" w:eastAsia="宋体"/>
@@ -5348,13 +6742,31 @@
         </w:tc>
       </w:tr>
       <w:tr>
-        <w:tc>
-          <w:tcPr>
-            <w:tcW w:type="dxa" w:w="1872"/>
-            <w:vAlign w:val="center"/>
-          </w:tcPr>
-          <w:p>
-            <w:r/>
+        <w:tblPrEx>
+          <w:tblBorders>
+            <w:top w:val="single" w:color="auto" w:sz="4" w:space="0"/>
+            <w:left w:val="single" w:color="auto" w:sz="4" w:space="0"/>
+            <w:bottom w:val="single" w:color="auto" w:sz="4" w:space="0"/>
+            <w:right w:val="single" w:color="auto" w:sz="4" w:space="0"/>
+            <w:insideH w:val="single" w:color="auto" w:sz="4" w:space="0"/>
+            <w:insideV w:val="single" w:color="auto" w:sz="4" w:space="0"/>
+          </w:tblBorders>
+          <w:tblCellMar>
+            <w:top w:w="0" w:type="dxa"/>
+            <w:left w:w="108" w:type="dxa"/>
+            <w:bottom w:w="0" w:type="dxa"/>
+            <w:right w:w="108" w:type="dxa"/>
+          </w:tblCellMar>
+        </w:tblPrEx>
+        <w:trPr>
+          <w:jc w:val="center"/>
+        </w:trPr>
+        <w:tc>
+          <w:tcPr>
+            <w:tcW w:w="1872" w:type="dxa"/>
+            <w:vAlign w:val="center"/>
+          </w:tcPr>
+          <w:p>
             <w:r>
               <w:rPr>
                 <w:rFonts w:ascii="Times New Roman" w:hAnsi="Times New Roman" w:eastAsia="宋体"/>
@@ -5367,11 +6779,10 @@
         </w:tc>
         <w:tc>
           <w:tcPr>
-            <w:tcW w:type="dxa" w:w="6768"/>
-            <w:vAlign w:val="center"/>
-          </w:tcPr>
-          <w:p>
-            <w:r/>
+            <w:tcW w:w="6768" w:type="dxa"/>
+            <w:vAlign w:val="center"/>
+          </w:tcPr>
+          <w:p>
             <w:r>
               <w:rPr>
                 <w:rFonts w:ascii="Times New Roman" w:hAnsi="Times New Roman" w:eastAsia="宋体"/>
@@ -5384,13 +6795,31 @@
         </w:tc>
       </w:tr>
       <w:tr>
-        <w:tc>
-          <w:tcPr>
-            <w:tcW w:type="dxa" w:w="1872"/>
-            <w:vAlign w:val="center"/>
-          </w:tcPr>
-          <w:p>
-            <w:r/>
+        <w:tblPrEx>
+          <w:tblBorders>
+            <w:top w:val="single" w:color="auto" w:sz="4" w:space="0"/>
+            <w:left w:val="single" w:color="auto" w:sz="4" w:space="0"/>
+            <w:bottom w:val="single" w:color="auto" w:sz="4" w:space="0"/>
+            <w:right w:val="single" w:color="auto" w:sz="4" w:space="0"/>
+            <w:insideH w:val="single" w:color="auto" w:sz="4" w:space="0"/>
+            <w:insideV w:val="single" w:color="auto" w:sz="4" w:space="0"/>
+          </w:tblBorders>
+          <w:tblCellMar>
+            <w:top w:w="0" w:type="dxa"/>
+            <w:left w:w="108" w:type="dxa"/>
+            <w:bottom w:w="0" w:type="dxa"/>
+            <w:right w:w="108" w:type="dxa"/>
+          </w:tblCellMar>
+        </w:tblPrEx>
+        <w:trPr>
+          <w:jc w:val="center"/>
+        </w:trPr>
+        <w:tc>
+          <w:tcPr>
+            <w:tcW w:w="1872" w:type="dxa"/>
+            <w:vAlign w:val="center"/>
+          </w:tcPr>
+          <w:p>
             <w:r>
               <w:rPr>
                 <w:rFonts w:ascii="Times New Roman" w:hAnsi="Times New Roman" w:eastAsia="宋体"/>
@@ -5403,11 +6832,10 @@
         </w:tc>
         <w:tc>
           <w:tcPr>
-            <w:tcW w:type="dxa" w:w="6768"/>
-            <w:vAlign w:val="center"/>
-          </w:tcPr>
-          <w:p>
-            <w:r/>
+            <w:tcW w:w="6768" w:type="dxa"/>
+            <w:vAlign w:val="center"/>
+          </w:tcPr>
+          <w:p>
             <w:r>
               <w:rPr>
                 <w:rFonts w:ascii="Times New Roman" w:hAnsi="Times New Roman" w:eastAsia="宋体"/>
@@ -5420,13 +6848,31 @@
         </w:tc>
       </w:tr>
       <w:tr>
-        <w:tc>
-          <w:tcPr>
-            <w:tcW w:type="dxa" w:w="1872"/>
-            <w:vAlign w:val="center"/>
-          </w:tcPr>
-          <w:p>
-            <w:r/>
+        <w:tblPrEx>
+          <w:tblBorders>
+            <w:top w:val="single" w:color="auto" w:sz="4" w:space="0"/>
+            <w:left w:val="single" w:color="auto" w:sz="4" w:space="0"/>
+            <w:bottom w:val="single" w:color="auto" w:sz="4" w:space="0"/>
+            <w:right w:val="single" w:color="auto" w:sz="4" w:space="0"/>
+            <w:insideH w:val="single" w:color="auto" w:sz="4" w:space="0"/>
+            <w:insideV w:val="single" w:color="auto" w:sz="4" w:space="0"/>
+          </w:tblBorders>
+          <w:tblCellMar>
+            <w:top w:w="0" w:type="dxa"/>
+            <w:left w:w="108" w:type="dxa"/>
+            <w:bottom w:w="0" w:type="dxa"/>
+            <w:right w:w="108" w:type="dxa"/>
+          </w:tblCellMar>
+        </w:tblPrEx>
+        <w:trPr>
+          <w:jc w:val="center"/>
+        </w:trPr>
+        <w:tc>
+          <w:tcPr>
+            <w:tcW w:w="1872" w:type="dxa"/>
+            <w:vAlign w:val="center"/>
+          </w:tcPr>
+          <w:p>
             <w:r>
               <w:rPr>
                 <w:rFonts w:ascii="Times New Roman" w:hAnsi="Times New Roman" w:eastAsia="宋体"/>
@@ -5439,11 +6885,10 @@
         </w:tc>
         <w:tc>
           <w:tcPr>
-            <w:tcW w:type="dxa" w:w="6768"/>
-            <w:vAlign w:val="center"/>
-          </w:tcPr>
-          <w:p>
-            <w:r/>
+            <w:tcW w:w="6768" w:type="dxa"/>
+            <w:vAlign w:val="center"/>
+          </w:tcPr>
+          <w:p>
             <w:r>
               <w:rPr>
                 <w:rFonts w:ascii="Times New Roman" w:hAnsi="Times New Roman" w:eastAsia="宋体"/>
@@ -5456,13 +6901,31 @@
         </w:tc>
       </w:tr>
       <w:tr>
-        <w:tc>
-          <w:tcPr>
-            <w:tcW w:type="dxa" w:w="1872"/>
-            <w:vAlign w:val="center"/>
-          </w:tcPr>
-          <w:p>
-            <w:r/>
+        <w:tblPrEx>
+          <w:tblBorders>
+            <w:top w:val="single" w:color="auto" w:sz="4" w:space="0"/>
+            <w:left w:val="single" w:color="auto" w:sz="4" w:space="0"/>
+            <w:bottom w:val="single" w:color="auto" w:sz="4" w:space="0"/>
+            <w:right w:val="single" w:color="auto" w:sz="4" w:space="0"/>
+            <w:insideH w:val="single" w:color="auto" w:sz="4" w:space="0"/>
+            <w:insideV w:val="single" w:color="auto" w:sz="4" w:space="0"/>
+          </w:tblBorders>
+          <w:tblCellMar>
+            <w:top w:w="0" w:type="dxa"/>
+            <w:left w:w="108" w:type="dxa"/>
+            <w:bottom w:w="0" w:type="dxa"/>
+            <w:right w:w="108" w:type="dxa"/>
+          </w:tblCellMar>
+        </w:tblPrEx>
+        <w:trPr>
+          <w:jc w:val="center"/>
+        </w:trPr>
+        <w:tc>
+          <w:tcPr>
+            <w:tcW w:w="1872" w:type="dxa"/>
+            <w:vAlign w:val="center"/>
+          </w:tcPr>
+          <w:p>
             <w:r>
               <w:rPr>
                 <w:rFonts w:ascii="Times New Roman" w:hAnsi="Times New Roman" w:eastAsia="宋体"/>
@@ -5475,11 +6938,10 @@
         </w:tc>
         <w:tc>
           <w:tcPr>
-            <w:tcW w:type="dxa" w:w="6768"/>
-            <w:vAlign w:val="center"/>
-          </w:tcPr>
-          <w:p>
-            <w:r/>
+            <w:tcW w:w="6768" w:type="dxa"/>
+            <w:vAlign w:val="center"/>
+          </w:tcPr>
+          <w:p>
             <w:r>
               <w:rPr>
                 <w:rFonts w:ascii="Times New Roman" w:hAnsi="Times New Roman" w:eastAsia="宋体"/>
@@ -5489,7 +6951,7 @@
               <w:t>1. 运营人员发起发货请求。</w:t>
             </w:r>
             <w:r>
-              <w:br/>
+              <w:br w:type="textWrapping"/>
             </w:r>
             <w:r>
               <w:rPr>
@@ -5500,7 +6962,7 @@
               <w:t>2. 系统展示待发货订单及商品信息。</w:t>
             </w:r>
             <w:r>
-              <w:br/>
+              <w:br w:type="textWrapping"/>
             </w:r>
             <w:r>
               <w:rPr>
@@ -5511,7 +6973,7 @@
               <w:t>3. 运营人员核对订单与商品信息。</w:t>
             </w:r>
             <w:r>
-              <w:br/>
+              <w:br w:type="textWrapping"/>
             </w:r>
             <w:r>
               <w:rPr>
@@ -5522,7 +6984,7 @@
               <w:t>4. 运营人员打包商品并选择物流渠道。</w:t>
             </w:r>
             <w:r>
-              <w:br/>
+              <w:br w:type="textWrapping"/>
             </w:r>
             <w:r>
               <w:rPr>
@@ -5533,7 +6995,7 @@
               <w:t>5. 运营人员登记物流单号。</w:t>
             </w:r>
             <w:r>
-              <w:br/>
+              <w:br w:type="textWrapping"/>
             </w:r>
             <w:r>
               <w:rPr>
@@ -5544,7 +7006,7 @@
               <w:t>6. 物流信息登记完成，订单进入已发货状态。</w:t>
             </w:r>
             <w:r>
-              <w:br/>
+              <w:br w:type="textWrapping"/>
             </w:r>
             <w:r>
               <w:rPr>
@@ -5558,13 +7020,31 @@
         </w:tc>
       </w:tr>
       <w:tr>
-        <w:tc>
-          <w:tcPr>
-            <w:tcW w:type="dxa" w:w="1872"/>
-            <w:vAlign w:val="center"/>
-          </w:tcPr>
-          <w:p>
-            <w:r/>
+        <w:tblPrEx>
+          <w:tblBorders>
+            <w:top w:val="single" w:color="auto" w:sz="4" w:space="0"/>
+            <w:left w:val="single" w:color="auto" w:sz="4" w:space="0"/>
+            <w:bottom w:val="single" w:color="auto" w:sz="4" w:space="0"/>
+            <w:right w:val="single" w:color="auto" w:sz="4" w:space="0"/>
+            <w:insideH w:val="single" w:color="auto" w:sz="4" w:space="0"/>
+            <w:insideV w:val="single" w:color="auto" w:sz="4" w:space="0"/>
+          </w:tblBorders>
+          <w:tblCellMar>
+            <w:top w:w="0" w:type="dxa"/>
+            <w:left w:w="108" w:type="dxa"/>
+            <w:bottom w:w="0" w:type="dxa"/>
+            <w:right w:w="108" w:type="dxa"/>
+          </w:tblCellMar>
+        </w:tblPrEx>
+        <w:trPr>
+          <w:jc w:val="center"/>
+        </w:trPr>
+        <w:tc>
+          <w:tcPr>
+            <w:tcW w:w="1872" w:type="dxa"/>
+            <w:vAlign w:val="center"/>
+          </w:tcPr>
+          <w:p>
             <w:r>
               <w:rPr>
                 <w:rFonts w:ascii="Times New Roman" w:hAnsi="Times New Roman" w:eastAsia="宋体"/>
@@ -5577,11 +7057,10 @@
         </w:tc>
         <w:tc>
           <w:tcPr>
-            <w:tcW w:type="dxa" w:w="6768"/>
-            <w:vAlign w:val="center"/>
-          </w:tcPr>
-          <w:p>
-            <w:r/>
+            <w:tcW w:w="6768" w:type="dxa"/>
+            <w:vAlign w:val="center"/>
+          </w:tcPr>
+          <w:p>
             <w:r>
               <w:rPr>
                 <w:rFonts w:ascii="Times New Roman" w:hAnsi="Times New Roman" w:eastAsia="宋体"/>
@@ -5591,7 +7070,7 @@
               <w:t>3a. 订单信息与商品不符：运营人员中止发货操作，用例结束。</w:t>
             </w:r>
             <w:r>
-              <w:br/>
+              <w:br w:type="textWrapping"/>
             </w:r>
             <w:r>
               <w:rPr>
@@ -5605,13 +7084,31 @@
         </w:tc>
       </w:tr>
       <w:tr>
-        <w:tc>
-          <w:tcPr>
-            <w:tcW w:type="dxa" w:w="1872"/>
-            <w:vAlign w:val="center"/>
-          </w:tcPr>
-          <w:p>
-            <w:r/>
+        <w:tblPrEx>
+          <w:tblBorders>
+            <w:top w:val="single" w:color="auto" w:sz="4" w:space="0"/>
+            <w:left w:val="single" w:color="auto" w:sz="4" w:space="0"/>
+            <w:bottom w:val="single" w:color="auto" w:sz="4" w:space="0"/>
+            <w:right w:val="single" w:color="auto" w:sz="4" w:space="0"/>
+            <w:insideH w:val="single" w:color="auto" w:sz="4" w:space="0"/>
+            <w:insideV w:val="single" w:color="auto" w:sz="4" w:space="0"/>
+          </w:tblBorders>
+          <w:tblCellMar>
+            <w:top w:w="0" w:type="dxa"/>
+            <w:left w:w="108" w:type="dxa"/>
+            <w:bottom w:w="0" w:type="dxa"/>
+            <w:right w:w="108" w:type="dxa"/>
+          </w:tblCellMar>
+        </w:tblPrEx>
+        <w:trPr>
+          <w:jc w:val="center"/>
+        </w:trPr>
+        <w:tc>
+          <w:tcPr>
+            <w:tcW w:w="1872" w:type="dxa"/>
+            <w:vAlign w:val="center"/>
+          </w:tcPr>
+          <w:p>
             <w:r>
               <w:rPr>
                 <w:rFonts w:ascii="Times New Roman" w:hAnsi="Times New Roman" w:eastAsia="宋体"/>
@@ -5624,11 +7121,10 @@
         </w:tc>
         <w:tc>
           <w:tcPr>
-            <w:tcW w:type="dxa" w:w="6768"/>
-            <w:vAlign w:val="center"/>
-          </w:tcPr>
-          <w:p>
-            <w:r/>
+            <w:tcW w:w="6768" w:type="dxa"/>
+            <w:vAlign w:val="center"/>
+          </w:tcPr>
+          <w:p>
             <w:r>
               <w:rPr>
                 <w:rFonts w:ascii="Times New Roman" w:hAnsi="Times New Roman" w:eastAsia="宋体"/>
@@ -5657,23 +7153,54 @@
     <w:tbl>
       <w:tblPr>
         <w:tblStyle w:val="12"/>
-        <w:tblW w:type="auto" w:w="0"/>
+        <w:tblW w:w="0" w:type="auto"/>
         <w:jc w:val="center"/>
+        <w:tblBorders>
+          <w:top w:val="single" w:color="auto" w:sz="4" w:space="0"/>
+          <w:left w:val="single" w:color="auto" w:sz="4" w:space="0"/>
+          <w:bottom w:val="single" w:color="auto" w:sz="4" w:space="0"/>
+          <w:right w:val="single" w:color="auto" w:sz="4" w:space="0"/>
+          <w:insideH w:val="single" w:color="auto" w:sz="4" w:space="0"/>
+          <w:insideV w:val="single" w:color="auto" w:sz="4" w:space="0"/>
+        </w:tblBorders>
         <w:tblLayout w:type="fixed"/>
-        <w:tblLook w:firstColumn="1" w:firstRow="1" w:lastColumn="0" w:lastRow="0" w:noHBand="0" w:noVBand="1" w:val="04A0"/>
+        <w:tblCellMar>
+          <w:top w:w="0" w:type="dxa"/>
+          <w:left w:w="108" w:type="dxa"/>
+          <w:bottom w:w="0" w:type="dxa"/>
+          <w:right w:w="108" w:type="dxa"/>
+        </w:tblCellMar>
       </w:tblPr>
       <w:tblGrid>
         <w:gridCol w:w="4819"/>
         <w:gridCol w:w="4819"/>
       </w:tblGrid>
       <w:tr>
-        <w:tc>
-          <w:tcPr>
-            <w:tcW w:type="dxa" w:w="1872"/>
-            <w:vAlign w:val="center"/>
-          </w:tcPr>
-          <w:p>
-            <w:r/>
+        <w:tblPrEx>
+          <w:tblBorders>
+            <w:top w:val="single" w:color="auto" w:sz="4" w:space="0"/>
+            <w:left w:val="single" w:color="auto" w:sz="4" w:space="0"/>
+            <w:bottom w:val="single" w:color="auto" w:sz="4" w:space="0"/>
+            <w:right w:val="single" w:color="auto" w:sz="4" w:space="0"/>
+            <w:insideH w:val="single" w:color="auto" w:sz="4" w:space="0"/>
+            <w:insideV w:val="single" w:color="auto" w:sz="4" w:space="0"/>
+          </w:tblBorders>
+          <w:tblCellMar>
+            <w:top w:w="0" w:type="dxa"/>
+            <w:left w:w="108" w:type="dxa"/>
+            <w:bottom w:w="0" w:type="dxa"/>
+            <w:right w:w="108" w:type="dxa"/>
+          </w:tblCellMar>
+        </w:tblPrEx>
+        <w:trPr>
+          <w:jc w:val="center"/>
+        </w:trPr>
+        <w:tc>
+          <w:tcPr>
+            <w:tcW w:w="1872" w:type="dxa"/>
+            <w:vAlign w:val="center"/>
+          </w:tcPr>
+          <w:p>
             <w:r>
               <w:rPr>
                 <w:rFonts w:ascii="Times New Roman" w:hAnsi="Times New Roman" w:eastAsia="宋体"/>
@@ -5686,11 +7213,10 @@
         </w:tc>
         <w:tc>
           <w:tcPr>
-            <w:tcW w:type="dxa" w:w="6768"/>
-            <w:vAlign w:val="center"/>
-          </w:tcPr>
-          <w:p>
-            <w:r/>
+            <w:tcW w:w="6768" w:type="dxa"/>
+            <w:vAlign w:val="center"/>
+          </w:tcPr>
+          <w:p>
             <w:r>
               <w:rPr>
                 <w:rFonts w:ascii="Times New Roman" w:hAnsi="Times New Roman" w:eastAsia="宋体"/>
@@ -5703,13 +7229,31 @@
         </w:tc>
       </w:tr>
       <w:tr>
-        <w:tc>
-          <w:tcPr>
-            <w:tcW w:type="dxa" w:w="1872"/>
-            <w:vAlign w:val="center"/>
-          </w:tcPr>
-          <w:p>
-            <w:r/>
+        <w:tblPrEx>
+          <w:tblBorders>
+            <w:top w:val="single" w:color="auto" w:sz="4" w:space="0"/>
+            <w:left w:val="single" w:color="auto" w:sz="4" w:space="0"/>
+            <w:bottom w:val="single" w:color="auto" w:sz="4" w:space="0"/>
+            <w:right w:val="single" w:color="auto" w:sz="4" w:space="0"/>
+            <w:insideH w:val="single" w:color="auto" w:sz="4" w:space="0"/>
+            <w:insideV w:val="single" w:color="auto" w:sz="4" w:space="0"/>
+          </w:tblBorders>
+          <w:tblCellMar>
+            <w:top w:w="0" w:type="dxa"/>
+            <w:left w:w="108" w:type="dxa"/>
+            <w:bottom w:w="0" w:type="dxa"/>
+            <w:right w:w="108" w:type="dxa"/>
+          </w:tblCellMar>
+        </w:tblPrEx>
+        <w:trPr>
+          <w:jc w:val="center"/>
+        </w:trPr>
+        <w:tc>
+          <w:tcPr>
+            <w:tcW w:w="1872" w:type="dxa"/>
+            <w:vAlign w:val="center"/>
+          </w:tcPr>
+          <w:p>
             <w:r>
               <w:rPr>
                 <w:rFonts w:ascii="Times New Roman" w:hAnsi="Times New Roman" w:eastAsia="宋体"/>
@@ -5722,11 +7266,10 @@
         </w:tc>
         <w:tc>
           <w:tcPr>
-            <w:tcW w:type="dxa" w:w="6768"/>
-            <w:vAlign w:val="center"/>
-          </w:tcPr>
-          <w:p>
-            <w:r/>
+            <w:tcW w:w="6768" w:type="dxa"/>
+            <w:vAlign w:val="center"/>
+          </w:tcPr>
+          <w:p>
             <w:r>
               <w:rPr>
                 <w:rFonts w:ascii="Times New Roman" w:hAnsi="Times New Roman" w:eastAsia="宋体"/>
@@ -5739,13 +7282,31 @@
         </w:tc>
       </w:tr>
       <w:tr>
-        <w:tc>
-          <w:tcPr>
-            <w:tcW w:type="dxa" w:w="1872"/>
-            <w:vAlign w:val="center"/>
-          </w:tcPr>
-          <w:p>
-            <w:r/>
+        <w:tblPrEx>
+          <w:tblBorders>
+            <w:top w:val="single" w:color="auto" w:sz="4" w:space="0"/>
+            <w:left w:val="single" w:color="auto" w:sz="4" w:space="0"/>
+            <w:bottom w:val="single" w:color="auto" w:sz="4" w:space="0"/>
+            <w:right w:val="single" w:color="auto" w:sz="4" w:space="0"/>
+            <w:insideH w:val="single" w:color="auto" w:sz="4" w:space="0"/>
+            <w:insideV w:val="single" w:color="auto" w:sz="4" w:space="0"/>
+          </w:tblBorders>
+          <w:tblCellMar>
+            <w:top w:w="0" w:type="dxa"/>
+            <w:left w:w="108" w:type="dxa"/>
+            <w:bottom w:w="0" w:type="dxa"/>
+            <w:right w:w="108" w:type="dxa"/>
+          </w:tblCellMar>
+        </w:tblPrEx>
+        <w:trPr>
+          <w:jc w:val="center"/>
+        </w:trPr>
+        <w:tc>
+          <w:tcPr>
+            <w:tcW w:w="1872" w:type="dxa"/>
+            <w:vAlign w:val="center"/>
+          </w:tcPr>
+          <w:p>
             <w:r>
               <w:rPr>
                 <w:rFonts w:ascii="Times New Roman" w:hAnsi="Times New Roman" w:eastAsia="宋体"/>
@@ -5758,11 +7319,10 @@
         </w:tc>
         <w:tc>
           <w:tcPr>
-            <w:tcW w:type="dxa" w:w="6768"/>
-            <w:vAlign w:val="center"/>
-          </w:tcPr>
-          <w:p>
-            <w:r/>
+            <w:tcW w:w="6768" w:type="dxa"/>
+            <w:vAlign w:val="center"/>
+          </w:tcPr>
+          <w:p>
             <w:r>
               <w:rPr>
                 <w:rFonts w:ascii="Times New Roman" w:hAnsi="Times New Roman" w:eastAsia="宋体"/>
@@ -5775,13 +7335,31 @@
         </w:tc>
       </w:tr>
       <w:tr>
-        <w:tc>
-          <w:tcPr>
-            <w:tcW w:type="dxa" w:w="1872"/>
-            <w:vAlign w:val="center"/>
-          </w:tcPr>
-          <w:p>
-            <w:r/>
+        <w:tblPrEx>
+          <w:tblBorders>
+            <w:top w:val="single" w:color="auto" w:sz="4" w:space="0"/>
+            <w:left w:val="single" w:color="auto" w:sz="4" w:space="0"/>
+            <w:bottom w:val="single" w:color="auto" w:sz="4" w:space="0"/>
+            <w:right w:val="single" w:color="auto" w:sz="4" w:space="0"/>
+            <w:insideH w:val="single" w:color="auto" w:sz="4" w:space="0"/>
+            <w:insideV w:val="single" w:color="auto" w:sz="4" w:space="0"/>
+          </w:tblBorders>
+          <w:tblCellMar>
+            <w:top w:w="0" w:type="dxa"/>
+            <w:left w:w="108" w:type="dxa"/>
+            <w:bottom w:w="0" w:type="dxa"/>
+            <w:right w:w="108" w:type="dxa"/>
+          </w:tblCellMar>
+        </w:tblPrEx>
+        <w:trPr>
+          <w:jc w:val="center"/>
+        </w:trPr>
+        <w:tc>
+          <w:tcPr>
+            <w:tcW w:w="1872" w:type="dxa"/>
+            <w:vAlign w:val="center"/>
+          </w:tcPr>
+          <w:p>
             <w:r>
               <w:rPr>
                 <w:rFonts w:ascii="Times New Roman" w:hAnsi="Times New Roman" w:eastAsia="宋体"/>
@@ -5794,11 +7372,10 @@
         </w:tc>
         <w:tc>
           <w:tcPr>
-            <w:tcW w:type="dxa" w:w="6768"/>
-            <w:vAlign w:val="center"/>
-          </w:tcPr>
-          <w:p>
-            <w:r/>
+            <w:tcW w:w="6768" w:type="dxa"/>
+            <w:vAlign w:val="center"/>
+          </w:tcPr>
+          <w:p>
             <w:r>
               <w:rPr>
                 <w:rFonts w:ascii="Times New Roman" w:hAnsi="Times New Roman" w:eastAsia="宋体"/>
@@ -5811,13 +7388,31 @@
         </w:tc>
       </w:tr>
       <w:tr>
-        <w:tc>
-          <w:tcPr>
-            <w:tcW w:type="dxa" w:w="1872"/>
-            <w:vAlign w:val="center"/>
-          </w:tcPr>
-          <w:p>
-            <w:r/>
+        <w:tblPrEx>
+          <w:tblBorders>
+            <w:top w:val="single" w:color="auto" w:sz="4" w:space="0"/>
+            <w:left w:val="single" w:color="auto" w:sz="4" w:space="0"/>
+            <w:bottom w:val="single" w:color="auto" w:sz="4" w:space="0"/>
+            <w:right w:val="single" w:color="auto" w:sz="4" w:space="0"/>
+            <w:insideH w:val="single" w:color="auto" w:sz="4" w:space="0"/>
+            <w:insideV w:val="single" w:color="auto" w:sz="4" w:space="0"/>
+          </w:tblBorders>
+          <w:tblCellMar>
+            <w:top w:w="0" w:type="dxa"/>
+            <w:left w:w="108" w:type="dxa"/>
+            <w:bottom w:w="0" w:type="dxa"/>
+            <w:right w:w="108" w:type="dxa"/>
+          </w:tblCellMar>
+        </w:tblPrEx>
+        <w:trPr>
+          <w:jc w:val="center"/>
+        </w:trPr>
+        <w:tc>
+          <w:tcPr>
+            <w:tcW w:w="1872" w:type="dxa"/>
+            <w:vAlign w:val="center"/>
+          </w:tcPr>
+          <w:p>
             <w:r>
               <w:rPr>
                 <w:rFonts w:ascii="Times New Roman" w:hAnsi="Times New Roman" w:eastAsia="宋体"/>
@@ -5830,11 +7425,10 @@
         </w:tc>
         <w:tc>
           <w:tcPr>
-            <w:tcW w:type="dxa" w:w="6768"/>
-            <w:vAlign w:val="center"/>
-          </w:tcPr>
-          <w:p>
-            <w:r/>
+            <w:tcW w:w="6768" w:type="dxa"/>
+            <w:vAlign w:val="center"/>
+          </w:tcPr>
+          <w:p>
             <w:r>
               <w:rPr>
                 <w:rFonts w:ascii="Times New Roman" w:hAnsi="Times New Roman" w:eastAsia="宋体"/>
@@ -5847,13 +7441,31 @@
         </w:tc>
       </w:tr>
       <w:tr>
-        <w:tc>
-          <w:tcPr>
-            <w:tcW w:type="dxa" w:w="1872"/>
-            <w:vAlign w:val="center"/>
-          </w:tcPr>
-          <w:p>
-            <w:r/>
+        <w:tblPrEx>
+          <w:tblBorders>
+            <w:top w:val="single" w:color="auto" w:sz="4" w:space="0"/>
+            <w:left w:val="single" w:color="auto" w:sz="4" w:space="0"/>
+            <w:bottom w:val="single" w:color="auto" w:sz="4" w:space="0"/>
+            <w:right w:val="single" w:color="auto" w:sz="4" w:space="0"/>
+            <w:insideH w:val="single" w:color="auto" w:sz="4" w:space="0"/>
+            <w:insideV w:val="single" w:color="auto" w:sz="4" w:space="0"/>
+          </w:tblBorders>
+          <w:tblCellMar>
+            <w:top w:w="0" w:type="dxa"/>
+            <w:left w:w="108" w:type="dxa"/>
+            <w:bottom w:w="0" w:type="dxa"/>
+            <w:right w:w="108" w:type="dxa"/>
+          </w:tblCellMar>
+        </w:tblPrEx>
+        <w:trPr>
+          <w:jc w:val="center"/>
+        </w:trPr>
+        <w:tc>
+          <w:tcPr>
+            <w:tcW w:w="1872" w:type="dxa"/>
+            <w:vAlign w:val="center"/>
+          </w:tcPr>
+          <w:p>
             <w:r>
               <w:rPr>
                 <w:rFonts w:ascii="Times New Roman" w:hAnsi="Times New Roman" w:eastAsia="宋体"/>
@@ -5866,11 +7478,10 @@
         </w:tc>
         <w:tc>
           <w:tcPr>
-            <w:tcW w:type="dxa" w:w="6768"/>
-            <w:vAlign w:val="center"/>
-          </w:tcPr>
-          <w:p>
-            <w:r/>
+            <w:tcW w:w="6768" w:type="dxa"/>
+            <w:vAlign w:val="center"/>
+          </w:tcPr>
+          <w:p>
             <w:r>
               <w:rPr>
                 <w:rFonts w:ascii="Times New Roman" w:hAnsi="Times New Roman" w:eastAsia="宋体"/>
@@ -5883,13 +7494,31 @@
         </w:tc>
       </w:tr>
       <w:tr>
-        <w:tc>
-          <w:tcPr>
-            <w:tcW w:type="dxa" w:w="1872"/>
-            <w:vAlign w:val="center"/>
-          </w:tcPr>
-          <w:p>
-            <w:r/>
+        <w:tblPrEx>
+          <w:tblBorders>
+            <w:top w:val="single" w:color="auto" w:sz="4" w:space="0"/>
+            <w:left w:val="single" w:color="auto" w:sz="4" w:space="0"/>
+            <w:bottom w:val="single" w:color="auto" w:sz="4" w:space="0"/>
+            <w:right w:val="single" w:color="auto" w:sz="4" w:space="0"/>
+            <w:insideH w:val="single" w:color="auto" w:sz="4" w:space="0"/>
+            <w:insideV w:val="single" w:color="auto" w:sz="4" w:space="0"/>
+          </w:tblBorders>
+          <w:tblCellMar>
+            <w:top w:w="0" w:type="dxa"/>
+            <w:left w:w="108" w:type="dxa"/>
+            <w:bottom w:w="0" w:type="dxa"/>
+            <w:right w:w="108" w:type="dxa"/>
+          </w:tblCellMar>
+        </w:tblPrEx>
+        <w:trPr>
+          <w:jc w:val="center"/>
+        </w:trPr>
+        <w:tc>
+          <w:tcPr>
+            <w:tcW w:w="1872" w:type="dxa"/>
+            <w:vAlign w:val="center"/>
+          </w:tcPr>
+          <w:p>
             <w:r>
               <w:rPr>
                 <w:rFonts w:ascii="Times New Roman" w:hAnsi="Times New Roman" w:eastAsia="宋体"/>
@@ -5902,11 +7531,10 @@
         </w:tc>
         <w:tc>
           <w:tcPr>
-            <w:tcW w:type="dxa" w:w="6768"/>
-            <w:vAlign w:val="center"/>
-          </w:tcPr>
-          <w:p>
-            <w:r/>
+            <w:tcW w:w="6768" w:type="dxa"/>
+            <w:vAlign w:val="center"/>
+          </w:tcPr>
+          <w:p>
             <w:r>
               <w:rPr>
                 <w:rFonts w:ascii="Times New Roman" w:hAnsi="Times New Roman" w:eastAsia="宋体"/>
@@ -5916,7 +7544,7 @@
               <w:t>1. 买家发起售后申请请求。</w:t>
             </w:r>
             <w:r>
-              <w:br/>
+              <w:br w:type="textWrapping"/>
             </w:r>
             <w:r>
               <w:rPr>
@@ -5927,7 +7555,7 @@
               <w:t>2. 系统展示可申请售后的订单商品。</w:t>
             </w:r>
             <w:r>
-              <w:br/>
+              <w:br w:type="textWrapping"/>
             </w:r>
             <w:r>
               <w:rPr>
@@ -5938,7 +7566,7 @@
               <w:t>3. 买家选择售后商品、售后类型与原因，填写售后说明。</w:t>
             </w:r>
             <w:r>
-              <w:br/>
+              <w:br w:type="textWrapping"/>
             </w:r>
             <w:r>
               <w:rPr>
@@ -5949,7 +7577,7 @@
               <w:t>4. 买家提交售后申请。</w:t>
             </w:r>
             <w:r>
-              <w:br/>
+              <w:br w:type="textWrapping"/>
             </w:r>
             <w:r>
               <w:rPr>
@@ -5960,7 +7588,7 @@
               <w:t>5. 系统校验售后申请的完整性。</w:t>
             </w:r>
             <w:r>
-              <w:br/>
+              <w:br w:type="textWrapping"/>
             </w:r>
             <w:r>
               <w:rPr>
@@ -5971,7 +7599,7 @@
               <w:t>6. 售后申请提交完成，售后申请进入待处理状态。</w:t>
             </w:r>
             <w:r>
-              <w:br/>
+              <w:br w:type="textWrapping"/>
             </w:r>
             <w:r>
               <w:rPr>
@@ -5985,13 +7613,31 @@
         </w:tc>
       </w:tr>
       <w:tr>
-        <w:tc>
-          <w:tcPr>
-            <w:tcW w:type="dxa" w:w="1872"/>
-            <w:vAlign w:val="center"/>
-          </w:tcPr>
-          <w:p>
-            <w:r/>
+        <w:tblPrEx>
+          <w:tblBorders>
+            <w:top w:val="single" w:color="auto" w:sz="4" w:space="0"/>
+            <w:left w:val="single" w:color="auto" w:sz="4" w:space="0"/>
+            <w:bottom w:val="single" w:color="auto" w:sz="4" w:space="0"/>
+            <w:right w:val="single" w:color="auto" w:sz="4" w:space="0"/>
+            <w:insideH w:val="single" w:color="auto" w:sz="4" w:space="0"/>
+            <w:insideV w:val="single" w:color="auto" w:sz="4" w:space="0"/>
+          </w:tblBorders>
+          <w:tblCellMar>
+            <w:top w:w="0" w:type="dxa"/>
+            <w:left w:w="108" w:type="dxa"/>
+            <w:bottom w:w="0" w:type="dxa"/>
+            <w:right w:w="108" w:type="dxa"/>
+          </w:tblCellMar>
+        </w:tblPrEx>
+        <w:trPr>
+          <w:jc w:val="center"/>
+        </w:trPr>
+        <w:tc>
+          <w:tcPr>
+            <w:tcW w:w="1872" w:type="dxa"/>
+            <w:vAlign w:val="center"/>
+          </w:tcPr>
+          <w:p>
             <w:r>
               <w:rPr>
                 <w:rFonts w:ascii="Times New Roman" w:hAnsi="Times New Roman" w:eastAsia="宋体"/>
@@ -6004,11 +7650,10 @@
         </w:tc>
         <w:tc>
           <w:tcPr>
-            <w:tcW w:type="dxa" w:w="6768"/>
-            <w:vAlign w:val="center"/>
-          </w:tcPr>
-          <w:p>
-            <w:r/>
+            <w:tcW w:w="6768" w:type="dxa"/>
+            <w:vAlign w:val="center"/>
+          </w:tcPr>
+          <w:p>
             <w:r>
               <w:rPr>
                 <w:rFonts w:ascii="Times New Roman" w:hAnsi="Times New Roman" w:eastAsia="宋体"/>
@@ -6018,7 +7663,7 @@
               <w:t>4a. 买家放弃申请：买家取消操作，用例结束。</w:t>
             </w:r>
             <w:r>
-              <w:br/>
+              <w:br w:type="textWrapping"/>
             </w:r>
             <w:r>
               <w:rPr>
@@ -6032,13 +7677,31 @@
         </w:tc>
       </w:tr>
       <w:tr>
-        <w:tc>
-          <w:tcPr>
-            <w:tcW w:type="dxa" w:w="1872"/>
-            <w:vAlign w:val="center"/>
-          </w:tcPr>
-          <w:p>
-            <w:r/>
+        <w:tblPrEx>
+          <w:tblBorders>
+            <w:top w:val="single" w:color="auto" w:sz="4" w:space="0"/>
+            <w:left w:val="single" w:color="auto" w:sz="4" w:space="0"/>
+            <w:bottom w:val="single" w:color="auto" w:sz="4" w:space="0"/>
+            <w:right w:val="single" w:color="auto" w:sz="4" w:space="0"/>
+            <w:insideH w:val="single" w:color="auto" w:sz="4" w:space="0"/>
+            <w:insideV w:val="single" w:color="auto" w:sz="4" w:space="0"/>
+          </w:tblBorders>
+          <w:tblCellMar>
+            <w:top w:w="0" w:type="dxa"/>
+            <w:left w:w="108" w:type="dxa"/>
+            <w:bottom w:w="0" w:type="dxa"/>
+            <w:right w:w="108" w:type="dxa"/>
+          </w:tblCellMar>
+        </w:tblPrEx>
+        <w:trPr>
+          <w:jc w:val="center"/>
+        </w:trPr>
+        <w:tc>
+          <w:tcPr>
+            <w:tcW w:w="1872" w:type="dxa"/>
+            <w:vAlign w:val="center"/>
+          </w:tcPr>
+          <w:p>
             <w:r>
               <w:rPr>
                 <w:rFonts w:ascii="Times New Roman" w:hAnsi="Times New Roman" w:eastAsia="宋体"/>
@@ -6051,11 +7714,10 @@
         </w:tc>
         <w:tc>
           <w:tcPr>
-            <w:tcW w:type="dxa" w:w="6768"/>
-            <w:vAlign w:val="center"/>
-          </w:tcPr>
-          <w:p>
-            <w:r/>
+            <w:tcW w:w="6768" w:type="dxa"/>
+            <w:vAlign w:val="center"/>
+          </w:tcPr>
+          <w:p>
             <w:r>
               <w:rPr>
                 <w:rFonts w:ascii="Times New Roman" w:hAnsi="Times New Roman" w:eastAsia="宋体"/>
@@ -6070,7 +7732,7 @@
     </w:tbl>
     <w:p>
       <w:pPr>
-        <w:pStyle w:val="3"/>
+        <w:pStyle w:val="2"/>
         <w:keepNext/>
         <w:keepLines/>
         <w:pageBreakBefore w:val="0"/>
@@ -6086,18 +7748,28 @@
         <w:snapToGrid/>
         <w:spacing w:before="0" w:after="0" w:line="416" w:lineRule="auto"/>
         <w:textAlignment w:val="auto"/>
+        <w:outlineLvl w:val="0"/>
         <w:rPr>
           <w:rFonts w:hint="eastAsia"/>
         </w:rPr>
       </w:pPr>
-      <w:bookmarkStart w:id="18" w:name="_Toc99441722"/>
+      <w:bookmarkStart w:id="31" w:name="_Toc99441722"/>
+      <w:bookmarkStart w:id="32" w:name="_Toc3852"/>
       <w:r>
         <w:rPr>
           <w:rFonts w:hint="eastAsia"/>
-        </w:rPr>
-        <w:t>5. 产品的非功能性需求</w:t>
+          <w:lang w:val="en-US" w:eastAsia="zh-CN"/>
+        </w:rPr>
+        <w:t>6</w:t>
       </w:r>
-      <w:bookmarkEnd w:id="18"/>
+      <w:r>
+        <w:rPr>
+          <w:rFonts w:hint="eastAsia"/>
+        </w:rPr>
+        <w:t>产品的非功能性需求</w:t>
+      </w:r>
+      <w:bookmarkEnd w:id="31"/>
+      <w:bookmarkEnd w:id="32"/>
     </w:p>
     <w:p>
       <w:pPr>
@@ -6121,14 +7793,23 @@
           <w:rFonts w:hint="eastAsia"/>
         </w:rPr>
       </w:pPr>
-      <w:bookmarkStart w:id="19" w:name="_Toc99441723"/>
+      <w:bookmarkStart w:id="33" w:name="_Toc99441723"/>
+      <w:bookmarkStart w:id="34" w:name="_Toc23635"/>
       <w:r>
         <w:rPr>
           <w:rFonts w:hint="eastAsia"/>
-        </w:rPr>
-        <w:t>5.1 用户界面需求</w:t>
+          <w:lang w:val="en-US" w:eastAsia="zh-CN"/>
+        </w:rPr>
+        <w:t>6</w:t>
       </w:r>
-      <w:bookmarkEnd w:id="19"/>
+      <w:r>
+        <w:rPr>
+          <w:rFonts w:hint="eastAsia"/>
+        </w:rPr>
+        <w:t>.1 用户界面需求</w:t>
+      </w:r>
+      <w:bookmarkEnd w:id="33"/>
+      <w:bookmarkEnd w:id="34"/>
     </w:p>
     <w:tbl>
       <w:tblPr>
@@ -6245,7 +7926,6 @@
             <w:vAlign w:val="top"/>
           </w:tcPr>
           <w:p>
-            <w:r/>
             <w:r>
               <w:rPr>
                 <w:rFonts w:ascii="Times New Roman" w:hAnsi="Times New Roman" w:eastAsia="宋体"/>
@@ -6263,7 +7943,6 @@
             <w:vAlign w:val="top"/>
           </w:tcPr>
           <w:p>
-            <w:r/>
             <w:r>
               <w:rPr>
                 <w:rFonts w:ascii="Times New Roman" w:hAnsi="Times New Roman" w:eastAsia="宋体"/>
@@ -6299,7 +7978,6 @@
             <w:vAlign w:val="top"/>
           </w:tcPr>
           <w:p>
-            <w:r/>
             <w:r>
               <w:rPr>
                 <w:rFonts w:ascii="Times New Roman" w:hAnsi="Times New Roman" w:eastAsia="宋体"/>
@@ -6317,7 +7995,6 @@
             <w:vAlign w:val="top"/>
           </w:tcPr>
           <w:p>
-            <w:r/>
             <w:r>
               <w:rPr>
                 <w:rFonts w:ascii="Times New Roman" w:hAnsi="Times New Roman" w:eastAsia="宋体"/>
@@ -6353,7 +8030,6 @@
             <w:vAlign w:val="top"/>
           </w:tcPr>
           <w:p>
-            <w:r/>
             <w:r>
               <w:rPr>
                 <w:rFonts w:ascii="Times New Roman" w:hAnsi="Times New Roman" w:eastAsia="宋体"/>
@@ -6371,7 +8047,6 @@
             <w:vAlign w:val="top"/>
           </w:tcPr>
           <w:p>
-            <w:r/>
             <w:r>
               <w:rPr>
                 <w:rFonts w:ascii="Times New Roman" w:hAnsi="Times New Roman" w:eastAsia="宋体"/>
@@ -6407,7 +8082,6 @@
             <w:vAlign w:val="top"/>
           </w:tcPr>
           <w:p>
-            <w:r/>
             <w:r>
               <w:rPr>
                 <w:rFonts w:ascii="Times New Roman" w:hAnsi="Times New Roman" w:eastAsia="宋体"/>
@@ -6425,7 +8099,6 @@
             <w:vAlign w:val="top"/>
           </w:tcPr>
           <w:p>
-            <w:r/>
             <w:r>
               <w:rPr>
                 <w:rFonts w:ascii="Times New Roman" w:hAnsi="Times New Roman" w:eastAsia="宋体"/>
@@ -6461,7 +8134,6 @@
             <w:vAlign w:val="top"/>
           </w:tcPr>
           <w:p>
-            <w:r/>
             <w:r>
               <w:rPr>
                 <w:rFonts w:ascii="Times New Roman" w:hAnsi="Times New Roman" w:eastAsia="宋体"/>
@@ -6479,7 +8151,6 @@
             <w:vAlign w:val="top"/>
           </w:tcPr>
           <w:p>
-            <w:r/>
             <w:r>
               <w:rPr>
                 <w:rFonts w:ascii="Times New Roman" w:hAnsi="Times New Roman" w:eastAsia="宋体"/>
@@ -6515,7 +8186,6 @@
             <w:vAlign w:val="top"/>
           </w:tcPr>
           <w:p>
-            <w:r/>
             <w:r>
               <w:rPr>
                 <w:rFonts w:ascii="Times New Roman" w:hAnsi="Times New Roman" w:eastAsia="宋体"/>
@@ -6533,7 +8203,6 @@
             <w:vAlign w:val="top"/>
           </w:tcPr>
           <w:p>
-            <w:r/>
             <w:r>
               <w:rPr>
                 <w:rFonts w:ascii="Times New Roman" w:hAnsi="Times New Roman" w:eastAsia="宋体"/>
@@ -6568,14 +8237,23 @@
           <w:rFonts w:hint="eastAsia"/>
         </w:rPr>
       </w:pPr>
-      <w:bookmarkStart w:id="20" w:name="_Toc99441724"/>
+      <w:bookmarkStart w:id="35" w:name="_Toc99441724"/>
+      <w:bookmarkStart w:id="36" w:name="_Toc3694"/>
       <w:r>
         <w:rPr>
           <w:rFonts w:hint="eastAsia"/>
-        </w:rPr>
-        <w:t>5.2 软硬件环境需求</w:t>
+          <w:lang w:val="en-US" w:eastAsia="zh-CN"/>
+        </w:rPr>
+        <w:t>6</w:t>
       </w:r>
-      <w:bookmarkEnd w:id="20"/>
+      <w:r>
+        <w:rPr>
+          <w:rFonts w:hint="eastAsia"/>
+        </w:rPr>
+        <w:t>.2 软硬件环境需求</w:t>
+      </w:r>
+      <w:bookmarkEnd w:id="35"/>
+      <w:bookmarkEnd w:id="36"/>
     </w:p>
     <w:tbl>
       <w:tblPr>
@@ -7043,14 +8721,23 @@
           <w:rFonts w:hint="eastAsia"/>
         </w:rPr>
       </w:pPr>
-      <w:bookmarkStart w:id="21" w:name="_Toc99441725"/>
+      <w:bookmarkStart w:id="37" w:name="_Toc99441725"/>
+      <w:bookmarkStart w:id="38" w:name="_Toc4475"/>
       <w:r>
         <w:rPr>
           <w:rFonts w:hint="eastAsia"/>
-        </w:rPr>
-        <w:t>5.3 产品质量需求</w:t>
+          <w:lang w:val="en-US" w:eastAsia="zh-CN"/>
+        </w:rPr>
+        <w:t>6</w:t>
       </w:r>
-      <w:bookmarkEnd w:id="21"/>
+      <w:r>
+        <w:rPr>
+          <w:rFonts w:hint="eastAsia"/>
+        </w:rPr>
+        <w:t>.3 产品质量需求</w:t>
+      </w:r>
+      <w:bookmarkEnd w:id="37"/>
+      <w:bookmarkEnd w:id="38"/>
     </w:p>
     <w:tbl>
       <w:tblPr>
@@ -7212,6 +8899,12 @@
             <w:insideH w:val="single" w:color="auto" w:sz="4" w:space="0"/>
             <w:insideV w:val="single" w:color="auto" w:sz="4" w:space="0"/>
           </w:tblBorders>
+          <w:tblCellMar>
+            <w:top w:w="0" w:type="dxa"/>
+            <w:left w:w="108" w:type="dxa"/>
+            <w:bottom w:w="0" w:type="dxa"/>
+            <w:right w:w="108" w:type="dxa"/>
+          </w:tblCellMar>
         </w:tblPrEx>
         <w:tc>
           <w:tcPr>
@@ -7619,6 +9312,12 @@
             <w:insideH w:val="single" w:color="auto" w:sz="4" w:space="0"/>
             <w:insideV w:val="single" w:color="auto" w:sz="4" w:space="0"/>
           </w:tblBorders>
+          <w:tblCellMar>
+            <w:top w:w="0" w:type="dxa"/>
+            <w:left w:w="108" w:type="dxa"/>
+            <w:bottom w:w="0" w:type="dxa"/>
+            <w:right w:w="108" w:type="dxa"/>
+          </w:tblCellMar>
         </w:tblPrEx>
         <w:tc>
           <w:tcPr>
@@ -7779,7 +9478,7 @@
     </w:tbl>
     <w:p>
       <w:pPr>
-        <w:pStyle w:val="3"/>
+        <w:pStyle w:val="2"/>
         <w:keepNext/>
         <w:keepLines/>
         <w:pageBreakBefore w:val="0"/>
@@ -7795,23 +9494,34 @@
         <w:snapToGrid/>
         <w:spacing w:before="0" w:after="0" w:line="416" w:lineRule="auto"/>
         <w:textAlignment w:val="auto"/>
+        <w:outlineLvl w:val="0"/>
         <w:rPr>
           <w:rFonts w:hint="eastAsia"/>
         </w:rPr>
       </w:pPr>
-      <w:bookmarkStart w:id="22" w:name="_Toc99441726"/>
+      <w:bookmarkStart w:id="39" w:name="_Toc99441726"/>
+      <w:bookmarkStart w:id="40" w:name="_Toc18085"/>
       <w:r>
         <w:rPr>
           <w:rFonts w:hint="eastAsia"/>
-        </w:rPr>
-        <w:t>6. 其他需求</w:t>
+          <w:lang w:val="en-US" w:eastAsia="zh-CN"/>
+        </w:rPr>
+        <w:t>7</w:t>
       </w:r>
-      <w:bookmarkEnd w:id="22"/>
+      <w:r>
+        <w:rPr>
+          <w:rFonts w:hint="eastAsia"/>
+        </w:rPr>
+        <w:t>其他需求</w:t>
+      </w:r>
+      <w:bookmarkEnd w:id="39"/>
+      <w:bookmarkEnd w:id="40"/>
     </w:p>
     <w:p>
       <w:pPr>
         <w:rPr>
           <w:rFonts w:hint="eastAsia"/>
+          <w:lang w:val="en-US" w:eastAsia="zh-CN"/>
         </w:rPr>
       </w:pPr>
       <w:r>
@@ -7823,8 +9533,10 @@
     </w:p>
     <w:p>
       <w:pPr>
-        <w:rPr>
-          <w:rFonts w:hint="eastAsia"/>
+        <w:pStyle w:val="2"/>
+        <w:rPr>
+          <w:rFonts w:hint="default"/>
+          <w:lang w:val="en-US" w:eastAsia="zh-CN"/>
         </w:rPr>
       </w:pPr>
     </w:p>
@@ -7971,7 +9683,7 @@
         <wp:inline distT="0" distB="0" distL="114300" distR="114300">
           <wp:extent cx="1711960" cy="379730"/>
           <wp:effectExtent l="0" t="0" r="10160" b="1270"/>
-          <wp:docPr id="5" name="图片 2" descr="说明: C:\Users\lyh\Documents\Tencent Files\7357220\Image\C2C\2W[O)P}3L(A%`~{CD6_TTDJ.png"/>
+          <wp:docPr id="8" name="图片 2" descr="说明: C:\Users\lyh\Documents\Tencent Files\7357220\Image\C2C\2W[O)P}3L(A%`~{CD6_TTDJ.png"/>
           <wp:cNvGraphicFramePr>
             <a:graphicFrameLocks xmlns:a="http://schemas.openxmlformats.org/drawingml/2006/main" noChangeAspect="1"/>
           </wp:cNvGraphicFramePr>
@@ -7979,7 +9691,7 @@
             <a:graphicData uri="http://schemas.openxmlformats.org/drawingml/2006/picture">
               <pic:pic xmlns:pic="http://schemas.openxmlformats.org/drawingml/2006/picture">
                 <pic:nvPicPr>
-                  <pic:cNvPr id="5" name="图片 2" descr="说明: C:\Users\lyh\Documents\Tencent Files\7357220\Image\C2C\2W[O)P}3L(A%`~{CD6_TTDJ.png"/>
+                  <pic:cNvPr id="8" name="图片 2" descr="说明: C:\Users\lyh\Documents\Tencent Files\7357220\Image\C2C\2W[O)P}3L(A%`~{CD6_TTDJ.png"/>
                   <pic:cNvPicPr>
                     <a:picLocks noChangeAspect="1"/>
                   </pic:cNvPicPr>
@@ -8079,7 +9791,7 @@
               <wp:extent cx="6172200" cy="0"/>
               <wp:effectExtent l="0" t="0" r="0" b="0"/>
               <wp:wrapNone/>
-              <wp:docPr id="4" name="直线 1"/>
+              <wp:docPr id="9" name="直线 1"/>
               <wp:cNvGraphicFramePr/>
               <a:graphic xmlns:a="http://schemas.openxmlformats.org/drawingml/2006/main">
                 <a:graphicData uri="http://schemas.microsoft.com/office/word/2010/wordprocessingShape">
@@ -8111,7 +9823,7 @@
         </mc:Choice>
         <mc:Fallback>
           <w:pict>
-            <v:line id="直线 1" o:spid="_x0000_s1026" o:spt="20" style="position:absolute;left:0pt;margin-left:0pt;margin-top:2.55pt;height:0pt;width:486pt;z-index:251659264;mso-width-relative:page;mso-height-relative:page;" filled="f" stroked="t" coordsize="21600,21600" o:gfxdata="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">
+            <v:line id="直线 1" o:spid="_x0000_s1026" o:spt="20" style="position:absolute;left:0pt;margin-left:0pt;margin-top:2.55pt;height:0pt;width:486pt;z-index:251659264;mso-width-relative:page;mso-height-relative:page;" filled="f" stroked="t" coordsize="21600,21600" o:gfxdata="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">
               <v:fill on="f" focussize="0,0"/>
               <v:stroke color="#000000" joinstyle="round"/>
               <v:imagedata o:title=""/>
@@ -8123,26 +9835,6 @@
     </w:r>
   </w:p>
 </w:hdr>
-</file>
-
-<file path=word/numbering.xml><?xml version="1.0" encoding="utf-8"?>
-<w:numbering xmlns:wpc="http://schemas.microsoft.com/office/word/2010/wordprocessingCanvas" xmlns:mc="http://schemas.openxmlformats.org/markup-compatibility/2006" xmlns:o="urn:schemas-microsoft-com:office:office" xmlns:r="http://schemas.openxmlformats.org/officeDocument/2006/relationships" xmlns:m="http://schemas.openxmlformats.org/officeDocument/2006/math" xmlns:v="urn:schemas-microsoft-com:vml" xmlns:wp14="http://schemas.microsoft.com/office/word/2010/wordprocessingDrawing" xmlns:wp="http://schemas.openxmlformats.org/drawingml/2006/wordprocessingDrawing" xmlns:w10="urn:schemas-microsoft-com:office:word" xmlns:w="http://schemas.openxmlformats.org/wordprocessingml/2006/main" xmlns:w14="http://schemas.microsoft.com/office/word/2010/wordml" xmlns:wpg="http://schemas.microsoft.com/office/word/2010/wordprocessingGroup" xmlns:wpi="http://schemas.microsoft.com/office/word/2010/wordprocessingInk" xmlns:wne="http://schemas.microsoft.com/office/word/2006/wordml" xmlns:wps="http://schemas.microsoft.com/office/word/2010/wordprocessingShape" xmlns:wpsCustomData="http://www.wps.cn/officeDocument/2013/wpsCustomData" mc:Ignorable="w14 wp14">
-  <w:abstractNum w:abstractNumId="0">
-    <w:nsid w:val="D725F6C2"/>
-    <w:multiLevelType w:val="singleLevel"/>
-    <w:tmpl w:val="D725F6C2"/>
-    <w:lvl w:ilvl="0" w:tentative="0">
-      <w:start w:val="2"/>
-      <w:numFmt w:val="decimal"/>
-      <w:suff w:val="space"/>
-      <w:lvlText w:val="%1."/>
-      <w:lvlJc w:val="left"/>
-    </w:lvl>
-  </w:abstractNum>
-  <w:num w:numId="1">
-    <w:abstractNumId w:val="0"/>
-  </w:num>
-</w:numbering>
 </file>
 
 <file path=word/styles.xml><?xml version="1.0" encoding="utf-8"?>
@@ -8221,7 +9913,7 @@
     <w:lsdException w:qFormat="1" w:unhideWhenUsed="0" w:uiPriority="0" w:semiHidden="0" w:name="Title"/>
     <w:lsdException w:unhideWhenUsed="0" w:uiPriority="0" w:semiHidden="0" w:name="Closing"/>
     <w:lsdException w:unhideWhenUsed="0" w:uiPriority="0" w:semiHidden="0" w:name="Signature"/>
-    <w:lsdException w:unhideWhenUsed="0" w:uiPriority="0" w:name="Default Paragraph Font"/>
+    <w:lsdException w:qFormat="1" w:unhideWhenUsed="0" w:uiPriority="0" w:name="Default Paragraph Font"/>
     <w:lsdException w:unhideWhenUsed="0" w:uiPriority="0" w:semiHidden="0" w:name="Body Text"/>
     <w:lsdException w:unhideWhenUsed="0" w:uiPriority="0" w:semiHidden="0" w:name="Body Text Indent"/>
     <w:lsdException w:unhideWhenUsed="0" w:uiPriority="0" w:semiHidden="0" w:name="List Continue"/>
@@ -8483,6 +10175,7 @@
   <w:style w:type="character" w:default="1" w:styleId="13">
     <w:name w:val="Default Paragraph Font"/>
     <w:semiHidden/>
+    <w:qFormat/>
     <w:uiPriority w:val="0"/>
   </w:style>
   <w:style w:type="table" w:default="1" w:styleId="11">
